--- a/納品レポート/ホテル別レポート/daiwa_osaki_口コミ分析改善レポート.docx
+++ b/納品レポート/ホテル別レポート/daiwa_osaki_口コミ分析改善レポート.docx
@@ -96,7 +96,7 @@
           <w:sz w:val="22"/>
           <w:szCs w:val="22"/>
         </w:rPr>
-        <w:t xml:space="preserve">レビュー総数：50件（6サイト）</w:t>
+        <w:t xml:space="preserve">レビュー総数：51件（6サイト）</w:t>
       </w:r>
     </w:p>
     <w:p>
@@ -131,7 +131,7 @@
           <w:sz w:val="20"/>
           <w:szCs w:val="20"/>
         </w:rPr>
-        <w:t xml:space="preserve">作成日：2026年3月17日</w:t>
+        <w:t xml:space="preserve">作成日：2026年3月18日</w:t>
       </w:r>
     </w:p>
     <w:p>
@@ -189,7 +189,7 @@
           <w:sz w:val="21"/>
           <w:szCs w:val="21"/>
         </w:rPr>
-        <w:t xml:space="preserve">2026年2月〜3月に各OTAサイト・口コミサイトに投稿された50件のレビューを包括的に分析しました。以下が主要な発見事項です。</w:t>
+        <w:t xml:space="preserve">2026年2月〜3月に各OTAサイト・口コミサイトに投稿された51件のレビューを包括的に分析しました。以下が主要な発見事項です。</w:t>
       </w:r>
     </w:p>
     <w:p>
@@ -261,7 +261,7 @@
                 <w:sz w:val="36"/>
                 <w:szCs w:val="36"/>
               </w:rPr>
-              <w:t xml:space="preserve">8.88</w:t>
+              <w:t xml:space="preserve">8.90</w:t>
             </w:r>
           </w:p>
         </w:tc>
@@ -310,7 +310,7 @@
                 <w:sz w:val="36"/>
                 <w:szCs w:val="36"/>
               </w:rPr>
-              <w:t xml:space="preserve">84.0%</w:t>
+              <w:t xml:space="preserve">84.3%</w:t>
             </w:r>
           </w:p>
         </w:tc>
@@ -408,7 +408,7 @@
                 <w:sz w:val="36"/>
                 <w:szCs w:val="36"/>
               </w:rPr>
-              <w:t xml:space="preserve">50件</w:t>
+              <w:t xml:space="preserve">51件</w:t>
             </w:r>
           </w:p>
         </w:tc>
@@ -448,7 +448,7 @@
           <w:sz w:val="21"/>
           <w:szCs w:val="21"/>
         </w:rPr>
-        <w:t xml:space="preserve">全体平均スコア8.88点（10点換算）は良好な水準であり、84.0%が高評価（8-10点）に分類されます。低評価（1-4点）は0件（0.0%）で、ゲスト満足度は良好です。Trip.com（9.60点）で特に高い評価を獲得しています。</w:t>
+        <w:t xml:space="preserve">全体平均スコア8.90点（10点換算）は良好な水準であり、84.3%が高評価（8-10点）に分類されます。低評価（1-4点）は0件（0.0%）で、ゲスト満足度は良好です。Trip.com（9.64点）で特に高い評価を獲得しています。</w:t>
       </w:r>
     </w:p>
     <w:p>
@@ -987,7 +987,7 @@
                 <w:sz w:val="20"/>
                 <w:szCs w:val="20"/>
               </w:rPr>
-              <w:t xml:space="preserve">10</w:t>
+              <w:t xml:space="preserve">11</w:t>
             </w:r>
           </w:p>
         </w:tc>
@@ -1021,7 +1021,7 @@
                 <w:sz w:val="20"/>
                 <w:szCs w:val="20"/>
               </w:rPr>
-              <w:t xml:space="preserve">9.6</w:t>
+              <w:t xml:space="preserve">9.64</w:t>
             </w:r>
           </w:p>
         </w:tc>
@@ -1089,7 +1089,7 @@
                 <w:sz w:val="20"/>
                 <w:szCs w:val="20"/>
               </w:rPr>
-              <w:t xml:space="preserve">9.6</w:t>
+              <w:t xml:space="preserve">9.64</w:t>
             </w:r>
           </w:p>
         </w:tc>
@@ -2418,7 +2418,7 @@
           <w:sz w:val="21"/>
           <w:szCs w:val="21"/>
         </w:rPr>
-        <w:t xml:space="preserve">評価分布は10点（48.0%）に最も多く、8点以上の高評価が84.0%を占め、高い顧客満足度を示しています。</w:t>
+        <w:t xml:space="preserve">評価分布は10点（49.0%）に最も多く、8点以上の高評価が84.3%を占め、高い顧客満足度を示しています。</w:t>
       </w:r>
     </w:p>
     <w:p>
@@ -2653,7 +2653,7 @@
                 <w:sz w:val="20"/>
                 <w:szCs w:val="20"/>
               </w:rPr>
-              <w:t xml:space="preserve">24</w:t>
+              <w:t xml:space="preserve">25</w:t>
             </w:r>
           </w:p>
         </w:tc>
@@ -2688,7 +2688,7 @@
                 <w:sz w:val="20"/>
                 <w:szCs w:val="20"/>
               </w:rPr>
-              <w:t xml:space="preserve">48.0%</w:t>
+              <w:t xml:space="preserve">49.0%</w:t>
             </w:r>
           </w:p>
         </w:tc>
@@ -2726,7 +2726,7 @@
                 <w:sz w:val="18"/>
                 <w:szCs w:val="18"/>
               </w:rPr>
-              <w:t xml:space="preserve"> 24件</w:t>
+              <w:t xml:space="preserve"> 25件</w:t>
             </w:r>
           </w:p>
         </w:tc>
@@ -2833,7 +2833,7 @@
                 <w:sz w:val="20"/>
                 <w:szCs w:val="20"/>
               </w:rPr>
-              <w:t xml:space="preserve">16.0%</w:t>
+              <w:t xml:space="preserve">15.7%</w:t>
             </w:r>
           </w:p>
         </w:tc>
@@ -2861,7 +2861,7 @@
                 <w:sz w:val="20"/>
                 <w:szCs w:val="20"/>
               </w:rPr>
-              <w:t xml:space="preserve">███████</w:t>
+              <w:t xml:space="preserve">██████</w:t>
             </w:r>
             <w:r>
               <w:rPr>
@@ -2977,7 +2977,7 @@
                 <w:sz w:val="20"/>
                 <w:szCs w:val="20"/>
               </w:rPr>
-              <w:t xml:space="preserve">20.0%</w:t>
+              <w:t xml:space="preserve">19.6%</w:t>
             </w:r>
           </w:p>
         </w:tc>
@@ -3122,7 +3122,7 @@
                 <w:sz w:val="20"/>
                 <w:szCs w:val="20"/>
               </w:rPr>
-              <w:t xml:space="preserve">8.0%</w:t>
+              <w:t xml:space="preserve">7.8%</w:t>
             </w:r>
           </w:p>
         </w:tc>
@@ -3266,7 +3266,7 @@
                 <w:sz w:val="20"/>
                 <w:szCs w:val="20"/>
               </w:rPr>
-              <w:t xml:space="preserve">8.0%</w:t>
+              <w:t xml:space="preserve">7.8%</w:t>
             </w:r>
           </w:p>
         </w:tc>
@@ -3380,7 +3380,7 @@
                 <w:sz w:val="24"/>
                 <w:szCs w:val="24"/>
               </w:rPr>
-              <w:t xml:space="preserve">42件（84.0%）</w:t>
+              <w:t xml:space="preserve">43件（84.3%）</w:t>
             </w:r>
           </w:p>
         </w:tc>
@@ -3431,7 +3431,7 @@
                 <w:sz w:val="24"/>
                 <w:szCs w:val="24"/>
               </w:rPr>
-              <w:t xml:space="preserve">8件（16.0%）</w:t>
+              <w:t xml:space="preserve">8件（15.7%）</w:t>
             </w:r>
           </w:p>
         </w:tc>
@@ -3756,7 +3756,7 @@
                 <w:sz w:val="20"/>
                 <w:szCs w:val="20"/>
               </w:rPr>
-              <w:t xml:space="preserve">「立地はとても便利で、窓の一つからは素晴らしい景色が望めます」「ホテルの立地は便利で、近くにレストランやショップがたくさんあり、滞在するには良い場所です」</w:t>
+              <w:t xml:space="preserve">「値段も手頃だし、立地も便利」「立地はとても便利で、窓の一つからは素晴らしい景色が望めます」</w:t>
             </w:r>
           </w:p>
         </w:tc>
@@ -4322,7 +4322,7 @@
           <w:sz w:val="21"/>
           <w:szCs w:val="21"/>
         </w:rPr>
-        <w:t xml:space="preserve">口コミの多数で「立地・アクセス」に関するポジティブな言及が見られ、ダイワロイネットホテル東京大崎の最大の差別化要因となっています。立地はとても便利で、窓の一つからは素晴らしい景色が望めますといった声が多数寄せられています。</w:t>
+        <w:t xml:space="preserve">口コミの多数で「立地・アクセス」に関するポジティブな言及が見られ、ダイワロイネットホテル東京大崎の最大の差別化要因となっています。値段も手頃だし、立地も便利といった声が多数寄せられています。</w:t>
       </w:r>
     </w:p>
     <w:p>
@@ -4341,7 +4341,7 @@
           <w:sz w:val="21"/>
           <w:szCs w:val="21"/>
         </w:rPr>
-        <w:t xml:space="preserve">立地はとても便利で、窓の一つからは素晴らしい景色が望めます</w:t>
+        <w:t xml:space="preserve">値段も手頃だし、立地も便利</w:t>
       </w:r>
     </w:p>
     <w:p>
@@ -4360,7 +4360,7 @@
           <w:sz w:val="21"/>
           <w:szCs w:val="21"/>
         </w:rPr>
-        <w:t xml:space="preserve">ホテルの立地は便利で、近くにレストランやショップがたくさんあり、滞在するには良い場所です</w:t>
+        <w:t xml:space="preserve">立地はとても便利で、窓の一つからは素晴らしい景色が望めます</w:t>
       </w:r>
     </w:p>
     <w:p>
@@ -4379,7 +4379,7 @@
           <w:sz w:val="21"/>
           <w:szCs w:val="21"/>
         </w:rPr>
-        <w:t xml:space="preserve">最高の立地です</w:t>
+        <w:t xml:space="preserve">ホテルの立地は便利で、近くにレストランやショップがたくさんあり、滞在するには良い場所です</w:t>
       </w:r>
     </w:p>
     <w:p>
@@ -6535,7 +6535,7 @@
                 <w:sz w:val="20"/>
                 <w:szCs w:val="20"/>
               </w:rPr>
-              <w:t xml:space="preserve">8.88点</w:t>
+              <w:t xml:space="preserve">8.90点</w:t>
             </w:r>
           </w:p>
         </w:tc>
@@ -6675,7 +6675,7 @@
                 <w:sz w:val="20"/>
                 <w:szCs w:val="20"/>
               </w:rPr>
-              <w:t xml:space="preserve">84.0%</w:t>
+              <w:t xml:space="preserve">84.3%</w:t>
             </w:r>
           </w:p>
         </w:tc>
@@ -7366,7 +7366,43 @@
           <w:sz w:val="22"/>
           <w:szCs w:val="22"/>
         </w:rPr>
-        <w:t xml:space="preserve">[1] Booking.com / 9点 / 2026-03-15</w:t>
+        <w:t xml:space="preserve">[1] Trip.com / 10点 / 2026-03-15</w:t>
+      </w:r>
+    </w:p>
+    <w:p>
+      <w:pPr>
+        <w:spacing w:after="120" w:line="320"/>
+        <w:jc w:val="left"/>
+      </w:pPr>
+      <w:r>
+        <w:rPr>
+          <w:rFonts w:ascii="Arial" w:cs="Arial" w:eastAsia="Arial" w:hAnsi="Arial"/>
+          <w:color w:val="333333"/>
+          <w:sz w:val="21"/>
+          <w:szCs w:val="21"/>
+        </w:rPr>
+        <w:t xml:space="preserve">このホテル、すごく気に入りました！値段も手頃だし、立地も便利。絶対にまた泊まりたいです！</w:t>
+      </w:r>
+    </w:p>
+    <w:p>
+      <w:pPr>
+        <w:spacing w:after="60"/>
+      </w:pPr>
+    </w:p>
+    <w:p>
+      <w:pPr>
+        <w:spacing w:after="120" w:before="200"/>
+      </w:pPr>
+      <w:r>
+        <w:rPr>
+          <w:rFonts w:ascii="Arial" w:cs="Arial" w:eastAsia="Arial" w:hAnsi="Arial"/>
+          <w:b/>
+          <w:bCs/>
+          <w:color w:val="1B3A5C"/>
+          <w:sz w:val="22"/>
+          <w:szCs w:val="22"/>
+        </w:rPr>
+        <w:t xml:space="preserve">[2] Booking.com / 9点 / 2026-03-15</w:t>
       </w:r>
     </w:p>
     <w:p>
@@ -7428,7 +7464,7 @@
           <w:sz w:val="22"/>
           <w:szCs w:val="22"/>
         </w:rPr>
-        <w:t xml:space="preserve">[2] じゃらん / 10点 / 2026-03-15</w:t>
+        <w:t xml:space="preserve">[3] じゃらん / 10点 / 2026-03-15</w:t>
       </w:r>
     </w:p>
     <w:p>
@@ -7464,7 +7500,7 @@
           <w:sz w:val="22"/>
           <w:szCs w:val="22"/>
         </w:rPr>
-        <w:t xml:space="preserve">[3] Trip.com / 10点 / 2026-03-14</w:t>
+        <w:t xml:space="preserve">[4] Trip.com / 10点 / 2026-03-14</w:t>
       </w:r>
     </w:p>
     <w:p>
@@ -7500,7 +7536,7 @@
           <w:sz w:val="22"/>
           <w:szCs w:val="22"/>
         </w:rPr>
-        <w:t xml:space="preserve">[4] じゃらん / 8点 / 2026-03-11</w:t>
+        <w:t xml:space="preserve">[5] じゃらん / 8点 / 2026-03-11</w:t>
       </w:r>
     </w:p>
     <w:p>
@@ -7516,42 +7552,6 @@
           <w:szCs w:val="21"/>
         </w:rPr>
         <w:t xml:space="preserve">1月の3連休に2泊朝食付で泊まりました。  ホテル料金高騰の中で都心にも関わらず理想的な値段で泊まれたので有り難かったです。  朝食もバラエティがあり、パスタがあるのはイタリアンらしいなと思いました。  また機会があれば泊まると思います。</w:t>
-      </w:r>
-    </w:p>
-    <w:p>
-      <w:pPr>
-        <w:spacing w:after="60"/>
-      </w:pPr>
-    </w:p>
-    <w:p>
-      <w:pPr>
-        <w:spacing w:after="120" w:before="200"/>
-      </w:pPr>
-      <w:r>
-        <w:rPr>
-          <w:rFonts w:ascii="Arial" w:cs="Arial" w:eastAsia="Arial" w:hAnsi="Arial"/>
-          <w:b/>
-          <w:bCs/>
-          <w:color w:val="1B3A5C"/>
-          <w:sz w:val="22"/>
-          <w:szCs w:val="22"/>
-        </w:rPr>
-        <w:t xml:space="preserve">[5] Trip.com / 10点 / 2026-03-10</w:t>
-      </w:r>
-    </w:p>
-    <w:p>
-      <w:pPr>
-        <w:spacing w:after="120" w:line="320"/>
-        <w:jc w:val="left"/>
-      </w:pPr>
-      <w:r>
-        <w:rPr>
-          <w:rFonts w:ascii="Arial" w:cs="Arial" w:eastAsia="Arial" w:hAnsi="Arial"/>
-          <w:color w:val="333333"/>
-          <w:sz w:val="21"/>
-          <w:szCs w:val="21"/>
-        </w:rPr>
-        <w:t xml:space="preserve">全体的に、滞在はなかなか良かったです。ホテルの立地は便利で、近くにレストランやショップがたくさんあり、滞在するには良い場所です。部屋は中くらいの広さで、概ね清潔でしたが、設備は少し古かったです。スタッフの態度は平均的で、チェックインとチェックアウトはスムーズでした。朝食の種類は多くありませんでしたが、味は許容範囲でした。全体的に、特筆すべき点はないものの、まずまずの滞在でした。短期旅行には検...</w:t>
       </w:r>
     </w:p>
     <w:p>
@@ -7760,7 +7760,7 @@
                 <w:sz w:val="21"/>
                 <w:szCs w:val="21"/>
               </w:rPr>
-              <w:t xml:space="preserve">ダイワロイネットホテル東京大崎は、全体平均8.88点（10点換算）、高評価率84.0%という良好な顧客満足度を維持しているホテルです。特に「立地・アクセス」「清潔さ・清掃」が多くのゲストから高く評価されています。</w:t>
+              <w:t xml:space="preserve">ダイワロイネットホテル東京大崎は、全体平均8.90点（10点換算）、高評価率84.3%という良好な顧客満足度を維持しているホテルです。特に「立地・アクセス」「清潔さ・清掃」が多くのゲストから高く評価されています。</w:t>
             </w:r>
           </w:p>
           <w:p>

--- a/納品レポート/ホテル別レポート/daiwa_osaki_口コミ分析改善レポート.docx
+++ b/納品レポート/ホテル別レポート/daiwa_osaki_口コミ分析改善レポート.docx
@@ -96,7 +96,7 @@
           <w:sz w:val="22"/>
           <w:szCs w:val="22"/>
         </w:rPr>
-        <w:t xml:space="preserve">レビュー総数：51件（6サイト）</w:t>
+        <w:t xml:space="preserve">レビュー総数：53件（6サイト）</w:t>
       </w:r>
     </w:p>
     <w:p>
@@ -131,7 +131,7 @@
           <w:sz w:val="20"/>
           <w:szCs w:val="20"/>
         </w:rPr>
-        <w:t xml:space="preserve">作成日：2026年3月18日</w:t>
+        <w:t xml:space="preserve">作成日：2026年3月19日</w:t>
       </w:r>
     </w:p>
     <w:p>
@@ -189,7 +189,7 @@
           <w:sz w:val="21"/>
           <w:szCs w:val="21"/>
         </w:rPr>
-        <w:t xml:space="preserve">2026年2月〜3月に各OTAサイト・口コミサイトに投稿された51件のレビューを包括的に分析しました。以下が主要な発見事項です。</w:t>
+        <w:t xml:space="preserve">2026年2月〜3月に各OTAサイト・口コミサイトに投稿された53件のレビューを包括的に分析しました。以下が主要な発見事項です。</w:t>
       </w:r>
     </w:p>
     <w:p>
@@ -261,7 +261,7 @@
                 <w:sz w:val="36"/>
                 <w:szCs w:val="36"/>
               </w:rPr>
-              <w:t xml:space="preserve">8.90</w:t>
+              <w:t xml:space="preserve">8.91</w:t>
             </w:r>
           </w:p>
         </w:tc>
@@ -310,7 +310,7 @@
                 <w:sz w:val="36"/>
                 <w:szCs w:val="36"/>
               </w:rPr>
-              <w:t xml:space="preserve">84.3%</w:t>
+              <w:t xml:space="preserve">84.9%</w:t>
             </w:r>
           </w:p>
         </w:tc>
@@ -408,7 +408,7 @@
                 <w:sz w:val="36"/>
                 <w:szCs w:val="36"/>
               </w:rPr>
-              <w:t xml:space="preserve">51件</w:t>
+              <w:t xml:space="preserve">53件</w:t>
             </w:r>
           </w:p>
         </w:tc>
@@ -448,7 +448,7 @@
           <w:sz w:val="21"/>
           <w:szCs w:val="21"/>
         </w:rPr>
-        <w:t xml:space="preserve">全体平均スコア8.90点（10点換算）は良好な水準であり、84.3%が高評価（8-10点）に分類されます。低評価（1-4点）は0件（0.0%）で、ゲスト満足度は良好です。Trip.com（9.64点）で特に高い評価を獲得しています。</w:t>
+        <w:t xml:space="preserve">全体平均スコア8.91点（10点換算）は良好な水準であり、84.9%が高評価（8-10点）に分類されます。低評価（1-4点）は0件（0.0%）で、ゲスト満足度は良好です。Trip.com（9.64点）で特に高い評価を獲得しています。</w:t>
       </w:r>
     </w:p>
     <w:p>
@@ -1229,7 +1229,7 @@
                 <w:sz w:val="20"/>
                 <w:szCs w:val="20"/>
               </w:rPr>
-              <w:t xml:space="preserve">4</w:t>
+              <w:t xml:space="preserve">5</w:t>
             </w:r>
           </w:p>
         </w:tc>
@@ -1264,7 +1264,7 @@
                 <w:sz w:val="20"/>
                 <w:szCs w:val="20"/>
               </w:rPr>
-              <w:t xml:space="preserve">9.25</w:t>
+              <w:t xml:space="preserve">9</w:t>
             </w:r>
           </w:p>
         </w:tc>
@@ -1334,7 +1334,7 @@
                 <w:sz w:val="20"/>
                 <w:szCs w:val="20"/>
               </w:rPr>
-              <w:t xml:space="preserve">9.25</w:t>
+              <w:t xml:space="preserve">9</w:t>
             </w:r>
           </w:p>
         </w:tc>
@@ -1474,7 +1474,7 @@
                 <w:sz w:val="20"/>
                 <w:szCs w:val="20"/>
               </w:rPr>
-              <w:t xml:space="preserve">20</w:t>
+              <w:t xml:space="preserve">21</w:t>
             </w:r>
           </w:p>
         </w:tc>
@@ -1508,7 +1508,7 @@
                 <w:sz w:val="20"/>
                 <w:szCs w:val="20"/>
               </w:rPr>
-              <w:t xml:space="preserve">8.95</w:t>
+              <w:t xml:space="preserve">9</w:t>
             </w:r>
           </w:p>
         </w:tc>
@@ -1576,7 +1576,7 @@
                 <w:sz w:val="20"/>
                 <w:szCs w:val="20"/>
               </w:rPr>
-              <w:t xml:space="preserve">8.95</w:t>
+              <w:t xml:space="preserve">9</w:t>
             </w:r>
           </w:p>
         </w:tc>
@@ -1644,7 +1644,7 @@
                 <w:sz w:val="20"/>
                 <w:szCs w:val="20"/>
               </w:rPr>
-              <w:t xml:space="preserve">良好</w:t>
+              <w:t xml:space="preserve">優秀</w:t>
             </w:r>
           </w:p>
         </w:tc>
@@ -2418,7 +2418,7 @@
           <w:sz w:val="21"/>
           <w:szCs w:val="21"/>
         </w:rPr>
-        <w:t xml:space="preserve">評価分布は10点（49.0%）に最も多く、8点以上の高評価が84.3%を占め、高い顧客満足度を示しています。</w:t>
+        <w:t xml:space="preserve">評価分布は10点（49.1%）に最も多く、8点以上の高評価が84.9%を占め、高い顧客満足度を示しています。</w:t>
       </w:r>
     </w:p>
     <w:p>
@@ -2653,7 +2653,7 @@
                 <w:sz w:val="20"/>
                 <w:szCs w:val="20"/>
               </w:rPr>
-              <w:t xml:space="preserve">25</w:t>
+              <w:t xml:space="preserve">26</w:t>
             </w:r>
           </w:p>
         </w:tc>
@@ -2688,7 +2688,7 @@
                 <w:sz w:val="20"/>
                 <w:szCs w:val="20"/>
               </w:rPr>
-              <w:t xml:space="preserve">49.0%</w:t>
+              <w:t xml:space="preserve">49.1%</w:t>
             </w:r>
           </w:p>
         </w:tc>
@@ -2726,7 +2726,7 @@
                 <w:sz w:val="18"/>
                 <w:szCs w:val="18"/>
               </w:rPr>
-              <w:t xml:space="preserve"> 25件</w:t>
+              <w:t xml:space="preserve"> 26件</w:t>
             </w:r>
           </w:p>
         </w:tc>
@@ -2833,7 +2833,7 @@
                 <w:sz w:val="20"/>
                 <w:szCs w:val="20"/>
               </w:rPr>
-              <w:t xml:space="preserve">15.7%</w:t>
+              <w:t xml:space="preserve">15.1%</w:t>
             </w:r>
           </w:p>
         </w:tc>
@@ -2942,7 +2942,7 @@
                 <w:sz w:val="20"/>
                 <w:szCs w:val="20"/>
               </w:rPr>
-              <w:t xml:space="preserve">10</w:t>
+              <w:t xml:space="preserve">11</w:t>
             </w:r>
           </w:p>
         </w:tc>
@@ -2977,7 +2977,7 @@
                 <w:sz w:val="20"/>
                 <w:szCs w:val="20"/>
               </w:rPr>
-              <w:t xml:space="preserve">19.6%</w:t>
+              <w:t xml:space="preserve">20.8%</w:t>
             </w:r>
           </w:p>
         </w:tc>
@@ -3015,7 +3015,7 @@
                 <w:sz w:val="18"/>
                 <w:szCs w:val="18"/>
               </w:rPr>
-              <w:t xml:space="preserve"> 10件</w:t>
+              <w:t xml:space="preserve"> 11件</w:t>
             </w:r>
           </w:p>
         </w:tc>
@@ -3122,7 +3122,7 @@
                 <w:sz w:val="20"/>
                 <w:szCs w:val="20"/>
               </w:rPr>
-              <w:t xml:space="preserve">7.8%</w:t>
+              <w:t xml:space="preserve">7.5%</w:t>
             </w:r>
           </w:p>
         </w:tc>
@@ -3266,7 +3266,7 @@
                 <w:sz w:val="20"/>
                 <w:szCs w:val="20"/>
               </w:rPr>
-              <w:t xml:space="preserve">7.8%</w:t>
+              <w:t xml:space="preserve">7.5%</w:t>
             </w:r>
           </w:p>
         </w:tc>
@@ -3380,7 +3380,7 @@
                 <w:sz w:val="24"/>
                 <w:szCs w:val="24"/>
               </w:rPr>
-              <w:t xml:space="preserve">43件（84.3%）</w:t>
+              <w:t xml:space="preserve">45件（84.9%）</w:t>
             </w:r>
           </w:p>
         </w:tc>
@@ -3431,7 +3431,7 @@
                 <w:sz w:val="24"/>
                 <w:szCs w:val="24"/>
               </w:rPr>
-              <w:t xml:space="preserve">8件（15.7%）</w:t>
+              <w:t xml:space="preserve">8件（15.1%）</w:t>
             </w:r>
           </w:p>
         </w:tc>
@@ -3756,7 +3756,7 @@
                 <w:sz w:val="20"/>
                 <w:szCs w:val="20"/>
               </w:rPr>
-              <w:t xml:space="preserve">「値段も手頃だし、立地も便利」「立地はとても便利で、窓の一つからは素晴らしい景色が望めます」</w:t>
+              <w:t xml:space="preserve">「Location, comfort, amenities None なし」「大崎駅直ぐという立地やアクセスしやすいのが便利です」</w:t>
             </w:r>
           </w:p>
         </w:tc>
@@ -3860,7 +3860,7 @@
                 <w:sz w:val="20"/>
                 <w:szCs w:val="20"/>
               </w:rPr>
-              <w:t xml:space="preserve">「清潔でした」「部屋は中くらいの広さで、概ね清潔でしたが、設備は少し古かったです」</w:t>
+              <w:t xml:space="preserve">「清潔感のある過ごしやすい環境を提供しているホテルでした」「清潔でした」</w:t>
             </w:r>
           </w:p>
         </w:tc>
@@ -4037,7 +4037,7 @@
                 <w:sz w:val="20"/>
                 <w:szCs w:val="20"/>
               </w:rPr>
-              <w:t xml:space="preserve">8件</w:t>
+              <w:t xml:space="preserve">9件</w:t>
             </w:r>
           </w:p>
         </w:tc>
@@ -4071,7 +4071,7 @@
                 <w:sz w:val="20"/>
                 <w:szCs w:val="20"/>
               </w:rPr>
-              <w:t xml:space="preserve">「アメニティや設備も充実しており、コンセント、照明設備、ドライヤー、冷暖房も使いやすくとても快適に過ごせました」「房間空間適中，整體算乾淨，但設備稍微有些老舊」</w:t>
+              <w:t xml:space="preserve">「Location, comfort, amenities None なし」「アメニティや設備も充実しており、コンセント、照明設備、ドライヤー、冷暖房も使いやすくとても快適に過ごせました」</w:t>
             </w:r>
           </w:p>
         </w:tc>
@@ -4322,7 +4322,7 @@
           <w:sz w:val="21"/>
           <w:szCs w:val="21"/>
         </w:rPr>
-        <w:t xml:space="preserve">口コミの多数で「立地・アクセス」に関するポジティブな言及が見られ、ダイワロイネットホテル東京大崎の最大の差別化要因となっています。値段も手頃だし、立地も便利といった声が多数寄せられています。</w:t>
+        <w:t xml:space="preserve">口コミの多数で「立地・アクセス」に関するポジティブな言及が見られ、ダイワロイネットホテル東京大崎の最大の差別化要因となっています。Location, comfort, amenities None なしといった声が多数寄せられています。</w:t>
       </w:r>
     </w:p>
     <w:p>
@@ -4341,7 +4341,7 @@
           <w:sz w:val="21"/>
           <w:szCs w:val="21"/>
         </w:rPr>
-        <w:t xml:space="preserve">値段も手頃だし、立地も便利</w:t>
+        <w:t xml:space="preserve">Location, comfort, amenities None なし</w:t>
       </w:r>
     </w:p>
     <w:p>
@@ -4360,7 +4360,7 @@
           <w:sz w:val="21"/>
           <w:szCs w:val="21"/>
         </w:rPr>
-        <w:t xml:space="preserve">立地はとても便利で、窓の一つからは素晴らしい景色が望めます</w:t>
+        <w:t xml:space="preserve">大崎駅直ぐという立地やアクセスしやすいのが便利です</w:t>
       </w:r>
     </w:p>
     <w:p>
@@ -4379,7 +4379,7 @@
           <w:sz w:val="21"/>
           <w:szCs w:val="21"/>
         </w:rPr>
-        <w:t xml:space="preserve">ホテルの立地は便利で、近くにレストランやショップがたくさんあり、滞在するには良い場所です</w:t>
+        <w:t xml:space="preserve">値段も手頃だし、立地も便利</w:t>
       </w:r>
     </w:p>
     <w:p>
@@ -4416,7 +4416,7 @@
           <w:sz w:val="21"/>
           <w:szCs w:val="21"/>
         </w:rPr>
-        <w:t xml:space="preserve">清潔さ・清掃に関するポジティブな評価も多く寄せられています。「清潔でした」といったコメントが見られます。</w:t>
+        <w:t xml:space="preserve">清潔さ・清掃に関するポジティブな評価も多く寄せられています。「清潔感のある過ごしやすい環境を提供しているホテルでした」といったコメントが見られます。</w:t>
       </w:r>
     </w:p>
     <w:p>
@@ -6535,7 +6535,7 @@
                 <w:sz w:val="20"/>
                 <w:szCs w:val="20"/>
               </w:rPr>
-              <w:t xml:space="preserve">8.90点</w:t>
+              <w:t xml:space="preserve">8.91点</w:t>
             </w:r>
           </w:p>
         </w:tc>
@@ -6675,7 +6675,7 @@
                 <w:sz w:val="20"/>
                 <w:szCs w:val="20"/>
               </w:rPr>
-              <w:t xml:space="preserve">84.3%</w:t>
+              <w:t xml:space="preserve">84.9%</w:t>
             </w:r>
           </w:p>
         </w:tc>
@@ -6710,7 +6710,7 @@
                 <w:sz w:val="20"/>
                 <w:szCs w:val="20"/>
               </w:rPr>
-              <w:t xml:space="preserve">89%以上</w:t>
+              <w:t xml:space="preserve">90%以上</w:t>
             </w:r>
           </w:p>
         </w:tc>
@@ -7366,7 +7366,7 @@
           <w:sz w:val="22"/>
           <w:szCs w:val="22"/>
         </w:rPr>
-        <w:t xml:space="preserve">[1] Trip.com / 10点 / 2026-03-15</w:t>
+        <w:t xml:space="preserve">[1] Booking.com / 10点 / 2026-03-18</w:t>
       </w:r>
     </w:p>
     <w:p>
@@ -7381,7 +7381,33 @@
           <w:sz w:val="21"/>
           <w:szCs w:val="21"/>
         </w:rPr>
-        <w:t xml:space="preserve">このホテル、すごく気に入りました！値段も手頃だし、立地も便利。絶対にまた泊まりたいです！</w:t>
+        <w:t xml:space="preserve">Location, comfort, amenities</w:t>
+      </w:r>
+    </w:p>
+    <w:p>
+      <w:pPr>
+        <w:spacing w:after="120" w:line="320"/>
+        <w:jc w:val="left"/>
+      </w:pPr>
+      <w:r>
+        <w:rPr>
+          <w:rFonts w:ascii="Arial" w:cs="Arial" w:eastAsia="Arial" w:hAnsi="Arial"/>
+          <w:b/>
+          <w:bCs/>
+          <w:color w:val="C0392B"/>
+          <w:sz w:val="21"/>
+          <w:szCs w:val="21"/>
+        </w:rPr>
+        <w:t xml:space="preserve">【改善点】</w:t>
+      </w:r>
+      <w:r>
+        <w:rPr>
+          <w:rFonts w:ascii="Arial" w:cs="Arial" w:eastAsia="Arial" w:hAnsi="Arial"/>
+          <w:color w:val="333333"/>
+          <w:sz w:val="21"/>
+          <w:szCs w:val="21"/>
+        </w:rPr>
+        <w:t xml:space="preserve">なし</w:t>
       </w:r>
     </w:p>
     <w:p>
@@ -7402,7 +7428,79 @@
           <w:sz w:val="22"/>
           <w:szCs w:val="22"/>
         </w:rPr>
-        <w:t xml:space="preserve">[2] Booking.com / 9点 / 2026-03-15</w:t>
+        <w:t xml:space="preserve">[2] Agoda / 8点 / 2026-03-17</w:t>
+      </w:r>
+    </w:p>
+    <w:p>
+      <w:pPr>
+        <w:spacing w:after="120" w:line="320"/>
+        <w:jc w:val="left"/>
+      </w:pPr>
+      <w:r>
+        <w:rPr>
+          <w:rFonts w:ascii="Arial" w:cs="Arial" w:eastAsia="Arial" w:hAnsi="Arial"/>
+          <w:color w:val="333333"/>
+          <w:sz w:val="21"/>
+          <w:szCs w:val="21"/>
+        </w:rPr>
+        <w:t xml:space="preserve">清潔感のある過ごしやすい環境を提供しているホテルでした。 大崎駅直ぐという立地やアクセスしやすいのが便利です。</w:t>
+      </w:r>
+    </w:p>
+    <w:p>
+      <w:pPr>
+        <w:spacing w:after="60"/>
+      </w:pPr>
+    </w:p>
+    <w:p>
+      <w:pPr>
+        <w:spacing w:after="120" w:before="200"/>
+      </w:pPr>
+      <w:r>
+        <w:rPr>
+          <w:rFonts w:ascii="Arial" w:cs="Arial" w:eastAsia="Arial" w:hAnsi="Arial"/>
+          <w:b/>
+          <w:bCs/>
+          <w:color w:val="1B3A5C"/>
+          <w:sz w:val="22"/>
+          <w:szCs w:val="22"/>
+        </w:rPr>
+        <w:t xml:space="preserve">[3] Trip.com / 10点 / 2026-03-15</w:t>
+      </w:r>
+    </w:p>
+    <w:p>
+      <w:pPr>
+        <w:spacing w:after="120" w:line="320"/>
+        <w:jc w:val="left"/>
+      </w:pPr>
+      <w:r>
+        <w:rPr>
+          <w:rFonts w:ascii="Arial" w:cs="Arial" w:eastAsia="Arial" w:hAnsi="Arial"/>
+          <w:color w:val="333333"/>
+          <w:sz w:val="21"/>
+          <w:szCs w:val="21"/>
+        </w:rPr>
+        <w:t xml:space="preserve">このホテル、すごく気に入りました！値段も手頃だし、立地も便利。絶対にまた泊まりたいです！</w:t>
+      </w:r>
+    </w:p>
+    <w:p>
+      <w:pPr>
+        <w:spacing w:after="60"/>
+      </w:pPr>
+    </w:p>
+    <w:p>
+      <w:pPr>
+        <w:spacing w:after="120" w:before="200"/>
+      </w:pPr>
+      <w:r>
+        <w:rPr>
+          <w:rFonts w:ascii="Arial" w:cs="Arial" w:eastAsia="Arial" w:hAnsi="Arial"/>
+          <w:b/>
+          <w:bCs/>
+          <w:color w:val="1B3A5C"/>
+          <w:sz w:val="22"/>
+          <w:szCs w:val="22"/>
+        </w:rPr>
+        <w:t xml:space="preserve">[4] Booking.com / 9点 / 2026-03-15</w:t>
       </w:r>
     </w:p>
     <w:p>
@@ -7464,7 +7562,7 @@
           <w:sz w:val="22"/>
           <w:szCs w:val="22"/>
         </w:rPr>
-        <w:t xml:space="preserve">[3] じゃらん / 10点 / 2026-03-15</w:t>
+        <w:t xml:space="preserve">[5] じゃらん / 10点 / 2026-03-15</w:t>
       </w:r>
     </w:p>
     <w:p>
@@ -7500,7 +7598,7 @@
           <w:sz w:val="22"/>
           <w:szCs w:val="22"/>
         </w:rPr>
-        <w:t xml:space="preserve">[4] Trip.com / 10点 / 2026-03-14</w:t>
+        <w:t xml:space="preserve">[6] Google / 6点 / 2026-03-09</w:t>
       </w:r>
     </w:p>
     <w:p>
@@ -7515,7 +7613,7 @@
           <w:sz w:val="21"/>
           <w:szCs w:val="21"/>
         </w:rPr>
-        <w:t xml:space="preserve">立地はとても便利で、窓の一つからは素晴らしい景色が望めます。運良く天気にも恵まれ、富士山を見ることができました。</w:t>
+        <w:t xml:space="preserve">最高の立地です。駅やその他のアメニティにも非常に近いです。パートナーはひどいアレルギー症状があり、部屋に滞在中にのみ症状が出ました。害虫のせいか、清掃用の洗剤のせいかは分かりませんが、ベッドにいる時のみ症状が出ました。旅行中は日中は全く症状が出ませんでした。  もう一つの不満は、エレベーターが4階ロビーで止まってしまうため、ランドリーや電子レンジを使うのに非常に時間がかかることです。階段を使...</w:t>
       </w:r>
     </w:p>
     <w:p>
@@ -7536,7 +7634,7 @@
           <w:sz w:val="22"/>
           <w:szCs w:val="22"/>
         </w:rPr>
-        <w:t xml:space="preserve">[5] じゃらん / 8点 / 2026-03-11</w:t>
+        <w:t xml:space="preserve">[7] Google / 6点 / 2026-03-09</w:t>
       </w:r>
     </w:p>
     <w:p>
@@ -7551,79 +7649,7 @@
           <w:sz w:val="21"/>
           <w:szCs w:val="21"/>
         </w:rPr>
-        <w:t xml:space="preserve">1月の3連休に2泊朝食付で泊まりました。  ホテル料金高騰の中で都心にも関わらず理想的な値段で泊まれたので有り難かったです。  朝食もバラエティがあり、パスタがあるのはイタリアンらしいなと思いました。  また機会があれば泊まると思います。</w:t>
-      </w:r>
-    </w:p>
-    <w:p>
-      <w:pPr>
-        <w:spacing w:after="60"/>
-      </w:pPr>
-    </w:p>
-    <w:p>
-      <w:pPr>
-        <w:spacing w:after="120" w:before="200"/>
-      </w:pPr>
-      <w:r>
-        <w:rPr>
-          <w:rFonts w:ascii="Arial" w:cs="Arial" w:eastAsia="Arial" w:hAnsi="Arial"/>
-          <w:b/>
-          <w:bCs/>
-          <w:color w:val="1B3A5C"/>
-          <w:sz w:val="22"/>
-          <w:szCs w:val="22"/>
-        </w:rPr>
-        <w:t xml:space="preserve">[6] Google / 6点 / 2026-03-09</w:t>
-      </w:r>
-    </w:p>
-    <w:p>
-      <w:pPr>
-        <w:spacing w:after="120" w:line="320"/>
-        <w:jc w:val="left"/>
-      </w:pPr>
-      <w:r>
-        <w:rPr>
-          <w:rFonts w:ascii="Arial" w:cs="Arial" w:eastAsia="Arial" w:hAnsi="Arial"/>
-          <w:color w:val="333333"/>
-          <w:sz w:val="21"/>
-          <w:szCs w:val="21"/>
-        </w:rPr>
-        <w:t xml:space="preserve">最高の立地です。駅やその他のアメニティにも非常に近いです。パートナーはひどいアレルギー症状があり、部屋に滞在中にのみ症状が出ました。害虫のせいか、清掃用の洗剤のせいかは分かりませんが、ベッドにいる時のみ症状が出ました。旅行中は日中は全く症状が出ませんでした。  もう一つの不満は、エレベーターが4階ロビーで止まってしまうため、ランドリーや電子レンジを使うのに非常に時間がかかることです。階段を使...</w:t>
-      </w:r>
-    </w:p>
-    <w:p>
-      <w:pPr>
-        <w:spacing w:after="60"/>
-      </w:pPr>
-    </w:p>
-    <w:p>
-      <w:pPr>
-        <w:spacing w:after="120" w:before="200"/>
-      </w:pPr>
-      <w:r>
-        <w:rPr>
-          <w:rFonts w:ascii="Arial" w:cs="Arial" w:eastAsia="Arial" w:hAnsi="Arial"/>
-          <w:b/>
-          <w:bCs/>
-          <w:color w:val="1B3A5C"/>
-          <w:sz w:val="22"/>
-          <w:szCs w:val="22"/>
-        </w:rPr>
-        <w:t xml:space="preserve">[7] Google / 6点 / 2026-03-09</w:t>
-      </w:r>
-    </w:p>
-    <w:p>
-      <w:pPr>
-        <w:spacing w:after="120" w:line="320"/>
-        <w:jc w:val="left"/>
-      </w:pPr>
-      <w:r>
-        <w:rPr>
-          <w:rFonts w:ascii="Arial" w:cs="Arial" w:eastAsia="Arial" w:hAnsi="Arial"/>
-          <w:color w:val="333333"/>
-          <w:sz w:val="21"/>
-          <w:szCs w:val="21"/>
-        </w:rPr>
-        <w:t xml:space="preserve">立地は最高で、駅やその他のアメニティにとても近いです。パートナーは部屋に滞在している間だけひどいアレルギー症状が出ました。害虫が原因なのか、清掃用の化学薬品が原因なのかは分かりません。彼女はベッドにいる間だけ症状が出、旅行中は日中は全く症状が出ませんでした。もう一つの不満は、エレベーターが常に4階のロビーで止まるため、洗濯室や電子レンジを利用するのに非常に時間がかかることです。階段で他の階に...</w:t>
+        <w:t xml:space="preserve">立地は最高で、駅やその他のアメニティにとても近いです。パートナーは部屋に滞在している間だけひどいアレルギー症状が出ました。害虫が原因なのか、清掃用の化学薬品が原因なのかは分かりません。彼女はベッドにいる間だけ苦しんで、旅行中は日中は全く苦しみませんでした。もう一つの不満は、エレベーターが常に4階のロビーで止まるため、洗濯室や電子レンジを利用するのに非常に時間がかかることです。階段で他の階に行...</w:t>
       </w:r>
     </w:p>
     <w:p>
@@ -7760,7 +7786,7 @@
                 <w:sz w:val="21"/>
                 <w:szCs w:val="21"/>
               </w:rPr>
-              <w:t xml:space="preserve">ダイワロイネットホテル東京大崎は、全体平均8.90点（10点換算）、高評価率84.3%という良好な顧客満足度を維持しているホテルです。特に「立地・アクセス」「清潔さ・清掃」が多くのゲストから高く評価されています。</w:t>
+              <w:t xml:space="preserve">ダイワロイネットホテル東京大崎は、全体平均8.91点（10点換算）、高評価率84.9%という良好な顧客満足度を維持しているホテルです。特に「立地・アクセス」「清潔さ・清掃」が多くのゲストから高く評価されています。</w:t>
             </w:r>
           </w:p>
           <w:p>

--- a/納品レポート/ホテル別レポート/daiwa_osaki_口コミ分析改善レポート.docx
+++ b/納品レポート/ホテル別レポート/daiwa_osaki_口コミ分析改善レポート.docx
@@ -131,7 +131,7 @@
           <w:sz w:val="20"/>
           <w:szCs w:val="20"/>
         </w:rPr>
-        <w:t xml:space="preserve">作成日：2026年3月19日</w:t>
+        <w:t xml:space="preserve">作成日：2026年3月20日</w:t>
       </w:r>
     </w:p>
     <w:p>

--- a/納品レポート/ホテル別レポート/daiwa_osaki_口コミ分析改善レポート.docx
+++ b/納品レポート/ホテル別レポート/daiwa_osaki_口コミ分析改善レポート.docx
@@ -96,7 +96,7 @@
           <w:sz w:val="22"/>
           <w:szCs w:val="22"/>
         </w:rPr>
-        <w:t xml:space="preserve">レビュー総数：53件（6サイト）</w:t>
+        <w:t xml:space="preserve">レビュー総数：54件（6サイト）</w:t>
       </w:r>
     </w:p>
     <w:p>
@@ -131,7 +131,7 @@
           <w:sz w:val="20"/>
           <w:szCs w:val="20"/>
         </w:rPr>
-        <w:t xml:space="preserve">作成日：2026年3月20日</w:t>
+        <w:t xml:space="preserve">作成日：2026年3月21日</w:t>
       </w:r>
     </w:p>
     <w:p>
@@ -189,7 +189,7 @@
           <w:sz w:val="21"/>
           <w:szCs w:val="21"/>
         </w:rPr>
-        <w:t xml:space="preserve">2026年2月〜3月に各OTAサイト・口コミサイトに投稿された53件のレビューを包括的に分析しました。以下が主要な発見事項です。</w:t>
+        <w:t xml:space="preserve">2026年2月〜3月に各OTAサイト・口コミサイトに投稿された54件のレビューを包括的に分析しました。以下が主要な発見事項です。</w:t>
       </w:r>
     </w:p>
     <w:p>
@@ -261,7 +261,7 @@
                 <w:sz w:val="36"/>
                 <w:szCs w:val="36"/>
               </w:rPr>
-              <w:t xml:space="preserve">8.91</w:t>
+              <w:t xml:space="preserve">8.87</w:t>
             </w:r>
           </w:p>
         </w:tc>
@@ -310,7 +310,7 @@
                 <w:sz w:val="36"/>
                 <w:szCs w:val="36"/>
               </w:rPr>
-              <w:t xml:space="preserve">84.9%</w:t>
+              <w:t xml:space="preserve">83.3%</w:t>
             </w:r>
           </w:p>
         </w:tc>
@@ -408,7 +408,7 @@
                 <w:sz w:val="36"/>
                 <w:szCs w:val="36"/>
               </w:rPr>
-              <w:t xml:space="preserve">53件</w:t>
+              <w:t xml:space="preserve">54件</w:t>
             </w:r>
           </w:p>
         </w:tc>
@@ -448,7 +448,7 @@
           <w:sz w:val="21"/>
           <w:szCs w:val="21"/>
         </w:rPr>
-        <w:t xml:space="preserve">全体平均スコア8.91点（10点換算）は良好な水準であり、84.9%が高評価（8-10点）に分類されます。低評価（1-4点）は0件（0.0%）で、ゲスト満足度は良好です。Trip.com（9.64点）で特に高い評価を獲得しています。</w:t>
+        <w:t xml:space="preserve">全体平均スコア8.87点（10点換算）は良好な水準であり、83.3%が高評価（8-10点）に分類されます。低評価（1-4点）は0件（0.0%）で、ゲスト満足度は良好です。Trip.com（9.64点）で特に高い評価を獲得しています。</w:t>
       </w:r>
     </w:p>
     <w:p>
@@ -1474,7 +1474,7 @@
                 <w:sz w:val="20"/>
                 <w:szCs w:val="20"/>
               </w:rPr>
-              <w:t xml:space="preserve">21</w:t>
+              <w:t xml:space="preserve">22</w:t>
             </w:r>
           </w:p>
         </w:tc>
@@ -1508,7 +1508,7 @@
                 <w:sz w:val="20"/>
                 <w:szCs w:val="20"/>
               </w:rPr>
-              <w:t xml:space="preserve">9</w:t>
+              <w:t xml:space="preserve">8.91</w:t>
             </w:r>
           </w:p>
         </w:tc>
@@ -1576,7 +1576,7 @@
                 <w:sz w:val="20"/>
                 <w:szCs w:val="20"/>
               </w:rPr>
-              <w:t xml:space="preserve">9</w:t>
+              <w:t xml:space="preserve">8.91</w:t>
             </w:r>
           </w:p>
         </w:tc>
@@ -1644,7 +1644,7 @@
                 <w:sz w:val="20"/>
                 <w:szCs w:val="20"/>
               </w:rPr>
-              <w:t xml:space="preserve">優秀</w:t>
+              <w:t xml:space="preserve">良好</w:t>
             </w:r>
           </w:p>
         </w:tc>
@@ -2418,7 +2418,7 @@
           <w:sz w:val="21"/>
           <w:szCs w:val="21"/>
         </w:rPr>
-        <w:t xml:space="preserve">評価分布は10点（49.1%）に最も多く、8点以上の高評価が84.9%を占め、高い顧客満足度を示しています。</w:t>
+        <w:t xml:space="preserve">評価分布は10点（48.1%）に最も多く、8点以上の高評価が83.3%を占め、高い顧客満足度を示しています。</w:t>
       </w:r>
     </w:p>
     <w:p>
@@ -2688,7 +2688,7 @@
                 <w:sz w:val="20"/>
                 <w:szCs w:val="20"/>
               </w:rPr>
-              <w:t xml:space="preserve">49.1%</w:t>
+              <w:t xml:space="preserve">48.1%</w:t>
             </w:r>
           </w:p>
         </w:tc>
@@ -2833,7 +2833,7 @@
                 <w:sz w:val="20"/>
                 <w:szCs w:val="20"/>
               </w:rPr>
-              <w:t xml:space="preserve">15.1%</w:t>
+              <w:t xml:space="preserve">14.8%</w:t>
             </w:r>
           </w:p>
         </w:tc>
@@ -2977,7 +2977,7 @@
                 <w:sz w:val="20"/>
                 <w:szCs w:val="20"/>
               </w:rPr>
-              <w:t xml:space="preserve">20.8%</w:t>
+              <w:t xml:space="preserve">20.4%</w:t>
             </w:r>
           </w:p>
         </w:tc>
@@ -3087,7 +3087,7 @@
                 <w:sz w:val="20"/>
                 <w:szCs w:val="20"/>
               </w:rPr>
-              <w:t xml:space="preserve">4</w:t>
+              <w:t xml:space="preserve">5</w:t>
             </w:r>
           </w:p>
         </w:tc>
@@ -3122,7 +3122,7 @@
                 <w:sz w:val="20"/>
                 <w:szCs w:val="20"/>
               </w:rPr>
-              <w:t xml:space="preserve">7.5%</w:t>
+              <w:t xml:space="preserve">9.3%</w:t>
             </w:r>
           </w:p>
         </w:tc>
@@ -3150,7 +3150,7 @@
                 <w:sz w:val="20"/>
                 <w:szCs w:val="20"/>
               </w:rPr>
-              <w:t xml:space="preserve">███</w:t>
+              <w:t xml:space="preserve">████</w:t>
             </w:r>
             <w:r>
               <w:rPr>
@@ -3159,7 +3159,7 @@
                 <w:sz w:val="18"/>
                 <w:szCs w:val="18"/>
               </w:rPr>
-              <w:t xml:space="preserve"> 4件</w:t>
+              <w:t xml:space="preserve"> 5件</w:t>
             </w:r>
           </w:p>
         </w:tc>
@@ -3266,7 +3266,7 @@
                 <w:sz w:val="20"/>
                 <w:szCs w:val="20"/>
               </w:rPr>
-              <w:t xml:space="preserve">7.5%</w:t>
+              <w:t xml:space="preserve">7.4%</w:t>
             </w:r>
           </w:p>
         </w:tc>
@@ -3380,7 +3380,7 @@
                 <w:sz w:val="24"/>
                 <w:szCs w:val="24"/>
               </w:rPr>
-              <w:t xml:space="preserve">45件（84.9%）</w:t>
+              <w:t xml:space="preserve">45件（83.3%）</w:t>
             </w:r>
           </w:p>
         </w:tc>
@@ -3431,7 +3431,7 @@
                 <w:sz w:val="24"/>
                 <w:szCs w:val="24"/>
               </w:rPr>
-              <w:t xml:space="preserve">8件（15.1%）</w:t>
+              <w:t xml:space="preserve">9件（16.7%）</w:t>
             </w:r>
           </w:p>
         </w:tc>
@@ -6535,7 +6535,7 @@
                 <w:sz w:val="20"/>
                 <w:szCs w:val="20"/>
               </w:rPr>
-              <w:t xml:space="preserve">8.91点</w:t>
+              <w:t xml:space="preserve">8.87点</w:t>
             </w:r>
           </w:p>
         </w:tc>
@@ -6675,7 +6675,7 @@
                 <w:sz w:val="20"/>
                 <w:szCs w:val="20"/>
               </w:rPr>
-              <w:t xml:space="preserve">84.9%</w:t>
+              <w:t xml:space="preserve">83.3%</w:t>
             </w:r>
           </w:p>
         </w:tc>
@@ -6710,7 +6710,7 @@
                 <w:sz w:val="20"/>
                 <w:szCs w:val="20"/>
               </w:rPr>
-              <w:t xml:space="preserve">90%以上</w:t>
+              <w:t xml:space="preserve">88%以上</w:t>
             </w:r>
           </w:p>
         </w:tc>
@@ -7786,7 +7786,7 @@
                 <w:sz w:val="21"/>
                 <w:szCs w:val="21"/>
               </w:rPr>
-              <w:t xml:space="preserve">ダイワロイネットホテル東京大崎は、全体平均8.91点（10点換算）、高評価率84.9%という良好な顧客満足度を維持しているホテルです。特に「立地・アクセス」「清潔さ・清掃」が多くのゲストから高く評価されています。</w:t>
+              <w:t xml:space="preserve">ダイワロイネットホテル東京大崎は、全体平均8.87点（10点換算）、高評価率83.3%という良好な顧客満足度を維持しているホテルです。特に「立地・アクセス」「清潔さ・清掃」が多くのゲストから高く評価されています。</w:t>
             </w:r>
           </w:p>
           <w:p>

--- a/納品レポート/ホテル別レポート/daiwa_osaki_口コミ分析改善レポート.docx
+++ b/納品レポート/ホテル別レポート/daiwa_osaki_口コミ分析改善レポート.docx
@@ -96,7 +96,7 @@
           <w:sz w:val="22"/>
           <w:szCs w:val="22"/>
         </w:rPr>
-        <w:t xml:space="preserve">レビュー総数：54件（6サイト）</w:t>
+        <w:t xml:space="preserve">レビュー総数：56件（6サイト）</w:t>
       </w:r>
     </w:p>
     <w:p>
@@ -111,7 +111,7 @@
           <w:sz w:val="20"/>
           <w:szCs w:val="20"/>
         </w:rPr>
-        <w:t xml:space="preserve">対象サイト：Trip.com / Agoda / Booking.com / 楽天トラベル / じゃらん / Google</w:t>
+        <w:t xml:space="preserve">対象サイト：Trip.com / Agoda / Booking.com / 楽天トラベル / Google / じゃらん</w:t>
       </w:r>
     </w:p>
     <w:p>
@@ -131,7 +131,7 @@
           <w:sz w:val="20"/>
           <w:szCs w:val="20"/>
         </w:rPr>
-        <w:t xml:space="preserve">作成日：2026年3月21日</w:t>
+        <w:t xml:space="preserve">作成日：2026年3月23日</w:t>
       </w:r>
     </w:p>
     <w:p>
@@ -189,7 +189,7 @@
           <w:sz w:val="21"/>
           <w:szCs w:val="21"/>
         </w:rPr>
-        <w:t xml:space="preserve">2026年2月〜3月に各OTAサイト・口コミサイトに投稿された54件のレビューを包括的に分析しました。以下が主要な発見事項です。</w:t>
+        <w:t xml:space="preserve">2026年2月〜3月に各OTAサイト・口コミサイトに投稿された56件のレビューを包括的に分析しました。以下が主要な発見事項です。</w:t>
       </w:r>
     </w:p>
     <w:p>
@@ -261,7 +261,7 @@
                 <w:sz w:val="36"/>
                 <w:szCs w:val="36"/>
               </w:rPr>
-              <w:t xml:space="preserve">8.87</w:t>
+              <w:t xml:space="preserve">8.84</w:t>
             </w:r>
           </w:p>
         </w:tc>
@@ -310,7 +310,7 @@
                 <w:sz w:val="36"/>
                 <w:szCs w:val="36"/>
               </w:rPr>
-              <w:t xml:space="preserve">83.3%</w:t>
+              <w:t xml:space="preserve">82.1%</w:t>
             </w:r>
           </w:p>
         </w:tc>
@@ -408,7 +408,7 @@
                 <w:sz w:val="36"/>
                 <w:szCs w:val="36"/>
               </w:rPr>
-              <w:t xml:space="preserve">54件</w:t>
+              <w:t xml:space="preserve">56件</w:t>
             </w:r>
           </w:p>
         </w:tc>
@@ -448,7 +448,7 @@
           <w:sz w:val="21"/>
           <w:szCs w:val="21"/>
         </w:rPr>
-        <w:t xml:space="preserve">全体平均スコア8.87点（10点換算）は良好な水準であり、83.3%が高評価（8-10点）に分類されます。低評価（1-4点）は0件（0.0%）で、ゲスト満足度は良好です。Trip.com（9.64点）で特に高い評価を獲得しています。</w:t>
+        <w:t xml:space="preserve">全体平均スコア8.84点（10点換算）は良好な水準であり、82.1%が高評価（8-10点）に分類されます。低評価（1-4点）は0件（0.0%）で、ゲスト満足度は良好です。Trip.com（9.64点）で特に高い評価を獲得しています。</w:t>
       </w:r>
     </w:p>
     <w:p>
@@ -1474,7 +1474,7 @@
                 <w:sz w:val="20"/>
                 <w:szCs w:val="20"/>
               </w:rPr>
-              <w:t xml:space="preserve">22</w:t>
+              <w:t xml:space="preserve">23</w:t>
             </w:r>
           </w:p>
         </w:tc>
@@ -1508,7 +1508,7 @@
                 <w:sz w:val="20"/>
                 <w:szCs w:val="20"/>
               </w:rPr>
-              <w:t xml:space="preserve">8.91</w:t>
+              <w:t xml:space="preserve">8.96</w:t>
             </w:r>
           </w:p>
         </w:tc>
@@ -1576,7 +1576,7 @@
                 <w:sz w:val="20"/>
                 <w:szCs w:val="20"/>
               </w:rPr>
-              <w:t xml:space="preserve">8.91</w:t>
+              <w:t xml:space="preserve">8.96</w:t>
             </w:r>
           </w:p>
         </w:tc>
@@ -1927,7 +1927,7 @@
                 <w:sz w:val="20"/>
                 <w:szCs w:val="20"/>
               </w:rPr>
-              <w:t xml:space="preserve">じゃらん</w:t>
+              <w:t xml:space="preserve">Google</w:t>
             </w:r>
           </w:p>
         </w:tc>
@@ -1961,7 +1961,7 @@
                 <w:sz w:val="20"/>
                 <w:szCs w:val="20"/>
               </w:rPr>
-              <w:t xml:space="preserve">7</w:t>
+              <w:t xml:space="preserve">6</w:t>
             </w:r>
           </w:p>
         </w:tc>
@@ -1995,7 +1995,7 @@
                 <w:sz w:val="20"/>
                 <w:szCs w:val="20"/>
               </w:rPr>
-              <w:t xml:space="preserve">4.14</w:t>
+              <w:t xml:space="preserve">4</w:t>
             </w:r>
           </w:p>
         </w:tc>
@@ -2063,7 +2063,7 @@
                 <w:sz w:val="20"/>
                 <w:szCs w:val="20"/>
               </w:rPr>
-              <w:t xml:space="preserve">8.29</w:t>
+              <w:t xml:space="preserve">8</w:t>
             </w:r>
           </w:p>
         </w:tc>
@@ -2168,7 +2168,7 @@
                 <w:sz w:val="20"/>
                 <w:szCs w:val="20"/>
               </w:rPr>
-              <w:t xml:space="preserve">Google</w:t>
+              <w:t xml:space="preserve">じゃらん</w:t>
             </w:r>
           </w:p>
         </w:tc>
@@ -2203,7 +2203,7 @@
                 <w:sz w:val="20"/>
                 <w:szCs w:val="20"/>
               </w:rPr>
-              <w:t xml:space="preserve">6</w:t>
+              <w:t xml:space="preserve">8</w:t>
             </w:r>
           </w:p>
         </w:tc>
@@ -2418,7 +2418,7 @@
           <w:sz w:val="21"/>
           <w:szCs w:val="21"/>
         </w:rPr>
-        <w:t xml:space="preserve">評価分布は10点（48.1%）に最も多く、8点以上の高評価が83.3%を占め、高い顧客満足度を示しています。</w:t>
+        <w:t xml:space="preserve">評価分布は10点（48.2%）に最も多く、8点以上の高評価が82.1%を占め、高い顧客満足度を示しています。</w:t>
       </w:r>
     </w:p>
     <w:p>
@@ -2653,7 +2653,7 @@
                 <w:sz w:val="20"/>
                 <w:szCs w:val="20"/>
               </w:rPr>
-              <w:t xml:space="preserve">26</w:t>
+              <w:t xml:space="preserve">27</w:t>
             </w:r>
           </w:p>
         </w:tc>
@@ -2688,7 +2688,7 @@
                 <w:sz w:val="20"/>
                 <w:szCs w:val="20"/>
               </w:rPr>
-              <w:t xml:space="preserve">48.1%</w:t>
+              <w:t xml:space="preserve">48.2%</w:t>
             </w:r>
           </w:p>
         </w:tc>
@@ -2726,7 +2726,7 @@
                 <w:sz w:val="18"/>
                 <w:szCs w:val="18"/>
               </w:rPr>
-              <w:t xml:space="preserve"> 26件</w:t>
+              <w:t xml:space="preserve"> 27件</w:t>
             </w:r>
           </w:p>
         </w:tc>
@@ -2833,7 +2833,7 @@
                 <w:sz w:val="20"/>
                 <w:szCs w:val="20"/>
               </w:rPr>
-              <w:t xml:space="preserve">14.8%</w:t>
+              <w:t xml:space="preserve">14.3%</w:t>
             </w:r>
           </w:p>
         </w:tc>
@@ -2977,7 +2977,7 @@
                 <w:sz w:val="20"/>
                 <w:szCs w:val="20"/>
               </w:rPr>
-              <w:t xml:space="preserve">20.4%</w:t>
+              <w:t xml:space="preserve">19.6%</w:t>
             </w:r>
           </w:p>
         </w:tc>
@@ -3122,7 +3122,7 @@
                 <w:sz w:val="20"/>
                 <w:szCs w:val="20"/>
               </w:rPr>
-              <w:t xml:space="preserve">9.3%</w:t>
+              <w:t xml:space="preserve">8.9%</w:t>
             </w:r>
           </w:p>
         </w:tc>
@@ -3231,7 +3231,7 @@
                 <w:sz w:val="20"/>
                 <w:szCs w:val="20"/>
               </w:rPr>
-              <w:t xml:space="preserve">4</w:t>
+              <w:t xml:space="preserve">5</w:t>
             </w:r>
           </w:p>
         </w:tc>
@@ -3266,7 +3266,7 @@
                 <w:sz w:val="20"/>
                 <w:szCs w:val="20"/>
               </w:rPr>
-              <w:t xml:space="preserve">7.4%</w:t>
+              <w:t xml:space="preserve">8.9%</w:t>
             </w:r>
           </w:p>
         </w:tc>
@@ -3295,7 +3295,7 @@
                 <w:sz w:val="20"/>
                 <w:szCs w:val="20"/>
               </w:rPr>
-              <w:t xml:space="preserve">███</w:t>
+              <w:t xml:space="preserve">████</w:t>
             </w:r>
             <w:r>
               <w:rPr>
@@ -3304,7 +3304,7 @@
                 <w:sz w:val="18"/>
                 <w:szCs w:val="18"/>
               </w:rPr>
-              <w:t xml:space="preserve"> 4件</w:t>
+              <w:t xml:space="preserve"> 5件</w:t>
             </w:r>
           </w:p>
         </w:tc>
@@ -3380,7 +3380,7 @@
                 <w:sz w:val="24"/>
                 <w:szCs w:val="24"/>
               </w:rPr>
-              <w:t xml:space="preserve">45件（83.3%）</w:t>
+              <w:t xml:space="preserve">46件（82.1%）</w:t>
             </w:r>
           </w:p>
         </w:tc>
@@ -3431,7 +3431,7 @@
                 <w:sz w:val="24"/>
                 <w:szCs w:val="24"/>
               </w:rPr>
-              <w:t xml:space="preserve">9件（16.7%）</w:t>
+              <w:t xml:space="preserve">10件（17.9%）</w:t>
             </w:r>
           </w:p>
         </w:tc>
@@ -3860,7 +3860,7 @@
                 <w:sz w:val="20"/>
                 <w:szCs w:val="20"/>
               </w:rPr>
-              <w:t xml:space="preserve">「清潔感のある過ごしやすい環境を提供しているホテルでした」「清潔でした」</w:t>
+              <w:t xml:space="preserve">「それ以外は、部屋の広さと清潔さは気に入っています」「清潔感のある過ごしやすい環境を提供しているホテルでした」</w:t>
             </w:r>
           </w:p>
         </w:tc>
@@ -3967,7 +3967,7 @@
                 <w:sz w:val="20"/>
                 <w:szCs w:val="20"/>
               </w:rPr>
-              <w:t xml:space="preserve">「スタッフ皆さんに優しくしていただき感謝しています」「スタッフの態度は平均的で、チェックインとチェックアウトはスムーズでした」</w:t>
+              <w:t xml:space="preserve">「結局、貴重品は毎日フロントに預けなければなりませんでした」「スタッフ皆さんに優しくしていただき感謝しています」</w:t>
             </w:r>
           </w:p>
         </w:tc>
@@ -4037,7 +4037,7 @@
                 <w:sz w:val="20"/>
                 <w:szCs w:val="20"/>
               </w:rPr>
-              <w:t xml:space="preserve">9件</w:t>
+              <w:t xml:space="preserve">10件以上</w:t>
             </w:r>
           </w:p>
         </w:tc>
@@ -4071,7 +4071,7 @@
                 <w:sz w:val="20"/>
                 <w:szCs w:val="20"/>
               </w:rPr>
-              <w:t xml:space="preserve">「Location, comfort, amenities None なし」「アメニティや設備も充実しており、コンセント、照明設備、ドライヤー、冷暖房も使いやすくとても快適に過ごせました」</w:t>
+              <w:t xml:space="preserve">「コットンボールなどの基本的なアメニティが用意されていないのは驚きです」「Location, comfort, amenities None なし」</w:t>
             </w:r>
           </w:p>
         </w:tc>
@@ -4416,7 +4416,7 @@
           <w:sz w:val="21"/>
           <w:szCs w:val="21"/>
         </w:rPr>
-        <w:t xml:space="preserve">清潔さ・清掃に関するポジティブな評価も多く寄せられています。「清潔感のある過ごしやすい環境を提供しているホテルでした」といったコメントが見られます。</w:t>
+        <w:t xml:space="preserve">清潔さ・清掃に関するポジティブな評価も多く寄せられています。「それ以外は、部屋の広さと清潔さは気に入っています」といったコメントが見られます。</w:t>
       </w:r>
     </w:p>
     <w:p>
@@ -6535,7 +6535,7 @@
                 <w:sz w:val="20"/>
                 <w:szCs w:val="20"/>
               </w:rPr>
-              <w:t xml:space="preserve">8.87点</w:t>
+              <w:t xml:space="preserve">8.84点</w:t>
             </w:r>
           </w:p>
         </w:tc>
@@ -6569,7 +6569,7 @@
                 <w:sz w:val="20"/>
                 <w:szCs w:val="20"/>
               </w:rPr>
-              <w:t xml:space="preserve">9.2点以上</w:t>
+              <w:t xml:space="preserve">9.1点以上</w:t>
             </w:r>
           </w:p>
         </w:tc>
@@ -6675,7 +6675,7 @@
                 <w:sz w:val="20"/>
                 <w:szCs w:val="20"/>
               </w:rPr>
-              <w:t xml:space="preserve">83.3%</w:t>
+              <w:t xml:space="preserve">82.1%</w:t>
             </w:r>
           </w:p>
         </w:tc>
@@ -6710,7 +6710,7 @@
                 <w:sz w:val="20"/>
                 <w:szCs w:val="20"/>
               </w:rPr>
-              <w:t xml:space="preserve">88%以上</w:t>
+              <w:t xml:space="preserve">87%以上</w:t>
             </w:r>
           </w:p>
         </w:tc>
@@ -6920,7 +6920,7 @@
                 <w:sz w:val="20"/>
                 <w:szCs w:val="20"/>
               </w:rPr>
-              <w:t xml:space="preserve">Google平均評価</w:t>
+              <w:t xml:space="preserve">じゃらん平均評価</w:t>
             </w:r>
           </w:p>
         </w:tc>
@@ -7598,7 +7598,7 @@
           <w:sz w:val="22"/>
           <w:szCs w:val="22"/>
         </w:rPr>
-        <w:t xml:space="preserve">[6] Google / 6点 / 2026-03-09</w:t>
+        <w:t xml:space="preserve">[6] じゃらん / 6点 / 2026-03-19</w:t>
       </w:r>
     </w:p>
     <w:p>
@@ -7613,7 +7613,7 @@
           <w:sz w:val="21"/>
           <w:szCs w:val="21"/>
         </w:rPr>
-        <w:t xml:space="preserve">最高の立地です。駅やその他のアメニティにも非常に近いです。パートナーはひどいアレルギー症状があり、部屋に滞在中にのみ症状が出ました。害虫のせいか、清掃用の洗剤のせいかは分かりませんが、ベッドにいる時のみ症状が出ました。旅行中は日中は全く症状が出ませんでした。  もう一つの不満は、エレベーターが4階ロビーで止まってしまうため、ランドリーや電子レンジを使うのに非常に時間がかかることです。階段を使...</w:t>
+        <w:t xml:space="preserve">部屋は広々としていますが、基本的な設備が不足しています。部屋にセーフティボックスがないため、旅行が不便でした。結局、貴重品は毎日フロントに預けなければなりませんでした。コットンボールなどの基本的なアメニティが用意されていないのは驚きです。それ以外は、部屋の広さと清潔さは気に入っています。フットマッサージ機が備え付けられているのは良かったです。夏に予定されている改装工事後のより良い部屋を楽しみ...</w:t>
       </w:r>
     </w:p>
     <w:p>
@@ -7649,7 +7649,7 @@
           <w:sz w:val="21"/>
           <w:szCs w:val="21"/>
         </w:rPr>
-        <w:t xml:space="preserve">立地は最高で、駅やその他のアメニティにとても近いです。パートナーは部屋に滞在している間だけひどいアレルギー症状が出ました。害虫が原因なのか、清掃用の化学薬品が原因なのかは分かりません。彼女はベッドにいる間だけ苦しんで、旅行中は日中は全く苦しみませんでした。もう一つの不満は、エレベーターが常に4階のロビーで止まるため、洗濯室や電子レンジを利用するのに非常に時間がかかることです。階段で他の階に行...</w:t>
+        <w:t xml:space="preserve">最高の立地です。駅やその他のアメニティにも非常に近いです。パートナーはひどいアレルギー症状があり、部屋に滞在中にのみ症状が出ました。害虫のせいか、清掃用の洗剤のせいかは分かりませんが、ベッドにいる時のみ症状が出ました。旅行中は日中は全く症状が出ませんでした。  もう一つの不満は、エレベーターが4階ロビーで止まってしまうため、ランドリーや電子レンジを使うのに非常に時間がかかることです。階段を使...</w:t>
       </w:r>
     </w:p>
     <w:p>
@@ -7670,7 +7670,7 @@
           <w:sz w:val="22"/>
           <w:szCs w:val="22"/>
         </w:rPr>
-        <w:t xml:space="preserve">[8] じゃらん / 6点 / 2026-03-02</w:t>
+        <w:t xml:space="preserve">[8] Google / 6点 / 2026-03-09</w:t>
       </w:r>
     </w:p>
     <w:p>
@@ -7685,7 +7685,7 @@
           <w:sz w:val="21"/>
           <w:szCs w:val="21"/>
         </w:rPr>
-        <w:t xml:space="preserve">部屋も問題なく利用できました  できるなら朝食でコーヒーテイクアウトしたかったです  また初めての方は迷うかなって立地でした</w:t>
+        <w:t xml:space="preserve">立地は最高で、駅やその他のアメニティにとても近いです。パートナーは部屋に滞在している間だけひどいアレルギー症状が出ました。害虫が原因なのか、清掃用の化学薬品が原因なのかは分かりません。彼女はベッドにいる間だけ苦しんで、旅行中は日中は全く苦しみませんでした。もう一つの不満は、エレベーターが常に4階のロビーで止まるため、洗濯室や電子レンジを利用するのに非常に時間がかかることです。階段で他の階に行...</w:t>
       </w:r>
     </w:p>
     <w:p>
@@ -7706,7 +7706,43 @@
           <w:sz w:val="22"/>
           <w:szCs w:val="22"/>
         </w:rPr>
-        <w:t xml:space="preserve">[9] じゃらん / 6点 / 2026-02-12</w:t>
+        <w:t xml:space="preserve">[9] じゃらん / 6点 / 2026-03-02</w:t>
+      </w:r>
+    </w:p>
+    <w:p>
+      <w:pPr>
+        <w:spacing w:after="120" w:line="320"/>
+        <w:jc w:val="left"/>
+      </w:pPr>
+      <w:r>
+        <w:rPr>
+          <w:rFonts w:ascii="Arial" w:cs="Arial" w:eastAsia="Arial" w:hAnsi="Arial"/>
+          <w:color w:val="333333"/>
+          <w:sz w:val="21"/>
+          <w:szCs w:val="21"/>
+        </w:rPr>
+        <w:t xml:space="preserve">部屋も問題なく利用できました  できるなら朝食でコーヒーテイクアウトしたかったです  また初めての方は迷うかなって立地でした</w:t>
+      </w:r>
+    </w:p>
+    <w:p>
+      <w:pPr>
+        <w:spacing w:after="60"/>
+      </w:pPr>
+    </w:p>
+    <w:p>
+      <w:pPr>
+        <w:spacing w:after="120" w:before="200"/>
+      </w:pPr>
+      <w:r>
+        <w:rPr>
+          <w:rFonts w:ascii="Arial" w:cs="Arial" w:eastAsia="Arial" w:hAnsi="Arial"/>
+          <w:b/>
+          <w:bCs/>
+          <w:color w:val="1B3A5C"/>
+          <w:sz w:val="22"/>
+          <w:szCs w:val="22"/>
+        </w:rPr>
+        <w:t xml:space="preserve">[10] じゃらん / 6点 / 2026-02-12</w:t>
       </w:r>
     </w:p>
     <w:p>
@@ -7786,7 +7822,7 @@
                 <w:sz w:val="21"/>
                 <w:szCs w:val="21"/>
               </w:rPr>
-              <w:t xml:space="preserve">ダイワロイネットホテル東京大崎は、全体平均8.87点（10点換算）、高評価率83.3%という良好な顧客満足度を維持しているホテルです。特に「立地・アクセス」「清潔さ・清掃」が多くのゲストから高く評価されています。</w:t>
+              <w:t xml:space="preserve">ダイワロイネットホテル東京大崎は、全体平均8.84点（10点換算）、高評価率82.1%という良好な顧客満足度を維持しているホテルです。特に「立地・アクセス」「清潔さ・清掃」が多くのゲストから高く評価されています。</w:t>
             </w:r>
           </w:p>
           <w:p>
@@ -7828,7 +7864,7 @@
                 <w:sz w:val="21"/>
                 <w:szCs w:val="21"/>
               </w:rPr>
-              <w:t xml:space="preserve">Googleでの低スコア（8.0点）は、口コミ返信の強化とサービス品質の一貫性確保で改善余地があります。全サイトでの口コミ返信率100%を目指すことで、ホテルの姿勢をゲストに伝え、リピート率の向上につなげることが重要です。</w:t>
+              <w:t xml:space="preserve">じゃらんでの低スコア（8.0点）は、口コミ返信の強化とサービス品質の一貫性確保で改善余地があります。全サイトでの口コミ返信率100%を目指すことで、ホテルの姿勢をゲストに伝え、リピート率の向上につなげることが重要です。</w:t>
             </w:r>
           </w:p>
           <w:p>

--- a/納品レポート/ホテル別レポート/daiwa_osaki_口コミ分析改善レポート.docx
+++ b/納品レポート/ホテル別レポート/daiwa_osaki_口コミ分析改善レポート.docx
@@ -96,7 +96,7 @@
           <w:sz w:val="22"/>
           <w:szCs w:val="22"/>
         </w:rPr>
-        <w:t xml:space="preserve">レビュー総数：56件（6サイト）</w:t>
+        <w:t xml:space="preserve">レビュー総数：57件（6サイト）</w:t>
       </w:r>
     </w:p>
     <w:p>
@@ -131,7 +131,7 @@
           <w:sz w:val="20"/>
           <w:szCs w:val="20"/>
         </w:rPr>
-        <w:t xml:space="preserve">作成日：2026年3月23日</w:t>
+        <w:t xml:space="preserve">作成日：2026年3月24日</w:t>
       </w:r>
     </w:p>
     <w:p>
@@ -189,7 +189,7 @@
           <w:sz w:val="21"/>
           <w:szCs w:val="21"/>
         </w:rPr>
-        <w:t xml:space="preserve">2026年2月〜3月に各OTAサイト・口コミサイトに投稿された56件のレビューを包括的に分析しました。以下が主要な発見事項です。</w:t>
+        <w:t xml:space="preserve">2026年2月〜3月に各OTAサイト・口コミサイトに投稿された57件のレビューを包括的に分析しました。以下が主要な発見事項です。</w:t>
       </w:r>
     </w:p>
     <w:p>
@@ -261,7 +261,7 @@
                 <w:sz w:val="36"/>
                 <w:szCs w:val="36"/>
               </w:rPr>
-              <w:t xml:space="preserve">8.84</w:t>
+              <w:t xml:space="preserve">8.86</w:t>
             </w:r>
           </w:p>
         </w:tc>
@@ -310,7 +310,7 @@
                 <w:sz w:val="36"/>
                 <w:szCs w:val="36"/>
               </w:rPr>
-              <w:t xml:space="preserve">82.1%</w:t>
+              <w:t xml:space="preserve">82.5%</w:t>
             </w:r>
           </w:p>
         </w:tc>
@@ -408,7 +408,7 @@
                 <w:sz w:val="36"/>
                 <w:szCs w:val="36"/>
               </w:rPr>
-              <w:t xml:space="preserve">56件</w:t>
+              <w:t xml:space="preserve">57件</w:t>
             </w:r>
           </w:p>
         </w:tc>
@@ -448,7 +448,7 @@
           <w:sz w:val="21"/>
           <w:szCs w:val="21"/>
         </w:rPr>
-        <w:t xml:space="preserve">全体平均スコア8.84点（10点換算）は良好な水準であり、82.1%が高評価（8-10点）に分類されます。低評価（1-4点）は0件（0.0%）で、ゲスト満足度は良好です。Trip.com（9.64点）で特に高い評価を獲得しています。</w:t>
+        <w:t xml:space="preserve">全体平均スコア8.86点（10点換算）は良好な水準であり、82.5%が高評価（8-10点）に分類されます。低評価（1-4点）は0件（0.0%）で、ゲスト満足度は良好です。Trip.com（9.64点）で特に高い評価を獲得しています。</w:t>
       </w:r>
     </w:p>
     <w:p>
@@ -1474,7 +1474,7 @@
                 <w:sz w:val="20"/>
                 <w:szCs w:val="20"/>
               </w:rPr>
-              <w:t xml:space="preserve">23</w:t>
+              <w:t xml:space="preserve">24</w:t>
             </w:r>
           </w:p>
         </w:tc>
@@ -1508,7 +1508,7 @@
                 <w:sz w:val="20"/>
                 <w:szCs w:val="20"/>
               </w:rPr>
-              <w:t xml:space="preserve">8.96</w:t>
+              <w:t xml:space="preserve">9</w:t>
             </w:r>
           </w:p>
         </w:tc>
@@ -1576,7 +1576,7 @@
                 <w:sz w:val="20"/>
                 <w:szCs w:val="20"/>
               </w:rPr>
-              <w:t xml:space="preserve">8.96</w:t>
+              <w:t xml:space="preserve">9</w:t>
             </w:r>
           </w:p>
         </w:tc>
@@ -1644,7 +1644,7 @@
                 <w:sz w:val="20"/>
                 <w:szCs w:val="20"/>
               </w:rPr>
-              <w:t xml:space="preserve">良好</w:t>
+              <w:t xml:space="preserve">優秀</w:t>
             </w:r>
           </w:p>
         </w:tc>
@@ -2418,7 +2418,7 @@
           <w:sz w:val="21"/>
           <w:szCs w:val="21"/>
         </w:rPr>
-        <w:t xml:space="preserve">評価分布は10点（48.2%）に最も多く、8点以上の高評価が82.1%を占め、高い顧客満足度を示しています。</w:t>
+        <w:t xml:space="preserve">評価分布は10点（49.1%）に最も多く、8点以上の高評価が82.5%を占め、高い顧客満足度を示しています。</w:t>
       </w:r>
     </w:p>
     <w:p>
@@ -2653,7 +2653,7 @@
                 <w:sz w:val="20"/>
                 <w:szCs w:val="20"/>
               </w:rPr>
-              <w:t xml:space="preserve">27</w:t>
+              <w:t xml:space="preserve">28</w:t>
             </w:r>
           </w:p>
         </w:tc>
@@ -2688,7 +2688,7 @@
                 <w:sz w:val="20"/>
                 <w:szCs w:val="20"/>
               </w:rPr>
-              <w:t xml:space="preserve">48.2%</w:t>
+              <w:t xml:space="preserve">49.1%</w:t>
             </w:r>
           </w:p>
         </w:tc>
@@ -2726,7 +2726,7 @@
                 <w:sz w:val="18"/>
                 <w:szCs w:val="18"/>
               </w:rPr>
-              <w:t xml:space="preserve"> 27件</w:t>
+              <w:t xml:space="preserve"> 28件</w:t>
             </w:r>
           </w:p>
         </w:tc>
@@ -2833,7 +2833,7 @@
                 <w:sz w:val="20"/>
                 <w:szCs w:val="20"/>
               </w:rPr>
-              <w:t xml:space="preserve">14.3%</w:t>
+              <w:t xml:space="preserve">14.0%</w:t>
             </w:r>
           </w:p>
         </w:tc>
@@ -2977,7 +2977,7 @@
                 <w:sz w:val="20"/>
                 <w:szCs w:val="20"/>
               </w:rPr>
-              <w:t xml:space="preserve">19.6%</w:t>
+              <w:t xml:space="preserve">19.3%</w:t>
             </w:r>
           </w:p>
         </w:tc>
@@ -3122,7 +3122,7 @@
                 <w:sz w:val="20"/>
                 <w:szCs w:val="20"/>
               </w:rPr>
-              <w:t xml:space="preserve">8.9%</w:t>
+              <w:t xml:space="preserve">8.8%</w:t>
             </w:r>
           </w:p>
         </w:tc>
@@ -3266,7 +3266,7 @@
                 <w:sz w:val="20"/>
                 <w:szCs w:val="20"/>
               </w:rPr>
-              <w:t xml:space="preserve">8.9%</w:t>
+              <w:t xml:space="preserve">8.8%</w:t>
             </w:r>
           </w:p>
         </w:tc>
@@ -3380,7 +3380,7 @@
                 <w:sz w:val="24"/>
                 <w:szCs w:val="24"/>
               </w:rPr>
-              <w:t xml:space="preserve">46件（82.1%）</w:t>
+              <w:t xml:space="preserve">47件（82.5%）</w:t>
             </w:r>
           </w:p>
         </w:tc>
@@ -3431,7 +3431,7 @@
                 <w:sz w:val="24"/>
                 <w:szCs w:val="24"/>
               </w:rPr>
-              <w:t xml:space="preserve">10件（17.9%）</w:t>
+              <w:t xml:space="preserve">10件（17.5%）</w:t>
             </w:r>
           </w:p>
         </w:tc>
@@ -3756,7 +3756,7 @@
                 <w:sz w:val="20"/>
                 <w:szCs w:val="20"/>
               </w:rPr>
-              <w:t xml:space="preserve">「Location, comfort, amenities None なし」「大崎駅直ぐという立地やアクセスしやすいのが便利です」</w:t>
+              <w:t xml:space="preserve">「駅が近くて駐車場も隣にあり良かった ございません ございません」「Location, comfort, amenities None なし」</w:t>
             </w:r>
           </w:p>
         </w:tc>
@@ -4322,7 +4322,7 @@
           <w:sz w:val="21"/>
           <w:szCs w:val="21"/>
         </w:rPr>
-        <w:t xml:space="preserve">口コミの多数で「立地・アクセス」に関するポジティブな言及が見られ、ダイワロイネットホテル東京大崎の最大の差別化要因となっています。Location, comfort, amenities None なしといった声が多数寄せられています。</w:t>
+        <w:t xml:space="preserve">口コミの多数で「立地・アクセス」に関するポジティブな言及が見られ、ダイワロイネットホテル東京大崎の最大の差別化要因となっています。駅が近くて駐車場も隣にあり良かった ございません ございませんといった声が多数寄せられています。</w:t>
       </w:r>
     </w:p>
     <w:p>
@@ -4341,7 +4341,7 @@
           <w:sz w:val="21"/>
           <w:szCs w:val="21"/>
         </w:rPr>
-        <w:t xml:space="preserve">Location, comfort, amenities None なし</w:t>
+        <w:t xml:space="preserve">駅が近くて駐車場も隣にあり良かった ございません ございません</w:t>
       </w:r>
     </w:p>
     <w:p>
@@ -4360,7 +4360,7 @@
           <w:sz w:val="21"/>
           <w:szCs w:val="21"/>
         </w:rPr>
-        <w:t xml:space="preserve">大崎駅直ぐという立地やアクセスしやすいのが便利です</w:t>
+        <w:t xml:space="preserve">Location, comfort, amenities None なし</w:t>
       </w:r>
     </w:p>
     <w:p>
@@ -4379,7 +4379,7 @@
           <w:sz w:val="21"/>
           <w:szCs w:val="21"/>
         </w:rPr>
-        <w:t xml:space="preserve">値段も手頃だし、立地も便利</w:t>
+        <w:t xml:space="preserve">大崎駅直ぐという立地やアクセスしやすいのが便利です</w:t>
       </w:r>
     </w:p>
     <w:p>
@@ -6535,7 +6535,7 @@
                 <w:sz w:val="20"/>
                 <w:szCs w:val="20"/>
               </w:rPr>
-              <w:t xml:space="preserve">8.84点</w:t>
+              <w:t xml:space="preserve">8.86点</w:t>
             </w:r>
           </w:p>
         </w:tc>
@@ -6569,7 +6569,7 @@
                 <w:sz w:val="20"/>
                 <w:szCs w:val="20"/>
               </w:rPr>
-              <w:t xml:space="preserve">9.1点以上</w:t>
+              <w:t xml:space="preserve">9.2点以上</w:t>
             </w:r>
           </w:p>
         </w:tc>
@@ -6675,7 +6675,7 @@
                 <w:sz w:val="20"/>
                 <w:szCs w:val="20"/>
               </w:rPr>
-              <w:t xml:space="preserve">82.1%</w:t>
+              <w:t xml:space="preserve">82.5%</w:t>
             </w:r>
           </w:p>
         </w:tc>
@@ -6710,7 +6710,7 @@
                 <w:sz w:val="20"/>
                 <w:szCs w:val="20"/>
               </w:rPr>
-              <w:t xml:space="preserve">87%以上</w:t>
+              <w:t xml:space="preserve">88%以上</w:t>
             </w:r>
           </w:p>
         </w:tc>
@@ -7366,7 +7366,7 @@
           <w:sz w:val="22"/>
           <w:szCs w:val="22"/>
         </w:rPr>
-        <w:t xml:space="preserve">[1] Booking.com / 10点 / 2026-03-18</w:t>
+        <w:t xml:space="preserve">[1] Booking.com / 10点 / 2026-03-22</w:t>
       </w:r>
     </w:p>
     <w:p>
@@ -7381,7 +7381,7 @@
           <w:sz w:val="21"/>
           <w:szCs w:val="21"/>
         </w:rPr>
-        <w:t xml:space="preserve">Location, comfort, amenities</w:t>
+        <w:t xml:space="preserve">駅が近くて駐車場も隣にあり良かった</w:t>
       </w:r>
     </w:p>
     <w:p>
@@ -7407,7 +7407,7 @@
           <w:sz w:val="21"/>
           <w:szCs w:val="21"/>
         </w:rPr>
-        <w:t xml:space="preserve">なし</w:t>
+        <w:t xml:space="preserve">ございません</w:t>
       </w:r>
     </w:p>
     <w:p>
@@ -7428,7 +7428,7 @@
           <w:sz w:val="22"/>
           <w:szCs w:val="22"/>
         </w:rPr>
-        <w:t xml:space="preserve">[2] Agoda / 8点 / 2026-03-17</w:t>
+        <w:t xml:space="preserve">[2] Booking.com / 10点 / 2026-03-18</w:t>
       </w:r>
     </w:p>
     <w:p>
@@ -7443,7 +7443,33 @@
           <w:sz w:val="21"/>
           <w:szCs w:val="21"/>
         </w:rPr>
-        <w:t xml:space="preserve">清潔感のある過ごしやすい環境を提供しているホテルでした。 大崎駅直ぐという立地やアクセスしやすいのが便利です。</w:t>
+        <w:t xml:space="preserve">Location, comfort, amenities</w:t>
+      </w:r>
+    </w:p>
+    <w:p>
+      <w:pPr>
+        <w:spacing w:after="120" w:line="320"/>
+        <w:jc w:val="left"/>
+      </w:pPr>
+      <w:r>
+        <w:rPr>
+          <w:rFonts w:ascii="Arial" w:cs="Arial" w:eastAsia="Arial" w:hAnsi="Arial"/>
+          <w:b/>
+          <w:bCs/>
+          <w:color w:val="C0392B"/>
+          <w:sz w:val="21"/>
+          <w:szCs w:val="21"/>
+        </w:rPr>
+        <w:t xml:space="preserve">【改善点】</w:t>
+      </w:r>
+      <w:r>
+        <w:rPr>
+          <w:rFonts w:ascii="Arial" w:cs="Arial" w:eastAsia="Arial" w:hAnsi="Arial"/>
+          <w:color w:val="333333"/>
+          <w:sz w:val="21"/>
+          <w:szCs w:val="21"/>
+        </w:rPr>
+        <w:t xml:space="preserve">なし</w:t>
       </w:r>
     </w:p>
     <w:p>
@@ -7464,7 +7490,7 @@
           <w:sz w:val="22"/>
           <w:szCs w:val="22"/>
         </w:rPr>
-        <w:t xml:space="preserve">[3] Trip.com / 10点 / 2026-03-15</w:t>
+        <w:t xml:space="preserve">[3] Agoda / 8点 / 2026-03-17</w:t>
       </w:r>
     </w:p>
     <w:p>
@@ -7479,7 +7505,7 @@
           <w:sz w:val="21"/>
           <w:szCs w:val="21"/>
         </w:rPr>
-        <w:t xml:space="preserve">このホテル、すごく気に入りました！値段も手頃だし、立地も便利。絶対にまた泊まりたいです！</w:t>
+        <w:t xml:space="preserve">清潔感のある過ごしやすい環境を提供しているホテルでした。 大崎駅直ぐという立地やアクセスしやすいのが便利です。</w:t>
       </w:r>
     </w:p>
     <w:p>
@@ -7500,7 +7526,43 @@
           <w:sz w:val="22"/>
           <w:szCs w:val="22"/>
         </w:rPr>
-        <w:t xml:space="preserve">[4] Booking.com / 9点 / 2026-03-15</w:t>
+        <w:t xml:space="preserve">[4] Trip.com / 10点 / 2026-03-15</w:t>
+      </w:r>
+    </w:p>
+    <w:p>
+      <w:pPr>
+        <w:spacing w:after="120" w:line="320"/>
+        <w:jc w:val="left"/>
+      </w:pPr>
+      <w:r>
+        <w:rPr>
+          <w:rFonts w:ascii="Arial" w:cs="Arial" w:eastAsia="Arial" w:hAnsi="Arial"/>
+          <w:color w:val="333333"/>
+          <w:sz w:val="21"/>
+          <w:szCs w:val="21"/>
+        </w:rPr>
+        <w:t xml:space="preserve">このホテル、すごく気に入りました！値段も手頃だし、立地も便利。絶対にまた泊まりたいです！</w:t>
+      </w:r>
+    </w:p>
+    <w:p>
+      <w:pPr>
+        <w:spacing w:after="60"/>
+      </w:pPr>
+    </w:p>
+    <w:p>
+      <w:pPr>
+        <w:spacing w:after="120" w:before="200"/>
+      </w:pPr>
+      <w:r>
+        <w:rPr>
+          <w:rFonts w:ascii="Arial" w:cs="Arial" w:eastAsia="Arial" w:hAnsi="Arial"/>
+          <w:b/>
+          <w:bCs/>
+          <w:color w:val="1B3A5C"/>
+          <w:sz w:val="22"/>
+          <w:szCs w:val="22"/>
+        </w:rPr>
+        <w:t xml:space="preserve">[5] Booking.com / 9点 / 2026-03-15</w:t>
       </w:r>
     </w:p>
     <w:p>
@@ -7542,42 +7604,6 @@
           <w:szCs w:val="21"/>
         </w:rPr>
         <w:t xml:space="preserve">特にないです。</w:t>
-      </w:r>
-    </w:p>
-    <w:p>
-      <w:pPr>
-        <w:spacing w:after="60"/>
-      </w:pPr>
-    </w:p>
-    <w:p>
-      <w:pPr>
-        <w:spacing w:after="120" w:before="200"/>
-      </w:pPr>
-      <w:r>
-        <w:rPr>
-          <w:rFonts w:ascii="Arial" w:cs="Arial" w:eastAsia="Arial" w:hAnsi="Arial"/>
-          <w:b/>
-          <w:bCs/>
-          <w:color w:val="1B3A5C"/>
-          <w:sz w:val="22"/>
-          <w:szCs w:val="22"/>
-        </w:rPr>
-        <w:t xml:space="preserve">[5] じゃらん / 10点 / 2026-03-15</w:t>
-      </w:r>
-    </w:p>
-    <w:p>
-      <w:pPr>
-        <w:spacing w:after="120" w:line="320"/>
-        <w:jc w:val="left"/>
-      </w:pPr>
-      <w:r>
-        <w:rPr>
-          <w:rFonts w:ascii="Arial" w:cs="Arial" w:eastAsia="Arial" w:hAnsi="Arial"/>
-          <w:color w:val="333333"/>
-          <w:sz w:val="21"/>
-          <w:szCs w:val="21"/>
-        </w:rPr>
-        <w:t xml:space="preserve">広いお部屋にしていただいたおかげで、トイレとお風呂も十分な広さがあり、子供と二人で着替えやトイレ利用をしても全く窮屈さを感じずに使用できました！  チェックイン時に大荷物だったこともあり不安だったのですが、お手伝いしていただき本当に助かりました。ありがとうございました！  スタッフ皆さんに優しくしていただき感謝しています。  アメニティや設備も充実しており、コンセント、照明設備、ドライヤー、...</w:t>
       </w:r>
     </w:p>
     <w:p>
@@ -7822,7 +7848,7 @@
                 <w:sz w:val="21"/>
                 <w:szCs w:val="21"/>
               </w:rPr>
-              <w:t xml:space="preserve">ダイワロイネットホテル東京大崎は、全体平均8.84点（10点換算）、高評価率82.1%という良好な顧客満足度を維持しているホテルです。特に「立地・アクセス」「清潔さ・清掃」が多くのゲストから高く評価されています。</w:t>
+              <w:t xml:space="preserve">ダイワロイネットホテル東京大崎は、全体平均8.86点（10点換算）、高評価率82.5%という良好な顧客満足度を維持しているホテルです。特に「立地・アクセス」「清潔さ・清掃」が多くのゲストから高く評価されています。</w:t>
             </w:r>
           </w:p>
           <w:p>

--- a/納品レポート/ホテル別レポート/daiwa_osaki_口コミ分析改善レポート.docx
+++ b/納品レポート/ホテル別レポート/daiwa_osaki_口コミ分析改善レポート.docx
@@ -96,7 +96,7 @@
           <w:sz w:val="22"/>
           <w:szCs w:val="22"/>
         </w:rPr>
-        <w:t xml:space="preserve">レビュー総数：57件（6サイト）</w:t>
+        <w:t xml:space="preserve">レビュー総数：58件（6サイト）</w:t>
       </w:r>
     </w:p>
     <w:p>
@@ -131,7 +131,7 @@
           <w:sz w:val="20"/>
           <w:szCs w:val="20"/>
         </w:rPr>
-        <w:t xml:space="preserve">作成日：2026年3月24日</w:t>
+        <w:t xml:space="preserve">作成日：2026年3月25日</w:t>
       </w:r>
     </w:p>
     <w:p>
@@ -189,7 +189,7 @@
           <w:sz w:val="21"/>
           <w:szCs w:val="21"/>
         </w:rPr>
-        <w:t xml:space="preserve">2026年2月〜3月に各OTAサイト・口コミサイトに投稿された57件のレビューを包括的に分析しました。以下が主要な発見事項です。</w:t>
+        <w:t xml:space="preserve">2026年2月〜3月に各OTAサイト・口コミサイトに投稿された58件のレビューを包括的に分析しました。以下が主要な発見事項です。</w:t>
       </w:r>
     </w:p>
     <w:p>
@@ -261,7 +261,7 @@
                 <w:sz w:val="36"/>
                 <w:szCs w:val="36"/>
               </w:rPr>
-              <w:t xml:space="preserve">8.86</w:t>
+              <w:t xml:space="preserve">8.83</w:t>
             </w:r>
           </w:p>
         </w:tc>
@@ -310,7 +310,7 @@
                 <w:sz w:val="36"/>
                 <w:szCs w:val="36"/>
               </w:rPr>
-              <w:t xml:space="preserve">82.5%</w:t>
+              <w:t xml:space="preserve">81.0%</w:t>
             </w:r>
           </w:p>
         </w:tc>
@@ -408,7 +408,7 @@
                 <w:sz w:val="36"/>
                 <w:szCs w:val="36"/>
               </w:rPr>
-              <w:t xml:space="preserve">57件</w:t>
+              <w:t xml:space="preserve">58件</w:t>
             </w:r>
           </w:p>
         </w:tc>
@@ -448,7 +448,7 @@
           <w:sz w:val="21"/>
           <w:szCs w:val="21"/>
         </w:rPr>
-        <w:t xml:space="preserve">全体平均スコア8.86点（10点換算）は良好な水準であり、82.5%が高評価（8-10点）に分類されます。低評価（1-4点）は0件（0.0%）で、ゲスト満足度は良好です。Trip.com（9.64点）で特に高い評価を獲得しています。</w:t>
+        <w:t xml:space="preserve">全体平均スコア8.83点（10点換算）は良好な水準であり、81.0%が高評価（8-10点）に分類されます。低評価（1-4点）は0件（0.0%）で、ゲスト満足度は良好です。Trip.com（9.64点）で特に高い評価を獲得しています。</w:t>
       </w:r>
     </w:p>
     <w:p>
@@ -567,7 +567,7 @@
                 <w:sz w:val="20"/>
                 <w:szCs w:val="20"/>
               </w:rPr>
-              <w:t xml:space="preserve">浴室・水回り（3件）、エアコン・空調（3件）、部屋の狭さ（2件）、臭い・匂い（1件）</w:t>
+              <w:t xml:space="preserve">エアコン・空調（4件）、浴室・水回り（3件）、部屋の狭さ（2件）、対応・サービスの不満（2件）</w:t>
             </w:r>
           </w:p>
           <w:p>
@@ -1474,7 +1474,7 @@
                 <w:sz w:val="20"/>
                 <w:szCs w:val="20"/>
               </w:rPr>
-              <w:t xml:space="preserve">24</w:t>
+              <w:t xml:space="preserve">25</w:t>
             </w:r>
           </w:p>
         </w:tc>
@@ -1508,7 +1508,7 @@
                 <w:sz w:val="20"/>
                 <w:szCs w:val="20"/>
               </w:rPr>
-              <w:t xml:space="preserve">9</w:t>
+              <w:t xml:space="preserve">8.92</w:t>
             </w:r>
           </w:p>
         </w:tc>
@@ -1576,7 +1576,7 @@
                 <w:sz w:val="20"/>
                 <w:szCs w:val="20"/>
               </w:rPr>
-              <w:t xml:space="preserve">9</w:t>
+              <w:t xml:space="preserve">8.92</w:t>
             </w:r>
           </w:p>
         </w:tc>
@@ -1644,7 +1644,7 @@
                 <w:sz w:val="20"/>
                 <w:szCs w:val="20"/>
               </w:rPr>
-              <w:t xml:space="preserve">優秀</w:t>
+              <w:t xml:space="preserve">良好</w:t>
             </w:r>
           </w:p>
         </w:tc>
@@ -2418,7 +2418,7 @@
           <w:sz w:val="21"/>
           <w:szCs w:val="21"/>
         </w:rPr>
-        <w:t xml:space="preserve">評価分布は10点（49.1%）に最も多く、8点以上の高評価が82.5%を占め、高い顧客満足度を示しています。</w:t>
+        <w:t xml:space="preserve">評価分布は10点（48.3%）に最も多く、8点以上の高評価が81.0%を占め、高い顧客満足度を示しています。</w:t>
       </w:r>
     </w:p>
     <w:p>
@@ -2688,7 +2688,7 @@
                 <w:sz w:val="20"/>
                 <w:szCs w:val="20"/>
               </w:rPr>
-              <w:t xml:space="preserve">49.1%</w:t>
+              <w:t xml:space="preserve">48.3%</w:t>
             </w:r>
           </w:p>
         </w:tc>
@@ -2833,7 +2833,7 @@
                 <w:sz w:val="20"/>
                 <w:szCs w:val="20"/>
               </w:rPr>
-              <w:t xml:space="preserve">14.0%</w:t>
+              <w:t xml:space="preserve">13.8%</w:t>
             </w:r>
           </w:p>
         </w:tc>
@@ -2977,7 +2977,7 @@
                 <w:sz w:val="20"/>
                 <w:szCs w:val="20"/>
               </w:rPr>
-              <w:t xml:space="preserve">19.3%</w:t>
+              <w:t xml:space="preserve">19.0%</w:t>
             </w:r>
           </w:p>
         </w:tc>
@@ -3087,7 +3087,7 @@
                 <w:sz w:val="20"/>
                 <w:szCs w:val="20"/>
               </w:rPr>
-              <w:t xml:space="preserve">5</w:t>
+              <w:t xml:space="preserve">6</w:t>
             </w:r>
           </w:p>
         </w:tc>
@@ -3122,7 +3122,7 @@
                 <w:sz w:val="20"/>
                 <w:szCs w:val="20"/>
               </w:rPr>
-              <w:t xml:space="preserve">8.8%</w:t>
+              <w:t xml:space="preserve">10.3%</w:t>
             </w:r>
           </w:p>
         </w:tc>
@@ -3159,7 +3159,7 @@
                 <w:sz w:val="18"/>
                 <w:szCs w:val="18"/>
               </w:rPr>
-              <w:t xml:space="preserve"> 5件</w:t>
+              <w:t xml:space="preserve"> 6件</w:t>
             </w:r>
           </w:p>
         </w:tc>
@@ -3266,7 +3266,7 @@
                 <w:sz w:val="20"/>
                 <w:szCs w:val="20"/>
               </w:rPr>
-              <w:t xml:space="preserve">8.8%</w:t>
+              <w:t xml:space="preserve">8.6%</w:t>
             </w:r>
           </w:p>
         </w:tc>
@@ -3380,7 +3380,7 @@
                 <w:sz w:val="24"/>
                 <w:szCs w:val="24"/>
               </w:rPr>
-              <w:t xml:space="preserve">47件（82.5%）</w:t>
+              <w:t xml:space="preserve">47件（81.0%）</w:t>
             </w:r>
           </w:p>
         </w:tc>
@@ -3431,7 +3431,7 @@
                 <w:sz w:val="24"/>
                 <w:szCs w:val="24"/>
               </w:rPr>
-              <w:t xml:space="preserve">10件（17.5%）</w:t>
+              <w:t xml:space="preserve">11件（19.0%）</w:t>
             </w:r>
           </w:p>
         </w:tc>
@@ -3756,7 +3756,7 @@
                 <w:sz w:val="20"/>
                 <w:szCs w:val="20"/>
               </w:rPr>
-              <w:t xml:space="preserve">「駅が近くて駐車場も隣にあり良かった ございません ございません」「Location, comfort, amenities None なし」</w:t>
+              <w:t xml:space="preserve">「Good location with the train station is just 3 minutes of...」「駅が近くて駐車場も隣にあり良かった ございません ございません」</w:t>
             </w:r>
           </w:p>
         </w:tc>
@@ -4071,7 +4071,7 @@
                 <w:sz w:val="20"/>
                 <w:szCs w:val="20"/>
               </w:rPr>
-              <w:t xml:space="preserve">「コットンボールなどの基本的なアメニティが用意されていないのは驚きです」「Location, comfort, amenities None なし」</w:t>
+              <w:t xml:space="preserve">「残念ながら、私の部屋のマットレスは沈み込んでいて、全く快適ではありませんでした」「コットンボールなどの基本的なアメニティが用意されていないのは驚きです」</w:t>
             </w:r>
           </w:p>
         </w:tc>
@@ -4322,7 +4322,7 @@
           <w:sz w:val="21"/>
           <w:szCs w:val="21"/>
         </w:rPr>
-        <w:t xml:space="preserve">口コミの多数で「立地・アクセス」に関するポジティブな言及が見られ、ダイワロイネットホテル東京大崎の最大の差別化要因となっています。駅が近くて駐車場も隣にあり良かった ございません ございませんといった声が多数寄せられています。</w:t>
+        <w:t xml:space="preserve">口コミの多数で「立地・アクセス」に関するポジティブな言及が見られ、ダイワロイネットホテル東京大崎の最大の差別化要因となっています。Good location with the train station is just 3 minutes of...といった声が多数寄せられています。</w:t>
       </w:r>
     </w:p>
     <w:p>
@@ -4341,7 +4341,7 @@
           <w:sz w:val="21"/>
           <w:szCs w:val="21"/>
         </w:rPr>
-        <w:t xml:space="preserve">駅が近くて駐車場も隣にあり良かった ございません ございません</w:t>
+        <w:t xml:space="preserve">Good location with the train station is just 3 minutes of...</w:t>
       </w:r>
     </w:p>
     <w:p>
@@ -4360,7 +4360,7 @@
           <w:sz w:val="21"/>
           <w:szCs w:val="21"/>
         </w:rPr>
-        <w:t xml:space="preserve">Location, comfort, amenities None なし</w:t>
+        <w:t xml:space="preserve">駅が近くて駐車場も隣にあり良かった ございません ございません</w:t>
       </w:r>
     </w:p>
     <w:p>
@@ -4379,7 +4379,7 @@
           <w:sz w:val="21"/>
           <w:szCs w:val="21"/>
         </w:rPr>
-        <w:t xml:space="preserve">大崎駅直ぐという立地やアクセスしやすいのが便利です</w:t>
+        <w:t xml:space="preserve">Location, comfort, amenities None なし</w:t>
       </w:r>
     </w:p>
     <w:p>
@@ -4687,7 +4687,7 @@
                 <w:sz w:val="20"/>
                 <w:szCs w:val="20"/>
               </w:rPr>
-              <w:t xml:space="preserve">浴室・水回り</w:t>
+              <w:t xml:space="preserve">エアコン・空調</w:t>
             </w:r>
           </w:p>
         </w:tc>
@@ -4721,7 +4721,7 @@
                 <w:sz w:val="20"/>
                 <w:szCs w:val="20"/>
               </w:rPr>
-              <w:t xml:space="preserve">広いお部屋にしていただいたおかげで、トイレとお風呂も十分な広さがあり、子供と二人で着替えやトイレ利用をしても全く窮...</w:t>
+              <w:t xml:space="preserve">As a result, I experienced significant back soreness thro...</w:t>
             </w:r>
           </w:p>
         </w:tc>
@@ -4755,7 +4755,7 @@
                 <w:sz w:val="20"/>
                 <w:szCs w:val="20"/>
               </w:rPr>
-              <w:t xml:space="preserve">中度・3件</w:t>
+              <w:t xml:space="preserve">中度・4件</w:t>
             </w:r>
           </w:p>
         </w:tc>
@@ -4826,7 +4826,7 @@
                 <w:sz w:val="20"/>
                 <w:szCs w:val="20"/>
               </w:rPr>
-              <w:t xml:space="preserve">エアコン・空調</w:t>
+              <w:t xml:space="preserve">浴室・水回り</w:t>
             </w:r>
           </w:p>
         </w:tc>
@@ -4860,7 +4860,7 @@
                 <w:sz w:val="20"/>
                 <w:szCs w:val="20"/>
               </w:rPr>
-              <w:t xml:space="preserve">アメニティや設備も充実しており、コンセント、照明設備、ドライヤー、冷暖房も使いやすくとても快適に過ごせました</w:t>
+              <w:t xml:space="preserve">広いお部屋にしていただいたおかげで、トイレとお風呂も十分な広さがあり、子供と二人で着替えやトイレ利用をしても全く窮...</w:t>
             </w:r>
           </w:p>
         </w:tc>
@@ -5104,7 +5104,7 @@
                 <w:sz w:val="20"/>
                 <w:szCs w:val="20"/>
               </w:rPr>
-              <w:t xml:space="preserve">臭い・匂い</w:t>
+              <w:t xml:space="preserve">対応・サービスの不満</w:t>
             </w:r>
           </w:p>
         </w:tc>
@@ -5138,7 +5138,7 @@
                 <w:sz w:val="20"/>
                 <w:szCs w:val="20"/>
               </w:rPr>
-              <w:t xml:space="preserve">少しお風呂、水回りの匂いが気になりましたが、それ以外は何にも不便も不快もありません</w:t>
+              <w:t xml:space="preserve">残念ながら、私の部屋のマットレスは沈み込んでいて、全く快適ではありませんでした</w:t>
             </w:r>
           </w:p>
         </w:tc>
@@ -5172,7 +5172,7 @@
                 <w:sz w:val="20"/>
                 <w:szCs w:val="20"/>
               </w:rPr>
-              <w:t xml:space="preserve">軽度・1件</w:t>
+              <w:t xml:space="preserve">軽度・2件</w:t>
             </w:r>
           </w:p>
         </w:tc>
@@ -5243,7 +5243,7 @@
                 <w:sz w:val="20"/>
                 <w:szCs w:val="20"/>
               </w:rPr>
-              <w:t xml:space="preserve">窓・採光</w:t>
+              <w:t xml:space="preserve">臭い・匂い</w:t>
             </w:r>
           </w:p>
         </w:tc>
@@ -5277,7 +5277,7 @@
                 <w:sz w:val="20"/>
                 <w:szCs w:val="20"/>
               </w:rPr>
-              <w:t xml:space="preserve">立地はとても便利で、窓の一つからは素晴らしい景色が望めます</w:t>
+              <w:t xml:space="preserve">少しお風呂、水回りの匂いが気になりましたが、それ以外は何にも不便も不快もありません</w:t>
             </w:r>
           </w:p>
         </w:tc>
@@ -5382,7 +5382,7 @@
                 <w:sz w:val="20"/>
                 <w:szCs w:val="20"/>
               </w:rPr>
-              <w:t xml:space="preserve">対応・サービスの不満</w:t>
+              <w:t xml:space="preserve">窓・採光</w:t>
             </w:r>
           </w:p>
         </w:tc>
@@ -5416,7 +5416,7 @@
                 <w:sz w:val="20"/>
                 <w:szCs w:val="20"/>
               </w:rPr>
-              <w:t xml:space="preserve">服務人員態度普通，辦理入住與退房都還算順利</w:t>
+              <w:t xml:space="preserve">立地はとても便利で、窓の一つからは素晴らしい景色が望めます</w:t>
             </w:r>
           </w:p>
         </w:tc>
@@ -6535,7 +6535,7 @@
                 <w:sz w:val="20"/>
                 <w:szCs w:val="20"/>
               </w:rPr>
-              <w:t xml:space="preserve">8.86点</w:t>
+              <w:t xml:space="preserve">8.83点</w:t>
             </w:r>
           </w:p>
         </w:tc>
@@ -6569,7 +6569,7 @@
                 <w:sz w:val="20"/>
                 <w:szCs w:val="20"/>
               </w:rPr>
-              <w:t xml:space="preserve">9.2点以上</w:t>
+              <w:t xml:space="preserve">9.1点以上</w:t>
             </w:r>
           </w:p>
         </w:tc>
@@ -6675,7 +6675,7 @@
                 <w:sz w:val="20"/>
                 <w:szCs w:val="20"/>
               </w:rPr>
-              <w:t xml:space="preserve">82.5%</w:t>
+              <w:t xml:space="preserve">81.0%</w:t>
             </w:r>
           </w:p>
         </w:tc>
@@ -6710,7 +6710,7 @@
                 <w:sz w:val="20"/>
                 <w:szCs w:val="20"/>
               </w:rPr>
-              <w:t xml:space="preserve">88%以上</w:t>
+              <w:t xml:space="preserve">86%以上</w:t>
             </w:r>
           </w:p>
         </w:tc>
@@ -7200,7 +7200,7 @@
                 <w:sz w:val="20"/>
                 <w:szCs w:val="20"/>
               </w:rPr>
-              <w:t xml:space="preserve">浴室・水回りクレーム</w:t>
+              <w:t xml:space="preserve">エアコン・空調クレーム</w:t>
             </w:r>
           </w:p>
         </w:tc>
@@ -7235,7 +7235,7 @@
                 <w:sz w:val="20"/>
                 <w:szCs w:val="20"/>
               </w:rPr>
-              <w:t xml:space="preserve">約3件/期間</w:t>
+              <w:t xml:space="preserve">約4件/期間</w:t>
             </w:r>
           </w:p>
         </w:tc>
@@ -7270,7 +7270,7 @@
                 <w:sz w:val="20"/>
                 <w:szCs w:val="20"/>
               </w:rPr>
-              <w:t xml:space="preserve">1件以下</w:t>
+              <w:t xml:space="preserve">2件以下</w:t>
             </w:r>
           </w:p>
         </w:tc>
@@ -7848,7 +7848,7 @@
                 <w:sz w:val="21"/>
                 <w:szCs w:val="21"/>
               </w:rPr>
-              <w:t xml:space="preserve">ダイワロイネットホテル東京大崎は、全体平均8.86点（10点換算）、高評価率82.5%という良好な顧客満足度を維持しているホテルです。特に「立地・アクセス」「清潔さ・清掃」が多くのゲストから高く評価されています。</w:t>
+              <w:t xml:space="preserve">ダイワロイネットホテル東京大崎は、全体平均8.83点（10点換算）、高評価率81.0%という良好な顧客満足度を維持しているホテルです。特に「立地・アクセス」「清潔さ・清掃」が多くのゲストから高く評価されています。</w:t>
             </w:r>
           </w:p>
           <w:p>
@@ -7862,7 +7862,7 @@
                 <w:sz w:val="21"/>
                 <w:szCs w:val="21"/>
               </w:rPr>
-              <w:t xml:space="preserve">改善課題としては、浴室・水回り、エアコン・空調、部屋の狭さが主要なテーマとして浮上しています。ただし、これらの課題を指摘するゲストの多くも他の面では高い評価を付けており、ネガティブ要素が全体評価を大きく押し下げているわけではありません。</w:t>
+              <w:t xml:space="preserve">改善課題としては、エアコン・空調、浴室・水回り、部屋の狭さが主要なテーマとして浮上しています。ただし、これらの課題を指摘するゲストの多くも他の面では高い評価を付けており、ネガティブ要素が全体評価を大きく押し下げているわけではありません。</w:t>
             </w:r>
           </w:p>
           <w:p>

--- a/納品レポート/ホテル別レポート/daiwa_osaki_口コミ分析改善レポート.docx
+++ b/納品レポート/ホテル別レポート/daiwa_osaki_口コミ分析改善レポート.docx
@@ -96,7 +96,7 @@
           <w:sz w:val="22"/>
           <w:szCs w:val="22"/>
         </w:rPr>
-        <w:t xml:space="preserve">レビュー総数：58件（6サイト）</w:t>
+        <w:t xml:space="preserve">レビュー総数：59件（6サイト）</w:t>
       </w:r>
     </w:p>
     <w:p>
@@ -131,7 +131,7 @@
           <w:sz w:val="20"/>
           <w:szCs w:val="20"/>
         </w:rPr>
-        <w:t xml:space="preserve">作成日：2026年3月25日</w:t>
+        <w:t xml:space="preserve">作成日：2026年3月26日</w:t>
       </w:r>
     </w:p>
     <w:p>
@@ -189,7 +189,7 @@
           <w:sz w:val="21"/>
           <w:szCs w:val="21"/>
         </w:rPr>
-        <w:t xml:space="preserve">2026年2月〜3月に各OTAサイト・口コミサイトに投稿された58件のレビューを包括的に分析しました。以下が主要な発見事項です。</w:t>
+        <w:t xml:space="preserve">2026年2月〜3月に各OTAサイト・口コミサイトに投稿された59件のレビューを包括的に分析しました。以下が主要な発見事項です。</w:t>
       </w:r>
     </w:p>
     <w:p>
@@ -261,7 +261,7 @@
                 <w:sz w:val="36"/>
                 <w:szCs w:val="36"/>
               </w:rPr>
-              <w:t xml:space="preserve">8.83</w:t>
+              <w:t xml:space="preserve">8.85</w:t>
             </w:r>
           </w:p>
         </w:tc>
@@ -310,7 +310,7 @@
                 <w:sz w:val="36"/>
                 <w:szCs w:val="36"/>
               </w:rPr>
-              <w:t xml:space="preserve">81.0%</w:t>
+              <w:t xml:space="preserve">81.4%</w:t>
             </w:r>
           </w:p>
         </w:tc>
@@ -408,7 +408,7 @@
                 <w:sz w:val="36"/>
                 <w:szCs w:val="36"/>
               </w:rPr>
-              <w:t xml:space="preserve">58件</w:t>
+              <w:t xml:space="preserve">59件</w:t>
             </w:r>
           </w:p>
         </w:tc>
@@ -448,7 +448,7 @@
           <w:sz w:val="21"/>
           <w:szCs w:val="21"/>
         </w:rPr>
-        <w:t xml:space="preserve">全体平均スコア8.83点（10点換算）は良好な水準であり、81.0%が高評価（8-10点）に分類されます。低評価（1-4点）は0件（0.0%）で、ゲスト満足度は良好です。Trip.com（9.64点）で特に高い評価を獲得しています。</w:t>
+        <w:t xml:space="preserve">全体平均スコア8.85点（10点換算）は良好な水準であり、81.4%が高評価（8-10点）に分類されます。低評価（1-4点）は0件（0.0%）で、ゲスト満足度は良好です。Trip.com（9.64点）で特に高い評価を獲得しています。</w:t>
       </w:r>
     </w:p>
     <w:p>
@@ -1474,7 +1474,7 @@
                 <w:sz w:val="20"/>
                 <w:szCs w:val="20"/>
               </w:rPr>
-              <w:t xml:space="preserve">25</w:t>
+              <w:t xml:space="preserve">26</w:t>
             </w:r>
           </w:p>
         </w:tc>
@@ -1508,7 +1508,7 @@
                 <w:sz w:val="20"/>
                 <w:szCs w:val="20"/>
               </w:rPr>
-              <w:t xml:space="preserve">8.92</w:t>
+              <w:t xml:space="preserve">8.96</w:t>
             </w:r>
           </w:p>
         </w:tc>
@@ -1576,7 +1576,7 @@
                 <w:sz w:val="20"/>
                 <w:szCs w:val="20"/>
               </w:rPr>
-              <w:t xml:space="preserve">8.92</w:t>
+              <w:t xml:space="preserve">8.96</w:t>
             </w:r>
           </w:p>
         </w:tc>
@@ -2418,7 +2418,7 @@
           <w:sz w:val="21"/>
           <w:szCs w:val="21"/>
         </w:rPr>
-        <w:t xml:space="preserve">評価分布は10点（48.3%）に最も多く、8点以上の高評価が81.0%を占め、高い顧客満足度を示しています。</w:t>
+        <w:t xml:space="preserve">評価分布は10点（49.2%）に最も多く、8点以上の高評価が81.4%を占め、高い顧客満足度を示しています。</w:t>
       </w:r>
     </w:p>
     <w:p>
@@ -2653,7 +2653,7 @@
                 <w:sz w:val="20"/>
                 <w:szCs w:val="20"/>
               </w:rPr>
-              <w:t xml:space="preserve">28</w:t>
+              <w:t xml:space="preserve">29</w:t>
             </w:r>
           </w:p>
         </w:tc>
@@ -2688,7 +2688,7 @@
                 <w:sz w:val="20"/>
                 <w:szCs w:val="20"/>
               </w:rPr>
-              <w:t xml:space="preserve">48.3%</w:t>
+              <w:t xml:space="preserve">49.2%</w:t>
             </w:r>
           </w:p>
         </w:tc>
@@ -2726,7 +2726,7 @@
                 <w:sz w:val="18"/>
                 <w:szCs w:val="18"/>
               </w:rPr>
-              <w:t xml:space="preserve"> 28件</w:t>
+              <w:t xml:space="preserve"> 29件</w:t>
             </w:r>
           </w:p>
         </w:tc>
@@ -2833,7 +2833,7 @@
                 <w:sz w:val="20"/>
                 <w:szCs w:val="20"/>
               </w:rPr>
-              <w:t xml:space="preserve">13.8%</w:t>
+              <w:t xml:space="preserve">13.6%</w:t>
             </w:r>
           </w:p>
         </w:tc>
@@ -2977,7 +2977,7 @@
                 <w:sz w:val="20"/>
                 <w:szCs w:val="20"/>
               </w:rPr>
-              <w:t xml:space="preserve">19.0%</w:t>
+              <w:t xml:space="preserve">18.6%</w:t>
             </w:r>
           </w:p>
         </w:tc>
@@ -3122,7 +3122,7 @@
                 <w:sz w:val="20"/>
                 <w:szCs w:val="20"/>
               </w:rPr>
-              <w:t xml:space="preserve">10.3%</w:t>
+              <w:t xml:space="preserve">10.2%</w:t>
             </w:r>
           </w:p>
         </w:tc>
@@ -3266,7 +3266,7 @@
                 <w:sz w:val="20"/>
                 <w:szCs w:val="20"/>
               </w:rPr>
-              <w:t xml:space="preserve">8.6%</w:t>
+              <w:t xml:space="preserve">8.5%</w:t>
             </w:r>
           </w:p>
         </w:tc>
@@ -3295,7 +3295,7 @@
                 <w:sz w:val="20"/>
                 <w:szCs w:val="20"/>
               </w:rPr>
-              <w:t xml:space="preserve">████</w:t>
+              <w:t xml:space="preserve">███</w:t>
             </w:r>
             <w:r>
               <w:rPr>
@@ -3380,7 +3380,7 @@
                 <w:sz w:val="24"/>
                 <w:szCs w:val="24"/>
               </w:rPr>
-              <w:t xml:space="preserve">47件（81.0%）</w:t>
+              <w:t xml:space="preserve">48件（81.4%）</w:t>
             </w:r>
           </w:p>
         </w:tc>
@@ -3431,7 +3431,7 @@
                 <w:sz w:val="24"/>
                 <w:szCs w:val="24"/>
               </w:rPr>
-              <w:t xml:space="preserve">11件（19.0%）</w:t>
+              <w:t xml:space="preserve">11件（18.6%）</w:t>
             </w:r>
           </w:p>
         </w:tc>
@@ -6535,7 +6535,7 @@
                 <w:sz w:val="20"/>
                 <w:szCs w:val="20"/>
               </w:rPr>
-              <w:t xml:space="preserve">8.83点</w:t>
+              <w:t xml:space="preserve">8.85点</w:t>
             </w:r>
           </w:p>
         </w:tc>
@@ -6569,7 +6569,7 @@
                 <w:sz w:val="20"/>
                 <w:szCs w:val="20"/>
               </w:rPr>
-              <w:t xml:space="preserve">9.1点以上</w:t>
+              <w:t xml:space="preserve">9.2点以上</w:t>
             </w:r>
           </w:p>
         </w:tc>
@@ -6675,7 +6675,7 @@
                 <w:sz w:val="20"/>
                 <w:szCs w:val="20"/>
               </w:rPr>
-              <w:t xml:space="preserve">81.0%</w:t>
+              <w:t xml:space="preserve">81.4%</w:t>
             </w:r>
           </w:p>
         </w:tc>
@@ -7848,7 +7848,7 @@
                 <w:sz w:val="21"/>
                 <w:szCs w:val="21"/>
               </w:rPr>
-              <w:t xml:space="preserve">ダイワロイネットホテル東京大崎は、全体平均8.83点（10点換算）、高評価率81.0%という良好な顧客満足度を維持しているホテルです。特に「立地・アクセス」「清潔さ・清掃」が多くのゲストから高く評価されています。</w:t>
+              <w:t xml:space="preserve">ダイワロイネットホテル東京大崎は、全体平均8.85点（10点換算）、高評価率81.4%という良好な顧客満足度を維持しているホテルです。特に「立地・アクセス」「清潔さ・清掃」が多くのゲストから高く評価されています。</w:t>
             </w:r>
           </w:p>
           <w:p>

--- a/納品レポート/ホテル別レポート/daiwa_osaki_口コミ分析改善レポート.docx
+++ b/納品レポート/ホテル別レポート/daiwa_osaki_口コミ分析改善レポート.docx
@@ -96,7 +96,7 @@
           <w:sz w:val="22"/>
           <w:szCs w:val="22"/>
         </w:rPr>
-        <w:t xml:space="preserve">レビュー総数：59件（6サイト）</w:t>
+        <w:t xml:space="preserve">レビュー総数：60件（6サイト）</w:t>
       </w:r>
     </w:p>
     <w:p>
@@ -131,7 +131,7 @@
           <w:sz w:val="20"/>
           <w:szCs w:val="20"/>
         </w:rPr>
-        <w:t xml:space="preserve">作成日：2026年3月26日</w:t>
+        <w:t xml:space="preserve">作成日：2026年3月27日</w:t>
       </w:r>
     </w:p>
     <w:p>
@@ -189,7 +189,7 @@
           <w:sz w:val="21"/>
           <w:szCs w:val="21"/>
         </w:rPr>
-        <w:t xml:space="preserve">2026年2月〜3月に各OTAサイト・口コミサイトに投稿された59件のレビューを包括的に分析しました。以下が主要な発見事項です。</w:t>
+        <w:t xml:space="preserve">2026年2月〜3月に各OTAサイト・口コミサイトに投稿された60件のレビューを包括的に分析しました。以下が主要な発見事項です。</w:t>
       </w:r>
     </w:p>
     <w:p>
@@ -261,7 +261,7 @@
                 <w:sz w:val="36"/>
                 <w:szCs w:val="36"/>
               </w:rPr>
-              <w:t xml:space="preserve">8.85</w:t>
+              <w:t xml:space="preserve">8.87</w:t>
             </w:r>
           </w:p>
         </w:tc>
@@ -310,7 +310,7 @@
                 <w:sz w:val="36"/>
                 <w:szCs w:val="36"/>
               </w:rPr>
-              <w:t xml:space="preserve">81.4%</w:t>
+              <w:t xml:space="preserve">81.7%</w:t>
             </w:r>
           </w:p>
         </w:tc>
@@ -408,7 +408,7 @@
                 <w:sz w:val="36"/>
                 <w:szCs w:val="36"/>
               </w:rPr>
-              <w:t xml:space="preserve">59件</w:t>
+              <w:t xml:space="preserve">60件</w:t>
             </w:r>
           </w:p>
         </w:tc>
@@ -448,7 +448,7 @@
           <w:sz w:val="21"/>
           <w:szCs w:val="21"/>
         </w:rPr>
-        <w:t xml:space="preserve">全体平均スコア8.85点（10点換算）は良好な水準であり、81.4%が高評価（8-10点）に分類されます。低評価（1-4点）は0件（0.0%）で、ゲスト満足度は良好です。Trip.com（9.64点）で特に高い評価を獲得しています。</w:t>
+        <w:t xml:space="preserve">全体平均スコア8.87点（10点換算）は良好な水準であり、81.7%が高評価（8-10点）に分類されます。低評価（1-4点）は0件（0.0%）で、ゲスト満足度は良好です。Trip.com（9.67点）で特に高い評価を獲得しています。</w:t>
       </w:r>
     </w:p>
     <w:p>
@@ -987,7 +987,7 @@
                 <w:sz w:val="20"/>
                 <w:szCs w:val="20"/>
               </w:rPr>
-              <w:t xml:space="preserve">11</w:t>
+              <w:t xml:space="preserve">12</w:t>
             </w:r>
           </w:p>
         </w:tc>
@@ -1021,7 +1021,7 @@
                 <w:sz w:val="20"/>
                 <w:szCs w:val="20"/>
               </w:rPr>
-              <w:t xml:space="preserve">9.64</w:t>
+              <w:t xml:space="preserve">9.67</w:t>
             </w:r>
           </w:p>
         </w:tc>
@@ -1089,7 +1089,7 @@
                 <w:sz w:val="20"/>
                 <w:szCs w:val="20"/>
               </w:rPr>
-              <w:t xml:space="preserve">9.64</w:t>
+              <w:t xml:space="preserve">9.67</w:t>
             </w:r>
           </w:p>
         </w:tc>
@@ -2418,7 +2418,7 @@
           <w:sz w:val="21"/>
           <w:szCs w:val="21"/>
         </w:rPr>
-        <w:t xml:space="preserve">評価分布は10点（49.2%）に最も多く、8点以上の高評価が81.4%を占め、高い顧客満足度を示しています。</w:t>
+        <w:t xml:space="preserve">評価分布は10点（50.0%）に最も多く、8点以上の高評価が81.7%を占め、高い顧客満足度を示しています。</w:t>
       </w:r>
     </w:p>
     <w:p>
@@ -2653,7 +2653,7 @@
                 <w:sz w:val="20"/>
                 <w:szCs w:val="20"/>
               </w:rPr>
-              <w:t xml:space="preserve">29</w:t>
+              <w:t xml:space="preserve">30</w:t>
             </w:r>
           </w:p>
         </w:tc>
@@ -2688,7 +2688,7 @@
                 <w:sz w:val="20"/>
                 <w:szCs w:val="20"/>
               </w:rPr>
-              <w:t xml:space="preserve">49.2%</w:t>
+              <w:t xml:space="preserve">50.0%</w:t>
             </w:r>
           </w:p>
         </w:tc>
@@ -2726,7 +2726,7 @@
                 <w:sz w:val="18"/>
                 <w:szCs w:val="18"/>
               </w:rPr>
-              <w:t xml:space="preserve"> 29件</w:t>
+              <w:t xml:space="preserve"> 30件</w:t>
             </w:r>
           </w:p>
         </w:tc>
@@ -2833,7 +2833,7 @@
                 <w:sz w:val="20"/>
                 <w:szCs w:val="20"/>
               </w:rPr>
-              <w:t xml:space="preserve">13.6%</w:t>
+              <w:t xml:space="preserve">13.3%</w:t>
             </w:r>
           </w:p>
         </w:tc>
@@ -2861,7 +2861,7 @@
                 <w:sz w:val="20"/>
                 <w:szCs w:val="20"/>
               </w:rPr>
-              <w:t xml:space="preserve">██████</w:t>
+              <w:t xml:space="preserve">█████</w:t>
             </w:r>
             <w:r>
               <w:rPr>
@@ -2977,7 +2977,7 @@
                 <w:sz w:val="20"/>
                 <w:szCs w:val="20"/>
               </w:rPr>
-              <w:t xml:space="preserve">18.6%</w:t>
+              <w:t xml:space="preserve">18.3%</w:t>
             </w:r>
           </w:p>
         </w:tc>
@@ -3006,7 +3006,7 @@
                 <w:sz w:val="20"/>
                 <w:szCs w:val="20"/>
               </w:rPr>
-              <w:t xml:space="preserve">████████</w:t>
+              <w:t xml:space="preserve">███████</w:t>
             </w:r>
             <w:r>
               <w:rPr>
@@ -3122,7 +3122,7 @@
                 <w:sz w:val="20"/>
                 <w:szCs w:val="20"/>
               </w:rPr>
-              <w:t xml:space="preserve">10.2%</w:t>
+              <w:t xml:space="preserve">10.0%</w:t>
             </w:r>
           </w:p>
         </w:tc>
@@ -3266,7 +3266,7 @@
                 <w:sz w:val="20"/>
                 <w:szCs w:val="20"/>
               </w:rPr>
-              <w:t xml:space="preserve">8.5%</w:t>
+              <w:t xml:space="preserve">8.3%</w:t>
             </w:r>
           </w:p>
         </w:tc>
@@ -3380,7 +3380,7 @@
                 <w:sz w:val="24"/>
                 <w:szCs w:val="24"/>
               </w:rPr>
-              <w:t xml:space="preserve">48件（81.4%）</w:t>
+              <w:t xml:space="preserve">49件（81.7%）</w:t>
             </w:r>
           </w:p>
         </w:tc>
@@ -3431,7 +3431,7 @@
                 <w:sz w:val="24"/>
                 <w:szCs w:val="24"/>
               </w:rPr>
-              <w:t xml:space="preserve">11件（18.6%）</w:t>
+              <w:t xml:space="preserve">11件（18.3%）</w:t>
             </w:r>
           </w:p>
         </w:tc>
@@ -3860,7 +3860,7 @@
                 <w:sz w:val="20"/>
                 <w:szCs w:val="20"/>
               </w:rPr>
-              <w:t xml:space="preserve">「それ以外は、部屋の広さと清潔さは気に入っています」「清潔感のある過ごしやすい環境を提供しているホテルでした」</w:t>
+              <w:t xml:space="preserve">「非常好乾凈 とても清潔」「それ以外は、部屋の広さと清潔さは気に入っています」</w:t>
             </w:r>
           </w:p>
         </w:tc>
@@ -4416,7 +4416,7 @@
           <w:sz w:val="21"/>
           <w:szCs w:val="21"/>
         </w:rPr>
-        <w:t xml:space="preserve">清潔さ・清掃に関するポジティブな評価も多く寄せられています。「それ以外は、部屋の広さと清潔さは気に入っています」といったコメントが見られます。</w:t>
+        <w:t xml:space="preserve">清潔さ・清掃に関するポジティブな評価も多く寄せられています。「非常好乾凈 とても清潔」といったコメントが見られます。</w:t>
       </w:r>
     </w:p>
     <w:p>
@@ -6535,7 +6535,7 @@
                 <w:sz w:val="20"/>
                 <w:szCs w:val="20"/>
               </w:rPr>
-              <w:t xml:space="preserve">8.85点</w:t>
+              <w:t xml:space="preserve">8.87点</w:t>
             </w:r>
           </w:p>
         </w:tc>
@@ -6675,7 +6675,7 @@
                 <w:sz w:val="20"/>
                 <w:szCs w:val="20"/>
               </w:rPr>
-              <w:t xml:space="preserve">81.4%</w:t>
+              <w:t xml:space="preserve">81.7%</w:t>
             </w:r>
           </w:p>
         </w:tc>
@@ -6710,7 +6710,7 @@
                 <w:sz w:val="20"/>
                 <w:szCs w:val="20"/>
               </w:rPr>
-              <w:t xml:space="preserve">86%以上</w:t>
+              <w:t xml:space="preserve">87%以上</w:t>
             </w:r>
           </w:p>
         </w:tc>
@@ -7366,7 +7366,43 @@
           <w:sz w:val="22"/>
           <w:szCs w:val="22"/>
         </w:rPr>
-        <w:t xml:space="preserve">[1] Booking.com / 10点 / 2026-03-22</w:t>
+        <w:t xml:space="preserve">[1] Trip.com / 10点 / 2026-03-25</w:t>
+      </w:r>
+    </w:p>
+    <w:p>
+      <w:pPr>
+        <w:spacing w:after="120" w:line="320"/>
+        <w:jc w:val="left"/>
+      </w:pPr>
+      <w:r>
+        <w:rPr>
+          <w:rFonts w:ascii="Arial" w:cs="Arial" w:eastAsia="Arial" w:hAnsi="Arial"/>
+          <w:color w:val="333333"/>
+          <w:sz w:val="21"/>
+          <w:szCs w:val="21"/>
+        </w:rPr>
+        <w:t xml:space="preserve">とても清潔</w:t>
+      </w:r>
+    </w:p>
+    <w:p>
+      <w:pPr>
+        <w:spacing w:after="60"/>
+      </w:pPr>
+    </w:p>
+    <w:p>
+      <w:pPr>
+        <w:spacing w:after="120" w:before="200"/>
+      </w:pPr>
+      <w:r>
+        <w:rPr>
+          <w:rFonts w:ascii="Arial" w:cs="Arial" w:eastAsia="Arial" w:hAnsi="Arial"/>
+          <w:b/>
+          <w:bCs/>
+          <w:color w:val="1B3A5C"/>
+          <w:sz w:val="22"/>
+          <w:szCs w:val="22"/>
+        </w:rPr>
+        <w:t xml:space="preserve">[2] Booking.com / 10点 / 2026-03-22</w:t>
       </w:r>
     </w:p>
     <w:p>
@@ -7428,7 +7464,7 @@
           <w:sz w:val="22"/>
           <w:szCs w:val="22"/>
         </w:rPr>
-        <w:t xml:space="preserve">[2] Booking.com / 10点 / 2026-03-18</w:t>
+        <w:t xml:space="preserve">[3] Booking.com / 10点 / 2026-03-18</w:t>
       </w:r>
     </w:p>
     <w:p>
@@ -7490,7 +7526,7 @@
           <w:sz w:val="22"/>
           <w:szCs w:val="22"/>
         </w:rPr>
-        <w:t xml:space="preserve">[3] Agoda / 8点 / 2026-03-17</w:t>
+        <w:t xml:space="preserve">[4] Agoda / 8点 / 2026-03-17</w:t>
       </w:r>
     </w:p>
     <w:p>
@@ -7526,7 +7562,7 @@
           <w:sz w:val="22"/>
           <w:szCs w:val="22"/>
         </w:rPr>
-        <w:t xml:space="preserve">[4] Trip.com / 10点 / 2026-03-15</w:t>
+        <w:t xml:space="preserve">[5] Trip.com / 10点 / 2026-03-15</w:t>
       </w:r>
     </w:p>
     <w:p>
@@ -7542,68 +7578,6 @@
           <w:szCs w:val="21"/>
         </w:rPr>
         <w:t xml:space="preserve">このホテル、すごく気に入りました！値段も手頃だし、立地も便利。絶対にまた泊まりたいです！</w:t>
-      </w:r>
-    </w:p>
-    <w:p>
-      <w:pPr>
-        <w:spacing w:after="60"/>
-      </w:pPr>
-    </w:p>
-    <w:p>
-      <w:pPr>
-        <w:spacing w:after="120" w:before="200"/>
-      </w:pPr>
-      <w:r>
-        <w:rPr>
-          <w:rFonts w:ascii="Arial" w:cs="Arial" w:eastAsia="Arial" w:hAnsi="Arial"/>
-          <w:b/>
-          <w:bCs/>
-          <w:color w:val="1B3A5C"/>
-          <w:sz w:val="22"/>
-          <w:szCs w:val="22"/>
-        </w:rPr>
-        <w:t xml:space="preserve">[5] Booking.com / 9点 / 2026-03-15</w:t>
-      </w:r>
-    </w:p>
-    <w:p>
-      <w:pPr>
-        <w:spacing w:after="120" w:line="320"/>
-        <w:jc w:val="left"/>
-      </w:pPr>
-      <w:r>
-        <w:rPr>
-          <w:rFonts w:ascii="Arial" w:cs="Arial" w:eastAsia="Arial" w:hAnsi="Arial"/>
-          <w:color w:val="333333"/>
-          <w:sz w:val="21"/>
-          <w:szCs w:val="21"/>
-        </w:rPr>
-        <w:t xml:space="preserve">清潔でした。</w:t>
-      </w:r>
-    </w:p>
-    <w:p>
-      <w:pPr>
-        <w:spacing w:after="120" w:line="320"/>
-        <w:jc w:val="left"/>
-      </w:pPr>
-      <w:r>
-        <w:rPr>
-          <w:rFonts w:ascii="Arial" w:cs="Arial" w:eastAsia="Arial" w:hAnsi="Arial"/>
-          <w:b/>
-          <w:bCs/>
-          <w:color w:val="C0392B"/>
-          <w:sz w:val="21"/>
-          <w:szCs w:val="21"/>
-        </w:rPr>
-        <w:t xml:space="preserve">【改善点】</w:t>
-      </w:r>
-      <w:r>
-        <w:rPr>
-          <w:rFonts w:ascii="Arial" w:cs="Arial" w:eastAsia="Arial" w:hAnsi="Arial"/>
-          <w:color w:val="333333"/>
-          <w:sz w:val="21"/>
-          <w:szCs w:val="21"/>
-        </w:rPr>
-        <w:t xml:space="preserve">特にないです。</w:t>
       </w:r>
     </w:p>
     <w:p>
@@ -7848,7 +7822,7 @@
                 <w:sz w:val="21"/>
                 <w:szCs w:val="21"/>
               </w:rPr>
-              <w:t xml:space="preserve">ダイワロイネットホテル東京大崎は、全体平均8.85点（10点換算）、高評価率81.4%という良好な顧客満足度を維持しているホテルです。特に「立地・アクセス」「清潔さ・清掃」が多くのゲストから高く評価されています。</w:t>
+              <w:t xml:space="preserve">ダイワロイネットホテル東京大崎は、全体平均8.87点（10点換算）、高評価率81.7%という良好な顧客満足度を維持しているホテルです。特に「立地・アクセス」「清潔さ・清掃」が多くのゲストから高く評価されています。</w:t>
             </w:r>
           </w:p>
           <w:p>

--- a/納品レポート/ホテル別レポート/daiwa_osaki_口コミ分析改善レポート.docx
+++ b/納品レポート/ホテル別レポート/daiwa_osaki_口コミ分析改善レポート.docx
@@ -131,7 +131,7 @@
           <w:sz w:val="20"/>
           <w:szCs w:val="20"/>
         </w:rPr>
-        <w:t xml:space="preserve">作成日：2026年3月27日</w:t>
+        <w:t xml:space="preserve">作成日：2026年3月28日</w:t>
       </w:r>
     </w:p>
     <w:p>

--- a/納品レポート/ホテル別レポート/daiwa_osaki_口コミ分析改善レポート.docx
+++ b/納品レポート/ホテル別レポート/daiwa_osaki_口コミ分析改善レポート.docx
@@ -53,7 +53,7 @@
           <w:sz w:val="24"/>
           <w:szCs w:val="24"/>
         </w:rPr>
-        <w:t xml:space="preserve">2024年1月〜2026年3月　|　総件数 60件　|　2026年3月29日</w:t>
+        <w:t xml:space="preserve">2024年1月〜2026年3月　|　総件数 62件　|　2026年3月29日</w:t>
       </w:r>
     </w:p>
     <w:p>
@@ -84,7 +84,7 @@
           <w:sz w:val="21"/>
           <w:szCs w:val="21"/>
         </w:rPr>
-        <w:t xml:space="preserve">2024年1月〜2026年3月に各OTAサイトに投稿された60件のレビューを分析しました。</w:t>
+        <w:t xml:space="preserve">2024年1月〜2026年3月に各OTAサイトに投稿された62件のレビューを分析しました。</w:t>
       </w:r>
     </w:p>
     <w:p>
@@ -142,7 +142,7 @@
                 <w:szCs w:val="20"/>
               </w:rPr>
               <w:t xml:space="preserve">全体平均
-8.87点</w:t>
+8.90点</w:t>
             </w:r>
           </w:p>
         </w:tc>
@@ -177,7 +177,7 @@
                 <w:szCs w:val="20"/>
               </w:rPr>
               <w:t xml:space="preserve">高評価率
-81.7%</w:t>
+82.3%</w:t>
             </w:r>
           </w:p>
         </w:tc>
@@ -247,7 +247,7 @@
                 <w:szCs w:val="20"/>
               </w:rPr>
               <w:t xml:space="preserve">レビュー総数
-60件</w:t>
+62件</w:t>
             </w:r>
           </w:p>
         </w:tc>
@@ -909,7 +909,7 @@
                 <w:sz w:val="20"/>
                 <w:szCs w:val="20"/>
               </w:rPr>
-              <w:t xml:space="preserve">26</w:t>
+              <w:t xml:space="preserve">27</w:t>
             </w:r>
           </w:p>
         </w:tc>
@@ -944,7 +944,7 @@
                 <w:sz w:val="20"/>
                 <w:szCs w:val="20"/>
               </w:rPr>
-              <w:t xml:space="preserve">8.96/10</w:t>
+              <w:t xml:space="preserve">9.00/10</w:t>
             </w:r>
           </w:p>
         </w:tc>
@@ -979,7 +979,7 @@
                 <w:sz w:val="20"/>
                 <w:szCs w:val="20"/>
               </w:rPr>
-              <w:t xml:space="preserve">8.96</w:t>
+              <w:t xml:space="preserve">9.00</w:t>
             </w:r>
           </w:p>
         </w:tc>
@@ -1014,7 +1014,7 @@
                 <w:sz w:val="20"/>
                 <w:szCs w:val="20"/>
               </w:rPr>
-              <w:t xml:space="preserve">良好</w:t>
+              <w:t xml:space="preserve">優秀</w:t>
             </w:r>
           </w:p>
         </w:tc>
@@ -1263,7 +1263,7 @@
                 <w:sz w:val="20"/>
                 <w:szCs w:val="20"/>
               </w:rPr>
-              <w:t xml:space="preserve">6</w:t>
+              <w:t xml:space="preserve">7</w:t>
             </w:r>
           </w:p>
         </w:tc>
@@ -1298,7 +1298,7 @@
                 <w:sz w:val="20"/>
                 <w:szCs w:val="20"/>
               </w:rPr>
-              <w:t xml:space="preserve">4.00/5</w:t>
+              <w:t xml:space="preserve">4.14/5</w:t>
             </w:r>
           </w:p>
         </w:tc>
@@ -1333,7 +1333,7 @@
                 <w:sz w:val="20"/>
                 <w:szCs w:val="20"/>
               </w:rPr>
-              <w:t xml:space="preserve">8.00</w:t>
+              <w:t xml:space="preserve">8.29</w:t>
             </w:r>
           </w:p>
         </w:tc>
@@ -1764,7 +1764,7 @@
                 <w:sz w:val="20"/>
                 <w:szCs w:val="20"/>
               </w:rPr>
-              <w:t xml:space="preserve">30</w:t>
+              <w:t xml:space="preserve">32</w:t>
             </w:r>
           </w:p>
         </w:tc>
@@ -1799,7 +1799,7 @@
                 <w:sz w:val="20"/>
                 <w:szCs w:val="20"/>
               </w:rPr>
-              <w:t xml:space="preserve">50.0%</w:t>
+              <w:t xml:space="preserve">51.6%</w:t>
             </w:r>
           </w:p>
         </w:tc>
@@ -1906,7 +1906,7 @@
                 <w:sz w:val="20"/>
                 <w:szCs w:val="20"/>
               </w:rPr>
-              <w:t xml:space="preserve">13.3%</w:t>
+              <w:t xml:space="preserve">12.9%</w:t>
             </w:r>
           </w:p>
         </w:tc>
@@ -2013,7 +2013,7 @@
                 <w:sz w:val="20"/>
                 <w:szCs w:val="20"/>
               </w:rPr>
-              <w:t xml:space="preserve">18.3%</w:t>
+              <w:t xml:space="preserve">17.7%</w:t>
             </w:r>
           </w:p>
         </w:tc>
@@ -2120,7 +2120,7 @@
                 <w:sz w:val="20"/>
                 <w:szCs w:val="20"/>
               </w:rPr>
-              <w:t xml:space="preserve">10.0%</w:t>
+              <w:t xml:space="preserve">9.7%</w:t>
             </w:r>
           </w:p>
         </w:tc>
@@ -2227,7 +2227,7 @@
                 <w:sz w:val="20"/>
                 <w:szCs w:val="20"/>
               </w:rPr>
-              <w:t xml:space="preserve">8.3%</w:t>
+              <w:t xml:space="preserve">8.1%</w:t>
             </w:r>
           </w:p>
         </w:tc>
@@ -2463,7 +2463,7 @@
                 <w:sz w:val="20"/>
                 <w:szCs w:val="20"/>
               </w:rPr>
-              <w:t xml:space="preserve">49</w:t>
+              <w:t xml:space="preserve">51</w:t>
             </w:r>
           </w:p>
         </w:tc>
@@ -2497,7 +2497,7 @@
                 <w:sz w:val="20"/>
                 <w:szCs w:val="20"/>
               </w:rPr>
-              <w:t xml:space="preserve">81.7%</w:t>
+              <w:t xml:space="preserve">82.3%</w:t>
             </w:r>
           </w:p>
         </w:tc>
@@ -2638,7 +2638,7 @@
                 <w:sz w:val="20"/>
                 <w:szCs w:val="20"/>
               </w:rPr>
-              <w:t xml:space="preserve">18.3%</w:t>
+              <w:t xml:space="preserve">17.7%</w:t>
             </w:r>
           </w:p>
         </w:tc>
@@ -3251,7 +3251,7 @@
                 <w:sz w:val="20"/>
                 <w:szCs w:val="20"/>
               </w:rPr>
-              <w:t xml:space="preserve">8.87点</w:t>
+              <w:t xml:space="preserve">8.90点</w:t>
             </w:r>
           </w:p>
         </w:tc>
@@ -3285,7 +3285,7 @@
                 <w:sz w:val="20"/>
                 <w:szCs w:val="20"/>
               </w:rPr>
-              <w:t xml:space="preserve">9.37点</w:t>
+              <w:t xml:space="preserve">9.40点</w:t>
             </w:r>
           </w:p>
         </w:tc>
@@ -3391,7 +3391,7 @@
                 <w:sz w:val="20"/>
                 <w:szCs w:val="20"/>
               </w:rPr>
-              <w:t xml:space="preserve">81.7%</w:t>
+              <w:t xml:space="preserve">82.3%</w:t>
             </w:r>
           </w:p>
         </w:tc>
@@ -3426,7 +3426,7 @@
                 <w:sz w:val="20"/>
                 <w:szCs w:val="20"/>
               </w:rPr>
-              <w:t xml:space="preserve">86.7%</w:t>
+              <w:t xml:space="preserve">87.3%</w:t>
             </w:r>
           </w:p>
         </w:tc>
@@ -3642,7 +3642,7 @@
           <w:sz w:val="21"/>
           <w:szCs w:val="21"/>
         </w:rPr>
-        <w:t xml:space="preserve">ダイワロイネットホテル東京大崎は全体平均8.87点（10pt換算）、高評価率81.7%を記録しています。引き続き強みを活かしつつ、低評価レビューに示された課題への対応を継続することで、さらなる顧客満足度向上が期待できます。</w:t>
+        <w:t xml:space="preserve">ダイワロイネットホテル東京大崎は全体平均8.90点（10pt換算）、高評価率82.3%を記録しています。引き続き強みを活かしつつ、低評価レビューに示された課題への対応を継続することで、さらなる顧客満足度向上が期待できます。</w:t>
       </w:r>
     </w:p>
     <w:p>

--- a/納品レポート/ホテル別レポート/daiwa_osaki_口コミ分析改善レポート.docx
+++ b/納品レポート/ホテル別レポート/daiwa_osaki_口コミ分析改善レポート.docx
@@ -53,7 +53,7 @@
           <w:sz w:val="24"/>
           <w:szCs w:val="24"/>
         </w:rPr>
-        <w:t xml:space="preserve">2024年1月〜2026年3月　|　総件数 62件　|　2026年3月29日</w:t>
+        <w:t xml:space="preserve">2024年1月〜2026年3月　|　総件数 63件　|　2026年3月29日</w:t>
       </w:r>
     </w:p>
     <w:p>
@@ -84,7 +84,7 @@
           <w:sz w:val="21"/>
           <w:szCs w:val="21"/>
         </w:rPr>
-        <w:t xml:space="preserve">2024年1月〜2026年3月に各OTAサイトに投稿された62件のレビューを分析しました。</w:t>
+        <w:t xml:space="preserve">2024年1月〜2026年3月に各OTAサイトに投稿された63件のレビューを分析しました。</w:t>
       </w:r>
     </w:p>
     <w:p>
@@ -142,7 +142,7 @@
                 <w:szCs w:val="20"/>
               </w:rPr>
               <w:t xml:space="preserve">全体平均
-8.90点</w:t>
+8.87点</w:t>
             </w:r>
           </w:p>
         </w:tc>
@@ -177,7 +177,7 @@
                 <w:szCs w:val="20"/>
               </w:rPr>
               <w:t xml:space="preserve">高評価率
-82.3%</w:t>
+81.0%</w:t>
             </w:r>
           </w:p>
         </w:tc>
@@ -247,7 +247,7 @@
                 <w:szCs w:val="20"/>
               </w:rPr>
               <w:t xml:space="preserve">レビュー総数
-62件</w:t>
+63件</w:t>
             </w:r>
           </w:p>
         </w:tc>
@@ -697,7 +697,7 @@
                 <w:sz w:val="20"/>
                 <w:szCs w:val="20"/>
               </w:rPr>
-              <w:t xml:space="preserve">Agoda</w:t>
+              <w:t xml:space="preserve">Booking.com</w:t>
             </w:r>
           </w:p>
         </w:tc>
@@ -732,7 +732,7 @@
                 <w:sz w:val="20"/>
                 <w:szCs w:val="20"/>
               </w:rPr>
-              <w:t xml:space="preserve">5</w:t>
+              <w:t xml:space="preserve">27</w:t>
             </w:r>
           </w:p>
         </w:tc>
@@ -874,7 +874,7 @@
                 <w:sz w:val="20"/>
                 <w:szCs w:val="20"/>
               </w:rPr>
-              <w:t xml:space="preserve">Booking.com</w:t>
+              <w:t xml:space="preserve">Agoda</w:t>
             </w:r>
           </w:p>
         </w:tc>
@@ -909,7 +909,7 @@
                 <w:sz w:val="20"/>
                 <w:szCs w:val="20"/>
               </w:rPr>
-              <w:t xml:space="preserve">27</w:t>
+              <w:t xml:space="preserve">6</w:t>
             </w:r>
           </w:p>
         </w:tc>
@@ -944,7 +944,7 @@
                 <w:sz w:val="20"/>
                 <w:szCs w:val="20"/>
               </w:rPr>
-              <w:t xml:space="preserve">9.00/10</w:t>
+              <w:t xml:space="preserve">8.67/10</w:t>
             </w:r>
           </w:p>
         </w:tc>
@@ -979,7 +979,7 @@
                 <w:sz w:val="20"/>
                 <w:szCs w:val="20"/>
               </w:rPr>
-              <w:t xml:space="preserve">9.00</w:t>
+              <w:t xml:space="preserve">8.67</w:t>
             </w:r>
           </w:p>
         </w:tc>
@@ -1014,7 +1014,7 @@
                 <w:sz w:val="20"/>
                 <w:szCs w:val="20"/>
               </w:rPr>
-              <w:t xml:space="preserve">優秀</w:t>
+              <w:t xml:space="preserve">良好</w:t>
             </w:r>
           </w:p>
         </w:tc>
@@ -1799,7 +1799,7 @@
                 <w:sz w:val="20"/>
                 <w:szCs w:val="20"/>
               </w:rPr>
-              <w:t xml:space="preserve">51.6%</w:t>
+              <w:t xml:space="preserve">50.8%</w:t>
             </w:r>
           </w:p>
         </w:tc>
@@ -1906,7 +1906,7 @@
                 <w:sz w:val="20"/>
                 <w:szCs w:val="20"/>
               </w:rPr>
-              <w:t xml:space="preserve">12.9%</w:t>
+              <w:t xml:space="preserve">12.7%</w:t>
             </w:r>
           </w:p>
         </w:tc>
@@ -2013,7 +2013,7 @@
                 <w:sz w:val="20"/>
                 <w:szCs w:val="20"/>
               </w:rPr>
-              <w:t xml:space="preserve">17.7%</w:t>
+              <w:t xml:space="preserve">17.5%</w:t>
             </w:r>
           </w:p>
         </w:tc>
@@ -2085,7 +2085,7 @@
                 <w:sz w:val="20"/>
                 <w:szCs w:val="20"/>
               </w:rPr>
-              <w:t xml:space="preserve">6</w:t>
+              <w:t xml:space="preserve">7</w:t>
             </w:r>
           </w:p>
         </w:tc>
@@ -2120,7 +2120,7 @@
                 <w:sz w:val="20"/>
                 <w:szCs w:val="20"/>
               </w:rPr>
-              <w:t xml:space="preserve">9.7%</w:t>
+              <w:t xml:space="preserve">11.1%</w:t>
             </w:r>
           </w:p>
         </w:tc>
@@ -2227,7 +2227,7 @@
                 <w:sz w:val="20"/>
                 <w:szCs w:val="20"/>
               </w:rPr>
-              <w:t xml:space="preserve">8.1%</w:t>
+              <w:t xml:space="preserve">7.9%</w:t>
             </w:r>
           </w:p>
         </w:tc>
@@ -2497,7 +2497,7 @@
                 <w:sz w:val="20"/>
                 <w:szCs w:val="20"/>
               </w:rPr>
-              <w:t xml:space="preserve">82.3%</w:t>
+              <w:t xml:space="preserve">81.0%</w:t>
             </w:r>
           </w:p>
         </w:tc>
@@ -2603,7 +2603,7 @@
                 <w:sz w:val="20"/>
                 <w:szCs w:val="20"/>
               </w:rPr>
-              <w:t xml:space="preserve">11</w:t>
+              <w:t xml:space="preserve">12</w:t>
             </w:r>
           </w:p>
         </w:tc>
@@ -2638,7 +2638,7 @@
                 <w:sz w:val="20"/>
                 <w:szCs w:val="20"/>
               </w:rPr>
-              <w:t xml:space="preserve">17.7%</w:t>
+              <w:t xml:space="preserve">19.0%</w:t>
             </w:r>
           </w:p>
         </w:tc>
@@ -3251,7 +3251,7 @@
                 <w:sz w:val="20"/>
                 <w:szCs w:val="20"/>
               </w:rPr>
-              <w:t xml:space="preserve">8.90点</w:t>
+              <w:t xml:space="preserve">8.87点</w:t>
             </w:r>
           </w:p>
         </w:tc>
@@ -3285,7 +3285,7 @@
                 <w:sz w:val="20"/>
                 <w:szCs w:val="20"/>
               </w:rPr>
-              <w:t xml:space="preserve">9.40点</w:t>
+              <w:t xml:space="preserve">9.37点</w:t>
             </w:r>
           </w:p>
         </w:tc>
@@ -3391,7 +3391,7 @@
                 <w:sz w:val="20"/>
                 <w:szCs w:val="20"/>
               </w:rPr>
-              <w:t xml:space="preserve">82.3%</w:t>
+              <w:t xml:space="preserve">81.0%</w:t>
             </w:r>
           </w:p>
         </w:tc>
@@ -3426,7 +3426,7 @@
                 <w:sz w:val="20"/>
                 <w:szCs w:val="20"/>
               </w:rPr>
-              <w:t xml:space="preserve">87.3%</w:t>
+              <w:t xml:space="preserve">86.0%</w:t>
             </w:r>
           </w:p>
         </w:tc>
@@ -3642,7 +3642,7 @@
           <w:sz w:val="21"/>
           <w:szCs w:val="21"/>
         </w:rPr>
-        <w:t xml:space="preserve">ダイワロイネットホテル東京大崎は全体平均8.90点（10pt換算）、高評価率82.3%を記録しています。引き続き強みを活かしつつ、低評価レビューに示された課題への対応を継続することで、さらなる顧客満足度向上が期待できます。</w:t>
+        <w:t xml:space="preserve">ダイワロイネットホテル東京大崎は全体平均8.87点（10pt換算）、高評価率81.0%を記録しています。引き続き強みを活かしつつ、低評価レビューに示された課題への対応を継続することで、さらなる顧客満足度向上が期待できます。</w:t>
       </w:r>
     </w:p>
     <w:p>

--- a/納品レポート/ホテル別レポート/daiwa_osaki_口コミ分析改善レポート.docx
+++ b/納品レポート/ホテル別レポート/daiwa_osaki_口コミ分析改善レポート.docx
@@ -53,7 +53,7 @@
           <w:sz w:val="24"/>
           <w:szCs w:val="24"/>
         </w:rPr>
-        <w:t xml:space="preserve">2024年1月〜2026年3月　|　総件数 63件　|　2026年3月29日</w:t>
+        <w:t xml:space="preserve">2024年1月〜2026年3月　|　総件数 67件　|　2026年3月29日</w:t>
       </w:r>
     </w:p>
     <w:p>
@@ -84,7 +84,7 @@
           <w:sz w:val="21"/>
           <w:szCs w:val="21"/>
         </w:rPr>
-        <w:t xml:space="preserve">2024年1月〜2026年3月に各OTAサイトに投稿された63件のレビューを分析しました。</w:t>
+        <w:t xml:space="preserve">2024年1月〜2026年3月に各OTAサイトに投稿された67件のレビューを分析しました。</w:t>
       </w:r>
     </w:p>
     <w:p>
@@ -142,7 +142,7 @@
                 <w:szCs w:val="20"/>
               </w:rPr>
               <w:t xml:space="preserve">全体平均
-8.87点</w:t>
+8.84点</w:t>
             </w:r>
           </w:p>
         </w:tc>
@@ -177,7 +177,7 @@
                 <w:szCs w:val="20"/>
               </w:rPr>
               <w:t xml:space="preserve">高評価率
-81.0%</w:t>
+80.6%</w:t>
             </w:r>
           </w:p>
         </w:tc>
@@ -247,7 +247,7 @@
                 <w:szCs w:val="20"/>
               </w:rPr>
               <w:t xml:space="preserve">レビュー総数
-63件</w:t>
+67件</w:t>
             </w:r>
           </w:p>
         </w:tc>
@@ -732,7 +732,7 @@
                 <w:sz w:val="20"/>
                 <w:szCs w:val="20"/>
               </w:rPr>
-              <w:t xml:space="preserve">27</w:t>
+              <w:t xml:space="preserve">30</w:t>
             </w:r>
           </w:p>
         </w:tc>
@@ -767,7 +767,7 @@
                 <w:sz w:val="20"/>
                 <w:szCs w:val="20"/>
               </w:rPr>
-              <w:t xml:space="preserve">9.00/10</w:t>
+              <w:t xml:space="preserve">8.93/10</w:t>
             </w:r>
           </w:p>
         </w:tc>
@@ -802,7 +802,7 @@
                 <w:sz w:val="20"/>
                 <w:szCs w:val="20"/>
               </w:rPr>
-              <w:t xml:space="preserve">9.00</w:t>
+              <w:t xml:space="preserve">8.93</w:t>
             </w:r>
           </w:p>
         </w:tc>
@@ -837,7 +837,7 @@
                 <w:sz w:val="20"/>
                 <w:szCs w:val="20"/>
               </w:rPr>
-              <w:t xml:space="preserve">優秀</w:t>
+              <w:t xml:space="preserve">良好</w:t>
             </w:r>
           </w:p>
         </w:tc>
@@ -874,7 +874,7 @@
                 <w:sz w:val="20"/>
                 <w:szCs w:val="20"/>
               </w:rPr>
-              <w:t xml:space="preserve">Agoda</w:t>
+              <w:t xml:space="preserve">楽天トラベル</w:t>
             </w:r>
           </w:p>
         </w:tc>
@@ -909,7 +909,7 @@
                 <w:sz w:val="20"/>
                 <w:szCs w:val="20"/>
               </w:rPr>
-              <w:t xml:space="preserve">6</w:t>
+              <w:t xml:space="preserve">3</w:t>
             </w:r>
           </w:p>
         </w:tc>
@@ -944,7 +944,7 @@
                 <w:sz w:val="20"/>
                 <w:szCs w:val="20"/>
               </w:rPr>
-              <w:t xml:space="preserve">8.67/10</w:t>
+              <w:t xml:space="preserve">4.33/5</w:t>
             </w:r>
           </w:p>
         </w:tc>
@@ -1051,7 +1051,7 @@
                 <w:sz w:val="20"/>
                 <w:szCs w:val="20"/>
               </w:rPr>
-              <w:t xml:space="preserve">楽天トラベル</w:t>
+              <w:t xml:space="preserve">Agoda</w:t>
             </w:r>
           </w:p>
         </w:tc>
@@ -1086,7 +1086,7 @@
                 <w:sz w:val="20"/>
                 <w:szCs w:val="20"/>
               </w:rPr>
-              <w:t xml:space="preserve">3</w:t>
+              <w:t xml:space="preserve">7</w:t>
             </w:r>
           </w:p>
         </w:tc>
@@ -1121,7 +1121,7 @@
                 <w:sz w:val="20"/>
                 <w:szCs w:val="20"/>
               </w:rPr>
-              <w:t xml:space="preserve">4.33/5</w:t>
+              <w:t xml:space="preserve">8.57/10</w:t>
             </w:r>
           </w:p>
         </w:tc>
@@ -1156,7 +1156,7 @@
                 <w:sz w:val="20"/>
                 <w:szCs w:val="20"/>
               </w:rPr>
-              <w:t xml:space="preserve">8.67</w:t>
+              <w:t xml:space="preserve">8.57</w:t>
             </w:r>
           </w:p>
         </w:tc>
@@ -1764,7 +1764,7 @@
                 <w:sz w:val="20"/>
                 <w:szCs w:val="20"/>
               </w:rPr>
-              <w:t xml:space="preserve">32</w:t>
+              <w:t xml:space="preserve">33</w:t>
             </w:r>
           </w:p>
         </w:tc>
@@ -1799,7 +1799,7 @@
                 <w:sz w:val="20"/>
                 <w:szCs w:val="20"/>
               </w:rPr>
-              <w:t xml:space="preserve">50.8%</w:t>
+              <w:t xml:space="preserve">49.3%</w:t>
             </w:r>
           </w:p>
         </w:tc>
@@ -1906,7 +1906,7 @@
                 <w:sz w:val="20"/>
                 <w:szCs w:val="20"/>
               </w:rPr>
-              <w:t xml:space="preserve">12.7%</w:t>
+              <w:t xml:space="preserve">11.9%</w:t>
             </w:r>
           </w:p>
         </w:tc>
@@ -1978,7 +1978,7 @@
                 <w:sz w:val="20"/>
                 <w:szCs w:val="20"/>
               </w:rPr>
-              <w:t xml:space="preserve">11</w:t>
+              <w:t xml:space="preserve">13</w:t>
             </w:r>
           </w:p>
         </w:tc>
@@ -2013,7 +2013,7 @@
                 <w:sz w:val="20"/>
                 <w:szCs w:val="20"/>
               </w:rPr>
-              <w:t xml:space="preserve">17.5%</w:t>
+              <w:t xml:space="preserve">19.4%</w:t>
             </w:r>
           </w:p>
         </w:tc>
@@ -2085,7 +2085,7 @@
                 <w:sz w:val="20"/>
                 <w:szCs w:val="20"/>
               </w:rPr>
-              <w:t xml:space="preserve">7</w:t>
+              <w:t xml:space="preserve">8</w:t>
             </w:r>
           </w:p>
         </w:tc>
@@ -2120,7 +2120,7 @@
                 <w:sz w:val="20"/>
                 <w:szCs w:val="20"/>
               </w:rPr>
-              <w:t xml:space="preserve">11.1%</w:t>
+              <w:t xml:space="preserve">11.9%</w:t>
             </w:r>
           </w:p>
         </w:tc>
@@ -2227,7 +2227,7 @@
                 <w:sz w:val="20"/>
                 <w:szCs w:val="20"/>
               </w:rPr>
-              <w:t xml:space="preserve">7.9%</w:t>
+              <w:t xml:space="preserve">7.5%</w:t>
             </w:r>
           </w:p>
         </w:tc>
@@ -2463,7 +2463,7 @@
                 <w:sz w:val="20"/>
                 <w:szCs w:val="20"/>
               </w:rPr>
-              <w:t xml:space="preserve">51</w:t>
+              <w:t xml:space="preserve">54</w:t>
             </w:r>
           </w:p>
         </w:tc>
@@ -2497,7 +2497,7 @@
                 <w:sz w:val="20"/>
                 <w:szCs w:val="20"/>
               </w:rPr>
-              <w:t xml:space="preserve">81.0%</w:t>
+              <w:t xml:space="preserve">80.6%</w:t>
             </w:r>
           </w:p>
         </w:tc>
@@ -2603,7 +2603,7 @@
                 <w:sz w:val="20"/>
                 <w:szCs w:val="20"/>
               </w:rPr>
-              <w:t xml:space="preserve">12</w:t>
+              <w:t xml:space="preserve">13</w:t>
             </w:r>
           </w:p>
         </w:tc>
@@ -2638,7 +2638,7 @@
                 <w:sz w:val="20"/>
                 <w:szCs w:val="20"/>
               </w:rPr>
-              <w:t xml:space="preserve">19.0%</w:t>
+              <w:t xml:space="preserve">19.4%</w:t>
             </w:r>
           </w:p>
         </w:tc>
@@ -3251,7 +3251,7 @@
                 <w:sz w:val="20"/>
                 <w:szCs w:val="20"/>
               </w:rPr>
-              <w:t xml:space="preserve">8.87点</w:t>
+              <w:t xml:space="preserve">8.84点</w:t>
             </w:r>
           </w:p>
         </w:tc>
@@ -3285,7 +3285,7 @@
                 <w:sz w:val="20"/>
                 <w:szCs w:val="20"/>
               </w:rPr>
-              <w:t xml:space="preserve">9.37点</w:t>
+              <w:t xml:space="preserve">9.34点</w:t>
             </w:r>
           </w:p>
         </w:tc>
@@ -3391,7 +3391,7 @@
                 <w:sz w:val="20"/>
                 <w:szCs w:val="20"/>
               </w:rPr>
-              <w:t xml:space="preserve">81.0%</w:t>
+              <w:t xml:space="preserve">80.6%</w:t>
             </w:r>
           </w:p>
         </w:tc>
@@ -3426,7 +3426,7 @@
                 <w:sz w:val="20"/>
                 <w:szCs w:val="20"/>
               </w:rPr>
-              <w:t xml:space="preserve">86.0%</w:t>
+              <w:t xml:space="preserve">85.6%</w:t>
             </w:r>
           </w:p>
         </w:tc>
@@ -3642,7 +3642,7 @@
           <w:sz w:val="21"/>
           <w:szCs w:val="21"/>
         </w:rPr>
-        <w:t xml:space="preserve">ダイワロイネットホテル東京大崎は全体平均8.87点（10pt換算）、高評価率81.0%を記録しています。引き続き強みを活かしつつ、低評価レビューに示された課題への対応を継続することで、さらなる顧客満足度向上が期待できます。</w:t>
+        <w:t xml:space="preserve">ダイワロイネットホテル東京大崎は全体平均8.84点（10pt換算）、高評価率80.6%を記録しています。引き続き強みを活かしつつ、低評価レビューに示された課題への対応を継続することで、さらなる顧客満足度向上が期待できます。</w:t>
       </w:r>
     </w:p>
     <w:p>

--- a/納品レポート/ホテル別レポート/daiwa_osaki_口コミ分析改善レポート.docx
+++ b/納品レポート/ホテル別レポート/daiwa_osaki_口コミ分析改善レポート.docx
@@ -81,7 +81,7 @@
           <w:sz w:val="22"/>
           <w:szCs w:val="22"/>
         </w:rPr>
-        <w:t xml:space="preserve">分析対象期間：2026年2月〜3月</w:t>
+        <w:t xml:space="preserve">分析対象期間：2026年3月〜4月</w:t>
       </w:r>
     </w:p>
     <w:p>
@@ -96,7 +96,7 @@
           <w:sz w:val="22"/>
           <w:szCs w:val="22"/>
         </w:rPr>
-        <w:t xml:space="preserve">レビュー総数：67件（6サイト）</w:t>
+        <w:t xml:space="preserve">レビュー総数：42件（6サイト）</w:t>
       </w:r>
     </w:p>
     <w:p>
@@ -111,7 +111,7 @@
           <w:sz w:val="20"/>
           <w:szCs w:val="20"/>
         </w:rPr>
-        <w:t xml:space="preserve">対象サイト：Trip.com / Booking.com / 楽天トラベル / Agoda / Google / じゃらん</w:t>
+        <w:t xml:space="preserve">対象サイト：Trip.com / Booking.com / Agoda / Google / 楽天トラベル / じゃらん</w:t>
       </w:r>
     </w:p>
     <w:p>
@@ -131,7 +131,7 @@
           <w:sz w:val="20"/>
           <w:szCs w:val="20"/>
         </w:rPr>
-        <w:t xml:space="preserve">作成日：2026年4月2日</w:t>
+        <w:t xml:space="preserve">作成日：2026年4月5日</w:t>
       </w:r>
     </w:p>
     <w:p>
@@ -189,7 +189,7 @@
           <w:sz w:val="21"/>
           <w:szCs w:val="21"/>
         </w:rPr>
-        <w:t xml:space="preserve">2026年2月〜3月に各OTAサイト・口コミサイトに投稿された67件のレビューを包括的に分析しました。以下が主要な発見事項です。</w:t>
+        <w:t xml:space="preserve">2026年3月〜4月に各OTAサイト・口コミサイトに投稿された42件のレビューを包括的に分析しました。以下が主要な発見事項です。</w:t>
       </w:r>
     </w:p>
     <w:p>
@@ -261,7 +261,7 @@
                 <w:sz w:val="36"/>
                 <w:szCs w:val="36"/>
               </w:rPr>
-              <w:t xml:space="preserve">8.84</w:t>
+              <w:t xml:space="preserve">8.62</w:t>
             </w:r>
           </w:p>
         </w:tc>
@@ -274,7 +274,7 @@
               <w:bottom w:val="none" w:sz="0"/>
               <w:right w:val="single" w:color="DDDDDD" w:sz="1"/>
             </w:tcBorders>
-            <w:shd w:fill="E8F5E9" w:val="clear"/>
+            <w:shd w:fill="FFF3E0" w:val="clear"/>
             <w:tcMar>
               <w:top w:type="dxa" w:w="160"/>
               <w:left w:type="dxa" w:w="200"/>
@@ -306,11 +306,11 @@
                 <w:rFonts w:ascii="Arial" w:cs="Arial" w:eastAsia="Arial" w:hAnsi="Arial"/>
                 <w:b/>
                 <w:bCs/>
-                <w:color w:val="27AE60"/>
+                <w:color w:val="FF9800"/>
                 <w:sz w:val="36"/>
                 <w:szCs w:val="36"/>
               </w:rPr>
-              <w:t xml:space="preserve">80.6%</w:t>
+              <w:t xml:space="preserve">73.8%</w:t>
             </w:r>
           </w:p>
         </w:tc>
@@ -408,7 +408,7 @@
                 <w:sz w:val="36"/>
                 <w:szCs w:val="36"/>
               </w:rPr>
-              <w:t xml:space="preserve">67件</w:t>
+              <w:t xml:space="preserve">42件</w:t>
             </w:r>
           </w:p>
         </w:tc>
@@ -448,7 +448,7 @@
           <w:sz w:val="21"/>
           <w:szCs w:val="21"/>
         </w:rPr>
-        <w:t xml:space="preserve">全体平均スコア8.84点（10点換算）は良好な水準であり、80.6%が高評価（8-10点）に分類されます。低評価（1-4点）は0件（0.0%）で、ゲスト満足度は良好です。Trip.com（9.67点）で特に高い評価を獲得しています。</w:t>
+        <w:t xml:space="preserve">全体平均スコア8.62点（10点換算）は良好な水準であり、73.8%が高評価（8-10点）に分類されます。低評価（1-4点）は0件（0.0%）で、ゲスト満足度は良好です。Trip.com（10.00点）で特に高い評価を獲得しています。</w:t>
       </w:r>
     </w:p>
     <w:p>
@@ -542,7 +542,7 @@
                 <w:sz w:val="20"/>
                 <w:szCs w:val="20"/>
               </w:rPr>
-              <w:t xml:space="preserve">立地・アクセス（20件以上で言及）、清潔さ・清掃（10件以上で言及）、スタッフの対応（10件以上で言及）</w:t>
+              <w:t xml:space="preserve">立地・アクセス（10件以上で言及）、清潔さ・清掃（10件以上で言及）、快適さ・設備（9件で言及）</w:t>
             </w:r>
           </w:p>
           <w:p>
@@ -567,7 +567,7 @@
                 <w:sz w:val="20"/>
                 <w:szCs w:val="20"/>
               </w:rPr>
-              <w:t xml:space="preserve">エアコン・空調（4件）、浴室・水回り（3件）、部屋の狭さ（2件）、対応・サービスの不満（2件）</w:t>
+              <w:t xml:space="preserve">エアコン・空調（3件）、対応・サービスの不満（2件）、設備の老朽化（1件）、部屋の狭さ（1件）</w:t>
             </w:r>
           </w:p>
           <w:p>
@@ -987,7 +987,7 @@
                 <w:sz w:val="20"/>
                 <w:szCs w:val="20"/>
               </w:rPr>
-              <w:t xml:space="preserve">12</w:t>
+              <w:t xml:space="preserve">6</w:t>
             </w:r>
           </w:p>
         </w:tc>
@@ -1021,7 +1021,7 @@
                 <w:sz w:val="20"/>
                 <w:szCs w:val="20"/>
               </w:rPr>
-              <w:t xml:space="preserve">9.67</w:t>
+              <w:t xml:space="preserve">10</w:t>
             </w:r>
           </w:p>
         </w:tc>
@@ -1089,7 +1089,7 @@
                 <w:sz w:val="20"/>
                 <w:szCs w:val="20"/>
               </w:rPr>
-              <w:t xml:space="preserve">9.67</w:t>
+              <w:t xml:space="preserve">10</w:t>
             </w:r>
           </w:p>
         </w:tc>
@@ -1229,7 +1229,7 @@
                 <w:sz w:val="20"/>
                 <w:szCs w:val="20"/>
               </w:rPr>
-              <w:t xml:space="preserve">30</w:t>
+              <w:t xml:space="preserve">19</w:t>
             </w:r>
           </w:p>
         </w:tc>
@@ -1264,7 +1264,7 @@
                 <w:sz w:val="20"/>
                 <w:szCs w:val="20"/>
               </w:rPr>
-              <w:t xml:space="preserve">8.93</w:t>
+              <w:t xml:space="preserve">8.79</w:t>
             </w:r>
           </w:p>
         </w:tc>
@@ -1334,7 +1334,7 @@
                 <w:sz w:val="20"/>
                 <w:szCs w:val="20"/>
               </w:rPr>
-              <w:t xml:space="preserve">8.93</w:t>
+              <w:t xml:space="preserve">8.79</w:t>
             </w:r>
           </w:p>
         </w:tc>
@@ -1440,7 +1440,7 @@
                 <w:sz w:val="20"/>
                 <w:szCs w:val="20"/>
               </w:rPr>
-              <w:t xml:space="preserve">楽天トラベル</w:t>
+              <w:t xml:space="preserve">Agoda</w:t>
             </w:r>
           </w:p>
         </w:tc>
@@ -1474,7 +1474,7 @@
                 <w:sz w:val="20"/>
                 <w:szCs w:val="20"/>
               </w:rPr>
-              <w:t xml:space="preserve">3</w:t>
+              <w:t xml:space="preserve">4</w:t>
             </w:r>
           </w:p>
         </w:tc>
@@ -1508,7 +1508,7 @@
                 <w:sz w:val="20"/>
                 <w:szCs w:val="20"/>
               </w:rPr>
-              <w:t xml:space="preserve">4.33</w:t>
+              <w:t xml:space="preserve">8.25</w:t>
             </w:r>
           </w:p>
         </w:tc>
@@ -1542,7 +1542,7 @@
                 <w:sz w:val="20"/>
                 <w:szCs w:val="20"/>
               </w:rPr>
-              <w:t xml:space="preserve">/5 (×2)</w:t>
+              <w:t xml:space="preserve">/10</w:t>
             </w:r>
           </w:p>
         </w:tc>
@@ -1576,7 +1576,7 @@
                 <w:sz w:val="20"/>
                 <w:szCs w:val="20"/>
               </w:rPr>
-              <w:t xml:space="preserve">8.67</w:t>
+              <w:t xml:space="preserve">8.25</w:t>
             </w:r>
           </w:p>
         </w:tc>
@@ -1681,7 +1681,7 @@
                 <w:sz w:val="20"/>
                 <w:szCs w:val="20"/>
               </w:rPr>
-              <w:t xml:space="preserve">Agoda</w:t>
+              <w:t xml:space="preserve">Google</w:t>
             </w:r>
           </w:p>
         </w:tc>
@@ -1716,7 +1716,7 @@
                 <w:sz w:val="20"/>
                 <w:szCs w:val="20"/>
               </w:rPr>
-              <w:t xml:space="preserve">7</w:t>
+              <w:t xml:space="preserve">6</w:t>
             </w:r>
           </w:p>
         </w:tc>
@@ -1751,7 +1751,7 @@
                 <w:sz w:val="20"/>
                 <w:szCs w:val="20"/>
               </w:rPr>
-              <w:t xml:space="preserve">8.57</w:t>
+              <w:t xml:space="preserve">4</w:t>
             </w:r>
           </w:p>
         </w:tc>
@@ -1786,7 +1786,7 @@
                 <w:sz w:val="20"/>
                 <w:szCs w:val="20"/>
               </w:rPr>
-              <w:t xml:space="preserve">/10</w:t>
+              <w:t xml:space="preserve">/5 (×2)</w:t>
             </w:r>
           </w:p>
         </w:tc>
@@ -1821,7 +1821,7 @@
                 <w:sz w:val="20"/>
                 <w:szCs w:val="20"/>
               </w:rPr>
-              <w:t xml:space="preserve">8.57</w:t>
+              <w:t xml:space="preserve">8</w:t>
             </w:r>
           </w:p>
         </w:tc>
@@ -1927,7 +1927,7 @@
                 <w:sz w:val="20"/>
                 <w:szCs w:val="20"/>
               </w:rPr>
-              <w:t xml:space="preserve">Google</w:t>
+              <w:t xml:space="preserve">楽天トラベル</w:t>
             </w:r>
           </w:p>
         </w:tc>
@@ -1961,7 +1961,7 @@
                 <w:sz w:val="20"/>
                 <w:szCs w:val="20"/>
               </w:rPr>
-              <w:t xml:space="preserve">7</w:t>
+              <w:t xml:space="preserve">1</w:t>
             </w:r>
           </w:p>
         </w:tc>
@@ -1995,7 +1995,7 @@
                 <w:sz w:val="20"/>
                 <w:szCs w:val="20"/>
               </w:rPr>
-              <w:t xml:space="preserve">4.14</w:t>
+              <w:t xml:space="preserve">4</w:t>
             </w:r>
           </w:p>
         </w:tc>
@@ -2063,7 +2063,7 @@
                 <w:sz w:val="20"/>
                 <w:szCs w:val="20"/>
               </w:rPr>
-              <w:t xml:space="preserve">8.29</w:t>
+              <w:t xml:space="preserve">8</w:t>
             </w:r>
           </w:p>
         </w:tc>
@@ -2203,7 +2203,7 @@
                 <w:sz w:val="20"/>
                 <w:szCs w:val="20"/>
               </w:rPr>
-              <w:t xml:space="preserve">8</w:t>
+              <w:t xml:space="preserve">6</w:t>
             </w:r>
           </w:p>
         </w:tc>
@@ -2238,7 +2238,7 @@
                 <w:sz w:val="20"/>
                 <w:szCs w:val="20"/>
               </w:rPr>
-              <w:t xml:space="preserve">4</w:t>
+              <w:t xml:space="preserve">3.83</w:t>
             </w:r>
           </w:p>
         </w:tc>
@@ -2304,11 +2304,11 @@
                 <w:rFonts w:ascii="Arial" w:cs="Arial" w:eastAsia="Arial" w:hAnsi="Arial"/>
                 <w:b/>
                 <w:bCs/>
-                <w:color w:val="27AE60"/>
-                <w:sz w:val="20"/>
-                <w:szCs w:val="20"/>
-              </w:rPr>
-              <w:t xml:space="preserve">8</w:t>
+                <w:color w:val="E67E22"/>
+                <w:sz w:val="20"/>
+                <w:szCs w:val="20"/>
+              </w:rPr>
+              <w:t xml:space="preserve">7.67</w:t>
             </w:r>
           </w:p>
         </w:tc>
@@ -2374,11 +2374,11 @@
                 <w:rFonts w:ascii="Arial" w:cs="Arial" w:eastAsia="Arial" w:hAnsi="Arial"/>
                 <w:b/>
                 <w:bCs/>
-                <w:color w:val="27AE60"/>
-                <w:sz w:val="20"/>
-                <w:szCs w:val="20"/>
-              </w:rPr>
-              <w:t xml:space="preserve">良好</w:t>
+                <w:color w:val="E67E22"/>
+                <w:sz w:val="20"/>
+                <w:szCs w:val="20"/>
+              </w:rPr>
+              <w:t xml:space="preserve">概ね良好</w:t>
             </w:r>
           </w:p>
         </w:tc>
@@ -2418,7 +2418,7 @@
           <w:sz w:val="21"/>
           <w:szCs w:val="21"/>
         </w:rPr>
-        <w:t xml:space="preserve">評価分布は10点（49.3%）に最も多く、8点以上の高評価が80.6%を占め、高い顧客満足度を示しています。</w:t>
+        <w:t xml:space="preserve">評価分布は10点（45.2%）に最も多く、8点以上の高評価が73.8%を占めています。</w:t>
       </w:r>
     </w:p>
     <w:p>
@@ -2653,7 +2653,7 @@
                 <w:sz w:val="20"/>
                 <w:szCs w:val="20"/>
               </w:rPr>
-              <w:t xml:space="preserve">33</w:t>
+              <w:t xml:space="preserve">19</w:t>
             </w:r>
           </w:p>
         </w:tc>
@@ -2688,7 +2688,7 @@
                 <w:sz w:val="20"/>
                 <w:szCs w:val="20"/>
               </w:rPr>
-              <w:t xml:space="preserve">49.3%</w:t>
+              <w:t xml:space="preserve">45.2%</w:t>
             </w:r>
           </w:p>
         </w:tc>
@@ -2726,7 +2726,7 @@
                 <w:sz w:val="18"/>
                 <w:szCs w:val="18"/>
               </w:rPr>
-              <w:t xml:space="preserve"> 33件</w:t>
+              <w:t xml:space="preserve"> 19件</w:t>
             </w:r>
           </w:p>
         </w:tc>
@@ -2798,7 +2798,7 @@
                 <w:sz w:val="20"/>
                 <w:szCs w:val="20"/>
               </w:rPr>
-              <w:t xml:space="preserve">8</w:t>
+              <w:t xml:space="preserve">3</w:t>
             </w:r>
           </w:p>
         </w:tc>
@@ -2833,7 +2833,7 @@
                 <w:sz w:val="20"/>
                 <w:szCs w:val="20"/>
               </w:rPr>
-              <w:t xml:space="preserve">11.9%</w:t>
+              <w:t xml:space="preserve">7.1%</w:t>
             </w:r>
           </w:p>
         </w:tc>
@@ -2861,7 +2861,7 @@
                 <w:sz w:val="20"/>
                 <w:szCs w:val="20"/>
               </w:rPr>
-              <w:t xml:space="preserve">█████</w:t>
+              <w:t xml:space="preserve">███</w:t>
             </w:r>
             <w:r>
               <w:rPr>
@@ -2870,7 +2870,7 @@
                 <w:sz w:val="18"/>
                 <w:szCs w:val="18"/>
               </w:rPr>
-              <w:t xml:space="preserve"> 8件</w:t>
+              <w:t xml:space="preserve"> 3件</w:t>
             </w:r>
           </w:p>
         </w:tc>
@@ -2942,7 +2942,7 @@
                 <w:sz w:val="20"/>
                 <w:szCs w:val="20"/>
               </w:rPr>
-              <w:t xml:space="preserve">13</w:t>
+              <w:t xml:space="preserve">9</w:t>
             </w:r>
           </w:p>
         </w:tc>
@@ -2977,7 +2977,7 @@
                 <w:sz w:val="20"/>
                 <w:szCs w:val="20"/>
               </w:rPr>
-              <w:t xml:space="preserve">19.4%</w:t>
+              <w:t xml:space="preserve">21.4%</w:t>
             </w:r>
           </w:p>
         </w:tc>
@@ -3006,7 +3006,7 @@
                 <w:sz w:val="20"/>
                 <w:szCs w:val="20"/>
               </w:rPr>
-              <w:t xml:space="preserve">████████</w:t>
+              <w:t xml:space="preserve">█████████</w:t>
             </w:r>
             <w:r>
               <w:rPr>
@@ -3015,7 +3015,7 @@
                 <w:sz w:val="18"/>
                 <w:szCs w:val="18"/>
               </w:rPr>
-              <w:t xml:space="preserve"> 13件</w:t>
+              <w:t xml:space="preserve"> 9件</w:t>
             </w:r>
           </w:p>
         </w:tc>
@@ -3087,7 +3087,7 @@
                 <w:sz w:val="20"/>
                 <w:szCs w:val="20"/>
               </w:rPr>
-              <w:t xml:space="preserve">8</w:t>
+              <w:t xml:space="preserve">7</w:t>
             </w:r>
           </w:p>
         </w:tc>
@@ -3122,7 +3122,7 @@
                 <w:sz w:val="20"/>
                 <w:szCs w:val="20"/>
               </w:rPr>
-              <w:t xml:space="preserve">11.9%</w:t>
+              <w:t xml:space="preserve">16.7%</w:t>
             </w:r>
           </w:p>
         </w:tc>
@@ -3150,7 +3150,7 @@
                 <w:sz w:val="20"/>
                 <w:szCs w:val="20"/>
               </w:rPr>
-              <w:t xml:space="preserve">█████</w:t>
+              <w:t xml:space="preserve">███████</w:t>
             </w:r>
             <w:r>
               <w:rPr>
@@ -3159,7 +3159,7 @@
                 <w:sz w:val="18"/>
                 <w:szCs w:val="18"/>
               </w:rPr>
-              <w:t xml:space="preserve"> 8件</w:t>
+              <w:t xml:space="preserve"> 7件</w:t>
             </w:r>
           </w:p>
         </w:tc>
@@ -3231,7 +3231,7 @@
                 <w:sz w:val="20"/>
                 <w:szCs w:val="20"/>
               </w:rPr>
-              <w:t xml:space="preserve">5</w:t>
+              <w:t xml:space="preserve">4</w:t>
             </w:r>
           </w:p>
         </w:tc>
@@ -3266,7 +3266,7 @@
                 <w:sz w:val="20"/>
                 <w:szCs w:val="20"/>
               </w:rPr>
-              <w:t xml:space="preserve">7.5%</w:t>
+              <w:t xml:space="preserve">9.5%</w:t>
             </w:r>
           </w:p>
         </w:tc>
@@ -3295,7 +3295,7 @@
                 <w:sz w:val="20"/>
                 <w:szCs w:val="20"/>
               </w:rPr>
-              <w:t xml:space="preserve">███</w:t>
+              <w:t xml:space="preserve">████</w:t>
             </w:r>
             <w:r>
               <w:rPr>
@@ -3304,7 +3304,7 @@
                 <w:sz w:val="18"/>
                 <w:szCs w:val="18"/>
               </w:rPr>
-              <w:t xml:space="preserve"> 5件</w:t>
+              <w:t xml:space="preserve"> 4件</w:t>
             </w:r>
           </w:p>
         </w:tc>
@@ -3380,7 +3380,7 @@
                 <w:sz w:val="24"/>
                 <w:szCs w:val="24"/>
               </w:rPr>
-              <w:t xml:space="preserve">54件（80.6%）</w:t>
+              <w:t xml:space="preserve">31件（73.8%）</w:t>
             </w:r>
           </w:p>
         </w:tc>
@@ -3431,7 +3431,7 @@
                 <w:sz w:val="24"/>
                 <w:szCs w:val="24"/>
               </w:rPr>
-              <w:t xml:space="preserve">13件（19.4%）</w:t>
+              <w:t xml:space="preserve">11件（26.2%）</w:t>
             </w:r>
           </w:p>
         </w:tc>
@@ -3721,7 +3721,7 @@
                 <w:sz w:val="20"/>
                 <w:szCs w:val="20"/>
               </w:rPr>
-              <w:t xml:space="preserve">20件以上</w:t>
+              <w:t xml:space="preserve">10件以上</w:t>
             </w:r>
           </w:p>
         </w:tc>
@@ -3756,7 +3756,7 @@
                 <w:sz w:val="20"/>
                 <w:szCs w:val="20"/>
               </w:rPr>
-              <w:t xml:space="preserve">「Good location with the train station is just 3 minutes of...」「駅が近くて駐車場も隣にあり良かった ございません ございません」</w:t>
+              <w:t xml:space="preserve">「大崎出張で2回目のお世話となりました  前回同様に清潔、快適、駅近等々で今回もお世話になった次第です 大崎出張で2...」「駅に近いのも大きな利点です」</w:t>
             </w:r>
           </w:p>
         </w:tc>
@@ -3860,7 +3860,7 @@
                 <w:sz w:val="20"/>
                 <w:szCs w:val="20"/>
               </w:rPr>
-              <w:t xml:space="preserve">「非常好乾凈 とても清潔」「それ以外は、部屋の広さと清潔さは気に入っています」</w:t>
+              <w:t xml:space="preserve">「大崎出張で2回目のお世話となりました  前回同様に清潔、快適、駅近等々で今回もお世話になった次第です 大崎出張で2...」「対応がいつも迅速かつ丁寧なところや、部屋が綺麗」</w:t>
             </w:r>
           </w:p>
         </w:tc>
@@ -3897,7 +3897,7 @@
                 <w:sz w:val="20"/>
                 <w:szCs w:val="20"/>
               </w:rPr>
-              <w:t xml:space="preserve">スタッフの対応</w:t>
+              <w:t xml:space="preserve">快適さ・設備</w:t>
             </w:r>
           </w:p>
         </w:tc>
@@ -3932,7 +3932,7 @@
                 <w:sz w:val="20"/>
                 <w:szCs w:val="20"/>
               </w:rPr>
-              <w:t xml:space="preserve">10件以上</w:t>
+              <w:t xml:space="preserve">9件</w:t>
             </w:r>
           </w:p>
         </w:tc>
@@ -3967,7 +3967,7 @@
                 <w:sz w:val="20"/>
                 <w:szCs w:val="20"/>
               </w:rPr>
-              <w:t xml:space="preserve">「結局、貴重品は毎日フロントに預けなければなりませんでした」「スタッフ皆さんに優しくしていただき感謝しています」</w:t>
+              <w:t xml:space="preserve">「大崎出張で2回目のお世話となりました  前回同様に清潔、快適、駅近等々で今回もお世話になった次第です 大崎出張で2...」「残念ながら、私の部屋のマットレスは沈み込んでいて、全く快適ではありませんでした」</w:t>
             </w:r>
           </w:p>
         </w:tc>
@@ -4003,7 +4003,7 @@
                 <w:sz w:val="20"/>
                 <w:szCs w:val="20"/>
               </w:rPr>
-              <w:t xml:space="preserve">快適さ・設備</w:t>
+              <w:t xml:space="preserve">朝食</w:t>
             </w:r>
           </w:p>
         </w:tc>
@@ -4037,7 +4037,7 @@
                 <w:sz w:val="20"/>
                 <w:szCs w:val="20"/>
               </w:rPr>
-              <w:t xml:space="preserve">10件以上</w:t>
+              <w:t xml:space="preserve">8件</w:t>
             </w:r>
           </w:p>
         </w:tc>
@@ -4071,7 +4071,7 @@
                 <w:sz w:val="20"/>
                 <w:szCs w:val="20"/>
               </w:rPr>
-              <w:t xml:space="preserve">「残念ながら、私の部屋のマットレスは沈み込んでいて、全く快適ではありませんでした」「コットンボールなどの基本的なアメニティが用意されていないのは驚きです」</w:t>
+              <w:t xml:space="preserve">「以前、レストランが14階にあったと思うのですが、その時の朝食は素晴らしかったです」「Gloomy cold breakfast in gloomy cold pseudo Italian resta...」</w:t>
             </w:r>
           </w:p>
         </w:tc>
@@ -4108,7 +4108,7 @@
                 <w:sz w:val="20"/>
                 <w:szCs w:val="20"/>
               </w:rPr>
-              <w:t xml:space="preserve">コンビニ・周辺施設</w:t>
+              <w:t xml:space="preserve">スタッフの対応</w:t>
             </w:r>
           </w:p>
         </w:tc>
@@ -4143,7 +4143,7 @@
                 <w:sz w:val="20"/>
                 <w:szCs w:val="20"/>
               </w:rPr>
-              <w:t xml:space="preserve">10件以上</w:t>
+              <w:t xml:space="preserve">7件</w:t>
             </w:r>
           </w:p>
         </w:tc>
@@ -4178,7 +4178,7 @@
                 <w:sz w:val="20"/>
                 <w:szCs w:val="20"/>
               </w:rPr>
-              <w:t xml:space="preserve">「以前、レストランが14階にあったと思うのですが、その時の朝食は素晴らしかったです」「Gloomy cold breakfast in gloomy cold pseudo Italian resta...」</w:t>
+              <w:t xml:space="preserve">「対応がいつも迅速かつ丁寧なところや、部屋が綺麗」「スタッフは親切で笑顔が素敵です」</w:t>
             </w:r>
           </w:p>
         </w:tc>
@@ -4214,7 +4214,7 @@
                 <w:sz w:val="20"/>
                 <w:szCs w:val="20"/>
               </w:rPr>
-              <w:t xml:space="preserve">朝食</w:t>
+              <w:t xml:space="preserve">コンビニ・周辺施設</w:t>
             </w:r>
           </w:p>
         </w:tc>
@@ -4248,7 +4248,7 @@
                 <w:sz w:val="20"/>
                 <w:szCs w:val="20"/>
               </w:rPr>
-              <w:t xml:space="preserve">8件</w:t>
+              <w:t xml:space="preserve">4件</w:t>
             </w:r>
           </w:p>
         </w:tc>
@@ -4322,7 +4322,7 @@
           <w:sz w:val="21"/>
           <w:szCs w:val="21"/>
         </w:rPr>
-        <w:t xml:space="preserve">口コミの多数で「立地・アクセス」に関するポジティブな言及が見られ、ダイワロイネットホテル東京大崎の最大の差別化要因となっています。Good location with the train station is just 3 minutes of...といった声が多数寄せられています。</w:t>
+        <w:t xml:space="preserve">口コミの多数で「立地・アクセス」に関するポジティブな言及が見られ、ダイワロイネットホテル東京大崎の最大の差別化要因となっています。大崎出張で2回目のお世話となりました  前回同様に清潔、快適、駅近等々で今回もお世話になった次第です 大崎出張で2...といった声が多数寄せられています。</w:t>
       </w:r>
     </w:p>
     <w:p>
@@ -4341,7 +4341,7 @@
           <w:sz w:val="21"/>
           <w:szCs w:val="21"/>
         </w:rPr>
-        <w:t xml:space="preserve">Good location with the train station is just 3 minutes of...</w:t>
+        <w:t xml:space="preserve">大崎出張で2回目のお世話となりました  前回同様に清潔、快適、駅近等々で今回もお世話になった次第です 大崎出張で2...</w:t>
       </w:r>
     </w:p>
     <w:p>
@@ -4360,7 +4360,7 @@
           <w:sz w:val="21"/>
           <w:szCs w:val="21"/>
         </w:rPr>
-        <w:t xml:space="preserve">駅が近くて駐車場も隣にあり良かった ございません ございません</w:t>
+        <w:t xml:space="preserve">駅に近いのも大きな利点です</w:t>
       </w:r>
     </w:p>
     <w:p>
@@ -4379,7 +4379,7 @@
           <w:sz w:val="21"/>
           <w:szCs w:val="21"/>
         </w:rPr>
-        <w:t xml:space="preserve">Location, comfort, amenities None なし</w:t>
+        <w:t xml:space="preserve">房間乾淨，交通便利</w:t>
       </w:r>
     </w:p>
     <w:p>
@@ -4416,7 +4416,7 @@
           <w:sz w:val="21"/>
           <w:szCs w:val="21"/>
         </w:rPr>
-        <w:t xml:space="preserve">清潔さ・清掃に関するポジティブな評価も多く寄せられています。「非常好乾凈 とても清潔」といったコメントが見られます。</w:t>
+        <w:t xml:space="preserve">清潔さ・清掃に関するポジティブな評価も多く寄せられています。「大崎出張で2回目のお世話となりました  前回同様に清潔、快適、駅近等々で今回もお世話になった次第です 大崎出張で2...」といったコメントが見られます。</w:t>
       </w:r>
     </w:p>
     <w:p>
@@ -4755,7 +4755,7 @@
                 <w:sz w:val="20"/>
                 <w:szCs w:val="20"/>
               </w:rPr>
-              <w:t xml:space="preserve">中度・4件</w:t>
+              <w:t xml:space="preserve">中度・3件</w:t>
             </w:r>
           </w:p>
         </w:tc>
@@ -4826,7 +4826,7 @@
                 <w:sz w:val="20"/>
                 <w:szCs w:val="20"/>
               </w:rPr>
-              <w:t xml:space="preserve">浴室・水回り</w:t>
+              <w:t xml:space="preserve">対応・サービスの不満</w:t>
             </w:r>
           </w:p>
         </w:tc>
@@ -4860,7 +4860,7 @@
                 <w:sz w:val="20"/>
                 <w:szCs w:val="20"/>
               </w:rPr>
-              <w:t xml:space="preserve">広いお部屋にしていただいたおかげで、トイレとお風呂も十分な広さがあり、子供と二人で着替えやトイレ利用をしても全く窮...</w:t>
+              <w:t xml:space="preserve">残念ながら、私の部屋のマットレスは沈み込んでいて、全く快適ではありませんでした</w:t>
             </w:r>
           </w:p>
         </w:tc>
@@ -4894,7 +4894,7 @@
                 <w:sz w:val="20"/>
                 <w:szCs w:val="20"/>
               </w:rPr>
-              <w:t xml:space="preserve">中度・3件</w:t>
+              <w:t xml:space="preserve">軽度・2件</w:t>
             </w:r>
           </w:p>
         </w:tc>
@@ -4965,7 +4965,7 @@
                 <w:sz w:val="20"/>
                 <w:szCs w:val="20"/>
               </w:rPr>
-              <w:t xml:space="preserve">部屋の狭さ</w:t>
+              <w:t xml:space="preserve">設備の老朽化</w:t>
             </w:r>
           </w:p>
         </w:tc>
@@ -4999,7 +4999,7 @@
                 <w:sz w:val="20"/>
                 <w:szCs w:val="20"/>
               </w:rPr>
-              <w:t xml:space="preserve">広いお部屋にしていただいたおかげで、トイレとお風呂も十分な広さがあり、子供と二人で着替えやトイレ利用をしても全く窮...</w:t>
+              <w:t xml:space="preserve">Gloomy cold breakfast in gloomy cold pseudo Italian resta...</w:t>
             </w:r>
           </w:p>
         </w:tc>
@@ -5033,7 +5033,7 @@
                 <w:sz w:val="20"/>
                 <w:szCs w:val="20"/>
               </w:rPr>
-              <w:t xml:space="preserve">軽度・2件</w:t>
+              <w:t xml:space="preserve">軽度・1件</w:t>
             </w:r>
           </w:p>
         </w:tc>
@@ -5104,7 +5104,7 @@
                 <w:sz w:val="20"/>
                 <w:szCs w:val="20"/>
               </w:rPr>
-              <w:t xml:space="preserve">対応・サービスの不満</w:t>
+              <w:t xml:space="preserve">部屋の狭さ</w:t>
             </w:r>
           </w:p>
         </w:tc>
@@ -5138,7 +5138,7 @@
                 <w:sz w:val="20"/>
                 <w:szCs w:val="20"/>
               </w:rPr>
-              <w:t xml:space="preserve">残念ながら、私の部屋のマットレスは沈み込んでいて、全く快適ではありませんでした</w:t>
+              <w:t xml:space="preserve">広いお部屋にしていただいたおかげで、トイレとお風呂も十分な広さがあり、子供と二人で着替えやトイレ利用をしても全く窮...</w:t>
             </w:r>
           </w:p>
         </w:tc>
@@ -5172,7 +5172,7 @@
                 <w:sz w:val="20"/>
                 <w:szCs w:val="20"/>
               </w:rPr>
-              <w:t xml:space="preserve">軽度・2件</w:t>
+              <w:t xml:space="preserve">軽度・1件</w:t>
             </w:r>
           </w:p>
         </w:tc>
@@ -5243,7 +5243,7 @@
                 <w:sz w:val="20"/>
                 <w:szCs w:val="20"/>
               </w:rPr>
-              <w:t xml:space="preserve">設備の老朽化</w:t>
+              <w:t xml:space="preserve">浴室・水回り</w:t>
             </w:r>
           </w:p>
         </w:tc>
@@ -5277,7 +5277,7 @@
                 <w:sz w:val="20"/>
                 <w:szCs w:val="20"/>
               </w:rPr>
-              <w:t xml:space="preserve">Gloomy cold breakfast in gloomy cold pseudo Italian resta...</w:t>
+              <w:t xml:space="preserve">広いお部屋にしていただいたおかげで、トイレとお風呂も十分な広さがあり、子供と二人で着替えやトイレ利用をしても全く窮...</w:t>
             </w:r>
           </w:p>
         </w:tc>
@@ -5382,7 +5382,7 @@
                 <w:sz w:val="20"/>
                 <w:szCs w:val="20"/>
               </w:rPr>
-              <w:t xml:space="preserve">臭い・匂い</w:t>
+              <w:t xml:space="preserve">窓・採光</w:t>
             </w:r>
           </w:p>
         </w:tc>
@@ -5416,7 +5416,7 @@
                 <w:sz w:val="20"/>
                 <w:szCs w:val="20"/>
               </w:rPr>
-              <w:t xml:space="preserve">少しお風呂、水回りの匂いが気になりましたが、それ以外は何にも不便も不快もありません</w:t>
+              <w:t xml:space="preserve">立地はとても便利で、窓の一つからは素晴らしい景色が望めます</w:t>
             </w:r>
           </w:p>
         </w:tc>
@@ -5548,7 +5548,7 @@
           <w:sz w:val="22"/>
           <w:szCs w:val="22"/>
         </w:rPr>
-        <w:t xml:space="preserve">(1) 客室の消臭対策の強化</w:t>
+        <w:t xml:space="preserve">(1) エアコン・空調の定期点検強化</w:t>
       </w:r>
     </w:p>
     <w:p>
@@ -5567,7 +5567,7 @@
           <w:sz w:val="21"/>
           <w:szCs w:val="21"/>
         </w:rPr>
-        <w:t xml:space="preserve">チェックアウト後の換気・消臭スプレー処理の徹底</w:t>
+        <w:t xml:space="preserve">全室のエアコン設定を季節に応じてデフォルト確認する運用フロー導入</w:t>
       </w:r>
     </w:p>
     <w:p>
@@ -5586,7 +5586,7 @@
           <w:sz w:val="21"/>
           <w:szCs w:val="21"/>
         </w:rPr>
-        <w:t xml:space="preserve">定期的な脱臭剤の設置と交換フローの確立</w:t>
+        <w:t xml:space="preserve">冷暖房の正常動作を定期チェックリストに追加</w:t>
       </w:r>
     </w:p>
     <w:p>
@@ -5605,7 +5605,7 @@
           <w:sz w:val="21"/>
           <w:szCs w:val="21"/>
         </w:rPr>
-        <w:t xml:space="preserve">喫煙・臭いに関するクレーム発生時の即座対応マニュアル作成</w:t>
+        <w:t xml:space="preserve">異常報告があった客室の優先メンテナンス実施</w:t>
       </w:r>
     </w:p>
     <w:p>
@@ -5626,7 +5626,7 @@
           <w:sz w:val="22"/>
           <w:szCs w:val="22"/>
         </w:rPr>
-        <w:t xml:space="preserve">(2) エアコン・空調の定期点検強化</w:t>
+        <w:t xml:space="preserve">(2) スタッフ対応品質の統一</w:t>
       </w:r>
     </w:p>
     <w:p>
@@ -5645,7 +5645,7 @@
           <w:sz w:val="21"/>
           <w:szCs w:val="21"/>
         </w:rPr>
-        <w:t xml:space="preserve">全室のエアコン設定を季節に応じてデフォルト確認する運用フロー導入</w:t>
+        <w:t xml:space="preserve">接客マニュアルの見直しと全スタッフへの周知</w:t>
       </w:r>
     </w:p>
     <w:p>
@@ -5664,7 +5664,7 @@
           <w:sz w:val="21"/>
           <w:szCs w:val="21"/>
         </w:rPr>
-        <w:t xml:space="preserve">冷暖房の正常動作を定期チェックリストに追加</w:t>
+        <w:t xml:space="preserve">ゲストからのクレーム対応フローの明確化</w:t>
       </w:r>
     </w:p>
     <w:p>
@@ -5683,7 +5683,7 @@
           <w:sz w:val="21"/>
           <w:szCs w:val="21"/>
         </w:rPr>
-        <w:t xml:space="preserve">異常報告があった客室の優先メンテナンス実施</w:t>
+        <w:t xml:space="preserve">定期的なCS研修の実施</w:t>
       </w:r>
     </w:p>
     <w:p>
@@ -5704,7 +5704,7 @@
           <w:sz w:val="22"/>
           <w:szCs w:val="22"/>
         </w:rPr>
-        <w:t xml:space="preserve">(3) スタッフ対応品質の統一</w:t>
+        <w:t xml:space="preserve">(3) ゲストコミュニケーションの強化</w:t>
       </w:r>
     </w:p>
     <w:p>
@@ -5723,7 +5723,7 @@
           <w:sz w:val="21"/>
           <w:szCs w:val="21"/>
         </w:rPr>
-        <w:t xml:space="preserve">接客マニュアルの見直しと全スタッフへの周知</w:t>
+        <w:t xml:space="preserve">チェックイン時の挨拶・案内の標準化</w:t>
       </w:r>
     </w:p>
     <w:p>
@@ -5742,7 +5742,7 @@
           <w:sz w:val="21"/>
           <w:szCs w:val="21"/>
         </w:rPr>
-        <w:t xml:space="preserve">ゲストからのクレーム対応フローの明確化</w:t>
+        <w:t xml:space="preserve">チェックアウト時の簡易アンケート実施</w:t>
       </w:r>
     </w:p>
     <w:p>
@@ -5761,7 +5761,7 @@
           <w:sz w:val="21"/>
           <w:szCs w:val="21"/>
         </w:rPr>
-        <w:t xml:space="preserve">定期的なCS研修の実施</w:t>
+        <w:t xml:space="preserve">リピーターへの感謝メッセージの導入</w:t>
       </w:r>
     </w:p>
     <w:p>
@@ -6535,7 +6535,7 @@
                 <w:sz w:val="20"/>
                 <w:szCs w:val="20"/>
               </w:rPr>
-              <w:t xml:space="preserve">8.84点</w:t>
+              <w:t xml:space="preserve">8.62点</w:t>
             </w:r>
           </w:p>
         </w:tc>
@@ -6569,7 +6569,7 @@
                 <w:sz w:val="20"/>
                 <w:szCs w:val="20"/>
               </w:rPr>
-              <w:t xml:space="preserve">9.1点以上</w:t>
+              <w:t xml:space="preserve">8.9点以上</w:t>
             </w:r>
           </w:p>
         </w:tc>
@@ -6675,7 +6675,7 @@
                 <w:sz w:val="20"/>
                 <w:szCs w:val="20"/>
               </w:rPr>
-              <w:t xml:space="preserve">80.6%</w:t>
+              <w:t xml:space="preserve">73.8%</w:t>
             </w:r>
           </w:p>
         </w:tc>
@@ -6710,7 +6710,7 @@
                 <w:sz w:val="20"/>
                 <w:szCs w:val="20"/>
               </w:rPr>
-              <w:t xml:space="preserve">86%以上</w:t>
+              <w:t xml:space="preserve">79%以上</w:t>
             </w:r>
           </w:p>
         </w:tc>
@@ -6955,7 +6955,7 @@
                 <w:sz w:val="20"/>
                 <w:szCs w:val="20"/>
               </w:rPr>
-              <w:t xml:space="preserve">8.0点</w:t>
+              <w:t xml:space="preserve">7.7点</w:t>
             </w:r>
           </w:p>
         </w:tc>
@@ -6990,7 +6990,7 @@
                 <w:sz w:val="20"/>
                 <w:szCs w:val="20"/>
               </w:rPr>
-              <w:t xml:space="preserve">9.0点以上</w:t>
+              <w:t xml:space="preserve">8.7点以上</w:t>
             </w:r>
           </w:p>
         </w:tc>
@@ -7235,7 +7235,7 @@
                 <w:sz w:val="20"/>
                 <w:szCs w:val="20"/>
               </w:rPr>
-              <w:t xml:space="preserve">約4件/期間</w:t>
+              <w:t xml:space="preserve">約3件/期間</w:t>
             </w:r>
           </w:p>
         </w:tc>
@@ -7270,7 +7270,7 @@
                 <w:sz w:val="20"/>
                 <w:szCs w:val="20"/>
               </w:rPr>
-              <w:t xml:space="preserve">2件以下</w:t>
+              <w:t xml:space="preserve">1件以下</w:t>
             </w:r>
           </w:p>
         </w:tc>
@@ -7366,7 +7366,58 @@
           <w:sz w:val="22"/>
           <w:szCs w:val="22"/>
         </w:rPr>
-        <w:t xml:space="preserve">[1] Booking.com / 8点 / 2026-03-31</w:t>
+        <w:t xml:space="preserve">[1] じゃらん / 8点 / 2026-04-03</w:t>
+      </w:r>
+    </w:p>
+    <w:p>
+      <w:pPr>
+        <w:spacing w:after="120" w:line="320"/>
+        <w:jc w:val="left"/>
+      </w:pPr>
+      <w:r>
+        <w:rPr>
+          <w:rFonts w:ascii="Arial" w:cs="Arial" w:eastAsia="Arial" w:hAnsi="Arial"/>
+          <w:color w:val="333333"/>
+          <w:sz w:val="21"/>
+          <w:szCs w:val="21"/>
+        </w:rPr>
+        <w:t xml:space="preserve">大崎出張で2回目のお世話となりました  前回同様に清潔、快適、駅近等々で今回もお世話になった次第です</w:t>
+      </w:r>
+    </w:p>
+    <w:p>
+      <w:pPr>
+        <w:spacing w:after="60"/>
+      </w:pPr>
+    </w:p>
+    <w:p>
+      <w:pPr>
+        <w:spacing w:after="120" w:before="200"/>
+      </w:pPr>
+      <w:r>
+        <w:rPr>
+          <w:rFonts w:ascii="Arial" w:cs="Arial" w:eastAsia="Arial" w:hAnsi="Arial"/>
+          <w:b/>
+          <w:bCs/>
+          <w:color w:val="1B3A5C"/>
+          <w:sz w:val="22"/>
+          <w:szCs w:val="22"/>
+        </w:rPr>
+        <w:t xml:space="preserve">[2] Booking.com / 10点 / 2026-04-01</w:t>
+      </w:r>
+    </w:p>
+    <w:p>
+      <w:pPr>
+        <w:spacing w:after="120" w:line="320"/>
+        <w:jc w:val="left"/>
+      </w:pPr>
+      <w:r>
+        <w:rPr>
+          <w:rFonts w:ascii="Arial" w:cs="Arial" w:eastAsia="Arial" w:hAnsi="Arial"/>
+          <w:color w:val="333333"/>
+          <w:sz w:val="21"/>
+          <w:szCs w:val="21"/>
+        </w:rPr>
+        <w:t xml:space="preserve">対応がいつも迅速かつ丁寧なところや、部屋が綺麗。</w:t>
       </w:r>
     </w:p>
     <w:p>
@@ -7392,7 +7443,7 @@
           <w:sz w:val="21"/>
           <w:szCs w:val="21"/>
         </w:rPr>
-        <w:t xml:space="preserve">以前、レストランが14階にあったと思うのですが、その時の朝食は素晴らしかったです。</w:t>
+        <w:t xml:space="preserve">とくに無いです。</w:t>
       </w:r>
     </w:p>
     <w:p>
@@ -7413,7 +7464,79 @@
           <w:sz w:val="22"/>
           <w:szCs w:val="22"/>
         </w:rPr>
-        <w:t xml:space="preserve">[2] Agoda / 8点 / 2026-03-31</w:t>
+        <w:t xml:space="preserve">[3] Trip.com / 10点 / 2026-04-01</w:t>
+      </w:r>
+    </w:p>
+    <w:p>
+      <w:pPr>
+        <w:spacing w:after="120" w:line="320"/>
+        <w:jc w:val="left"/>
+      </w:pPr>
+      <w:r>
+        <w:rPr>
+          <w:rFonts w:ascii="Arial" w:cs="Arial" w:eastAsia="Arial" w:hAnsi="Arial"/>
+          <w:color w:val="333333"/>
+          <w:sz w:val="21"/>
+          <w:szCs w:val="21"/>
+        </w:rPr>
+        <w:t xml:space="preserve">ホテルの客室は広々としていて清潔です。スタッフは親切で笑顔が素敵です。駅に近いのも大きな利点です。</w:t>
+      </w:r>
+    </w:p>
+    <w:p>
+      <w:pPr>
+        <w:spacing w:after="60"/>
+      </w:pPr>
+    </w:p>
+    <w:p>
+      <w:pPr>
+        <w:spacing w:after="120" w:before="200"/>
+      </w:pPr>
+      <w:r>
+        <w:rPr>
+          <w:rFonts w:ascii="Arial" w:cs="Arial" w:eastAsia="Arial" w:hAnsi="Arial"/>
+          <w:b/>
+          <w:bCs/>
+          <w:color w:val="1B3A5C"/>
+          <w:sz w:val="22"/>
+          <w:szCs w:val="22"/>
+        </w:rPr>
+        <w:t xml:space="preserve">[4] Trip.com / 10点 / 2026-03-31</w:t>
+      </w:r>
+    </w:p>
+    <w:p>
+      <w:pPr>
+        <w:spacing w:after="120" w:line="320"/>
+        <w:jc w:val="left"/>
+      </w:pPr>
+      <w:r>
+        <w:rPr>
+          <w:rFonts w:ascii="Arial" w:cs="Arial" w:eastAsia="Arial" w:hAnsi="Arial"/>
+          <w:color w:val="333333"/>
+          <w:sz w:val="21"/>
+          <w:szCs w:val="21"/>
+        </w:rPr>
+        <w:t xml:space="preserve">全体的にとても満足しています。部屋はシンプルで気に入りました。会社にも徒歩圏内でとても近く、地下鉄大斉駅もすぐ下にあります。また利用したいと思います。総合的に見て、ほぼ満点です。</w:t>
+      </w:r>
+    </w:p>
+    <w:p>
+      <w:pPr>
+        <w:spacing w:after="60"/>
+      </w:pPr>
+    </w:p>
+    <w:p>
+      <w:pPr>
+        <w:spacing w:after="120" w:before="200"/>
+      </w:pPr>
+      <w:r>
+        <w:rPr>
+          <w:rFonts w:ascii="Arial" w:cs="Arial" w:eastAsia="Arial" w:hAnsi="Arial"/>
+          <w:b/>
+          <w:bCs/>
+          <w:color w:val="1B3A5C"/>
+          <w:sz w:val="22"/>
+          <w:szCs w:val="22"/>
+        </w:rPr>
+        <w:t xml:space="preserve">[5] Booking.com / 8点 / 2026-03-31</w:t>
       </w:r>
     </w:p>
     <w:p>
@@ -7460,7 +7583,7 @@
           <w:sz w:val="22"/>
           <w:szCs w:val="22"/>
         </w:rPr>
-        <w:t xml:space="preserve">[3] Booking.com / 10点 / 2026-03-29</w:t>
+        <w:t xml:space="preserve">[6] じゃらん / 6点 / 2026-03-19</w:t>
       </w:r>
     </w:p>
     <w:p>
@@ -7475,7 +7598,7 @@
           <w:sz w:val="21"/>
           <w:szCs w:val="21"/>
         </w:rPr>
-        <w:t xml:space="preserve">إفطار جيد و متنوع كافي</w:t>
+        <w:t xml:space="preserve">部屋は広々としていますが、基本的な設備が不足しています。部屋にセーフティボックスがないため、旅行が不便でした。結局、貴重品は毎日フロントに預けなければなりませんでした。コットンボールなどの基本的なアメニティが用意されていないのは驚きです。それ以外は、部屋の広さと清潔さは気に入っています。フットマッサージ機が備え付けられているのは良かったです。夏に予定されている改装工事後のより良い部屋を楽しみ...</w:t>
       </w:r>
     </w:p>
     <w:p>
@@ -7496,7 +7619,7 @@
           <w:sz w:val="22"/>
           <w:szCs w:val="22"/>
         </w:rPr>
-        <w:t xml:space="preserve">[4] Trip.com / 10点 / 2026-03-25</w:t>
+        <w:t xml:space="preserve">[7] Google / 6点 / 2026-03-09</w:t>
       </w:r>
     </w:p>
     <w:p>
@@ -7511,7 +7634,7 @@
           <w:sz w:val="21"/>
           <w:szCs w:val="21"/>
         </w:rPr>
-        <w:t xml:space="preserve">とても清潔</w:t>
+        <w:t xml:space="preserve">最高の立地です。駅やその他のアメニティにも非常に近いです。パートナーはひどいアレルギー症状があり、部屋に滞在中にのみ症状が出ました。害虫のせいか、清掃用の洗剤のせいかは分かりませんが、ベッドにいる時のみ症状が出ました。旅行中は日中は全く症状が出ませんでした。  もう一つの不満は、エレベーターが4階ロビーで止まってしまうため、ランドリーや電子レンジを使うのに非常に時間がかかることです。階段を使...</w:t>
       </w:r>
     </w:p>
     <w:p>
@@ -7532,7 +7655,7 @@
           <w:sz w:val="22"/>
           <w:szCs w:val="22"/>
         </w:rPr>
-        <w:t xml:space="preserve">[5] Booking.com / 10点 / 2026-03-22</w:t>
+        <w:t xml:space="preserve">[8] Google / 6点 / 2026-03-09</w:t>
       </w:r>
     </w:p>
     <w:p>
@@ -7547,33 +7670,7 @@
           <w:sz w:val="21"/>
           <w:szCs w:val="21"/>
         </w:rPr>
-        <w:t xml:space="preserve">駅が近くて駐車場も隣にあり良かった</w:t>
-      </w:r>
-    </w:p>
-    <w:p>
-      <w:pPr>
-        <w:spacing w:after="120" w:line="320"/>
-        <w:jc w:val="left"/>
-      </w:pPr>
-      <w:r>
-        <w:rPr>
-          <w:rFonts w:ascii="Arial" w:cs="Arial" w:eastAsia="Arial" w:hAnsi="Arial"/>
-          <w:b/>
-          <w:bCs/>
-          <w:color w:val="C0392B"/>
-          <w:sz w:val="21"/>
-          <w:szCs w:val="21"/>
-        </w:rPr>
-        <w:t xml:space="preserve">【改善点】</w:t>
-      </w:r>
-      <w:r>
-        <w:rPr>
-          <w:rFonts w:ascii="Arial" w:cs="Arial" w:eastAsia="Arial" w:hAnsi="Arial"/>
-          <w:color w:val="333333"/>
-          <w:sz w:val="21"/>
-          <w:szCs w:val="21"/>
-        </w:rPr>
-        <w:t xml:space="preserve">ございません</w:t>
+        <w:t xml:space="preserve">立地は最高で、駅やその他のアメニティにとても近いです。パートナーは部屋に滞在している間だけひどいアレルギー症状が出ました。害虫が原因なのか、清掃用の化学薬品が原因なのかは分かりません。彼女はベッドにいる間だけ症状が出、旅行中は日中は全く症状が出ませんでした。もう一つの不満は、エレベーターが常に4階のロビーで止まるため、洗濯室や電子レンジを利用するのに非常に時間がかかることです。階段で他の階に...</w:t>
       </w:r>
     </w:p>
     <w:p>
@@ -7594,7 +7691,7 @@
           <w:sz w:val="22"/>
           <w:szCs w:val="22"/>
         </w:rPr>
-        <w:t xml:space="preserve">[6] じゃらん / 6点 / 2026-03-19</w:t>
+        <w:t xml:space="preserve">[9] じゃらん / 6点 / 2026-03-02</w:t>
       </w:r>
     </w:p>
     <w:p>
@@ -7609,151 +7706,7 @@
           <w:sz w:val="21"/>
           <w:szCs w:val="21"/>
         </w:rPr>
-        <w:t xml:space="preserve">部屋は広々としていますが、基本的な設備が不足しています。部屋にセーフティボックスがないため、旅行が不便でした。結局、貴重品は毎日フロントに預けなければなりませんでした。コットンボールなどの基本的なアメニティが用意されていないのは驚きです。それ以外は、部屋の広さと清潔さは気に入っています。フットマッサージ機が備え付けられているのは良かったです。夏に予定されている改装工事後のより良い部屋を楽しみ...</w:t>
-      </w:r>
-    </w:p>
-    <w:p>
-      <w:pPr>
-        <w:spacing w:after="60"/>
-      </w:pPr>
-    </w:p>
-    <w:p>
-      <w:pPr>
-        <w:spacing w:after="120" w:before="200"/>
-      </w:pPr>
-      <w:r>
-        <w:rPr>
-          <w:rFonts w:ascii="Arial" w:cs="Arial" w:eastAsia="Arial" w:hAnsi="Arial"/>
-          <w:b/>
-          <w:bCs/>
-          <w:color w:val="1B3A5C"/>
-          <w:sz w:val="22"/>
-          <w:szCs w:val="22"/>
-        </w:rPr>
-        <w:t xml:space="preserve">[7] Google / 6点 / 2026-03-09</w:t>
-      </w:r>
-    </w:p>
-    <w:p>
-      <w:pPr>
-        <w:spacing w:after="120" w:line="320"/>
-        <w:jc w:val="left"/>
-      </w:pPr>
-      <w:r>
-        <w:rPr>
-          <w:rFonts w:ascii="Arial" w:cs="Arial" w:eastAsia="Arial" w:hAnsi="Arial"/>
-          <w:color w:val="333333"/>
-          <w:sz w:val="21"/>
-          <w:szCs w:val="21"/>
-        </w:rPr>
-        <w:t xml:space="preserve">最高の立地です。駅やその他のアメニティにも非常に近いです。パートナーはひどいアレルギー症状があり、部屋に滞在中にのみ症状が出ました。害虫のせいか、清掃用の洗剤のせいかは分かりませんが、ベッドにいる時のみ症状が出ました。旅行中は日中は全く症状が出ませんでした。  もう一つの不満は、エレベーターが4階ロビーで止まってしまうため、ランドリーや電子レンジを使うのに非常に時間がかかることです。階段を使...</w:t>
-      </w:r>
-    </w:p>
-    <w:p>
-      <w:pPr>
-        <w:spacing w:after="60"/>
-      </w:pPr>
-    </w:p>
-    <w:p>
-      <w:pPr>
-        <w:spacing w:after="120" w:before="200"/>
-      </w:pPr>
-      <w:r>
-        <w:rPr>
-          <w:rFonts w:ascii="Arial" w:cs="Arial" w:eastAsia="Arial" w:hAnsi="Arial"/>
-          <w:b/>
-          <w:bCs/>
-          <w:color w:val="1B3A5C"/>
-          <w:sz w:val="22"/>
-          <w:szCs w:val="22"/>
-        </w:rPr>
-        <w:t xml:space="preserve">[8] Google / 6点 / 2026-03-09</w:t>
-      </w:r>
-    </w:p>
-    <w:p>
-      <w:pPr>
-        <w:spacing w:after="120" w:line="320"/>
-        <w:jc w:val="left"/>
-      </w:pPr>
-      <w:r>
-        <w:rPr>
-          <w:rFonts w:ascii="Arial" w:cs="Arial" w:eastAsia="Arial" w:hAnsi="Arial"/>
-          <w:color w:val="333333"/>
-          <w:sz w:val="21"/>
-          <w:szCs w:val="21"/>
-        </w:rPr>
-        <w:t xml:space="preserve">立地は最高で、駅やその他のアメニティにとても近いです。パートナーは部屋に滞在している間だけひどいアレルギー症状が出ました。害虫が原因なのか、清掃用の化学薬品が原因なのかは分かりません。彼女はベッドにいる間だけ症状が出、旅行中は日中は全く症状が出ませんでした。もう一つの不満は、エレベーターが常に4階のロビーで止まるため、洗濯室や電子レンジを利用するのに非常に時間がかかることです。階段で他の階に...</w:t>
-      </w:r>
-    </w:p>
-    <w:p>
-      <w:pPr>
-        <w:spacing w:after="60"/>
-      </w:pPr>
-    </w:p>
-    <w:p>
-      <w:pPr>
-        <w:spacing w:after="120" w:before="200"/>
-      </w:pPr>
-      <w:r>
-        <w:rPr>
-          <w:rFonts w:ascii="Arial" w:cs="Arial" w:eastAsia="Arial" w:hAnsi="Arial"/>
-          <w:b/>
-          <w:bCs/>
-          <w:color w:val="1B3A5C"/>
-          <w:sz w:val="22"/>
-          <w:szCs w:val="22"/>
-        </w:rPr>
-        <w:t xml:space="preserve">[9] じゃらん / 6点 / 2026-03-02</w:t>
-      </w:r>
-    </w:p>
-    <w:p>
-      <w:pPr>
-        <w:spacing w:after="120" w:line="320"/>
-        <w:jc w:val="left"/>
-      </w:pPr>
-      <w:r>
-        <w:rPr>
-          <w:rFonts w:ascii="Arial" w:cs="Arial" w:eastAsia="Arial" w:hAnsi="Arial"/>
-          <w:color w:val="333333"/>
-          <w:sz w:val="21"/>
-          <w:szCs w:val="21"/>
-        </w:rPr>
         <w:t xml:space="preserve">部屋も問題なく利用できました  できるなら朝食でコーヒーテイクアウトしたかったです  また初めての方は迷うかなって立地でした</w:t>
-      </w:r>
-    </w:p>
-    <w:p>
-      <w:pPr>
-        <w:spacing w:after="60"/>
-      </w:pPr>
-    </w:p>
-    <w:p>
-      <w:pPr>
-        <w:spacing w:after="120" w:before="200"/>
-      </w:pPr>
-      <w:r>
-        <w:rPr>
-          <w:rFonts w:ascii="Arial" w:cs="Arial" w:eastAsia="Arial" w:hAnsi="Arial"/>
-          <w:b/>
-          <w:bCs/>
-          <w:color w:val="1B3A5C"/>
-          <w:sz w:val="22"/>
-          <w:szCs w:val="22"/>
-        </w:rPr>
-        <w:t xml:space="preserve">[10] じゃらん / 6点 / 2026-02-12</w:t>
-      </w:r>
-    </w:p>
-    <w:p>
-      <w:pPr>
-        <w:spacing w:after="120" w:line="320"/>
-        <w:jc w:val="left"/>
-      </w:pPr>
-      <w:r>
-        <w:rPr>
-          <w:rFonts w:ascii="Arial" w:cs="Arial" w:eastAsia="Arial" w:hAnsi="Arial"/>
-          <w:color w:val="333333"/>
-          <w:sz w:val="21"/>
-          <w:szCs w:val="21"/>
-        </w:rPr>
-        <w:t xml:space="preserve">まずアクセスが分かりにくい  あと広いベットで寝たかったのにアップグレードしてくださり部屋は広くなったがベットは狭くなった  その時の気分もあるし スタッフが悪いわけじゃないけど  少しがっかりしました</w:t>
       </w:r>
     </w:p>
     <w:p>
@@ -7818,7 +7771,7 @@
                 <w:sz w:val="21"/>
                 <w:szCs w:val="21"/>
               </w:rPr>
-              <w:t xml:space="preserve">ダイワロイネットホテル東京大崎は、全体平均8.84点（10点換算）、高評価率80.6%という良好な顧客満足度を維持しているホテルです。特に「立地・アクセス」「清潔さ・清掃」が多くのゲストから高く評価されています。</w:t>
+              <w:t xml:space="preserve">ダイワロイネットホテル東京大崎は、全体平均8.62点（10点換算）、高評価率73.8%という良好な顧客満足度を維持しているホテルです。特に「立地・アクセス」「清潔さ・清掃」が多くのゲストから高く評価されています。</w:t>
             </w:r>
           </w:p>
           <w:p>
@@ -7832,7 +7785,7 @@
                 <w:sz w:val="21"/>
                 <w:szCs w:val="21"/>
               </w:rPr>
-              <w:t xml:space="preserve">改善課題としては、エアコン・空調、浴室・水回り、部屋の狭さが主要なテーマとして浮上しています。ただし、これらの課題を指摘するゲストの多くも他の面では高い評価を付けており、ネガティブ要素が全体評価を大きく押し下げているわけではありません。</w:t>
+              <w:t xml:space="preserve">改善課題としては、エアコン・空調、対応・サービスの不満、設備の老朽化が主要なテーマとして浮上しています。ただし、これらの課題を指摘するゲストの多くも他の面では高い評価を付けており、ネガティブ要素が全体評価を大きく押し下げているわけではありません。</w:t>
             </w:r>
           </w:p>
           <w:p>
@@ -7860,7 +7813,7 @@
                 <w:sz w:val="21"/>
                 <w:szCs w:val="21"/>
               </w:rPr>
-              <w:t xml:space="preserve">じゃらんでの低スコア（8.0点）は、口コミ返信の強化とサービス品質の一貫性確保で改善余地があります。全サイトでの口コミ返信率100%を目指すことで、ホテルの姿勢をゲストに伝え、リピート率の向上につなげることが重要です。</w:t>
+              <w:t xml:space="preserve">じゃらんでの低スコア（7.7点）は、口コミ返信の強化とサービス品質の一貫性確保で改善余地があります。全サイトでの口コミ返信率100%を目指すことで、ホテルの姿勢をゲストに伝え、リピート率の向上につなげることが重要です。</w:t>
             </w:r>
           </w:p>
           <w:p>

--- a/納品レポート/ホテル別レポート/daiwa_osaki_口コミ分析改善レポート.docx
+++ b/納品レポート/ホテル別レポート/daiwa_osaki_口コミ分析改善レポート.docx
@@ -131,7 +131,7 @@
           <w:sz w:val="20"/>
           <w:szCs w:val="20"/>
         </w:rPr>
-        <w:t xml:space="preserve">作成日：2026年4月6日</w:t>
+        <w:t xml:space="preserve">作成日：2026年4月7日</w:t>
       </w:r>
     </w:p>
     <w:p>

--- a/納品レポート/ホテル別レポート/daiwa_osaki_口コミ分析改善レポート.docx
+++ b/納品レポート/ホテル別レポート/daiwa_osaki_口コミ分析改善レポート.docx
@@ -131,7 +131,7 @@
           <w:sz w:val="20"/>
           <w:szCs w:val="20"/>
         </w:rPr>
-        <w:t xml:space="preserve">作成日：2026年4月7日</w:t>
+        <w:t xml:space="preserve">作成日：2026年4月8日</w:t>
       </w:r>
     </w:p>
     <w:p>
@@ -7670,7 +7670,7 @@
           <w:sz w:val="21"/>
           <w:szCs w:val="21"/>
         </w:rPr>
-        <w:t xml:space="preserve">立地は最高で、駅やその他のアメニティにとても近いです。パートナーは部屋に滞在している間だけひどいアレルギー症状が出ました。害虫が原因なのか、清掃用の化学薬品が原因なのかは分かりません。彼女はベッドにいる間だけ苦しんで、旅行中は日中は全く苦しみませんでした。もう一つの不満は、エレベーターが常に4階のロビーで止まるため、洗濯室や電子レンジを利用するのに非常に時間がかかることです。階段で他の階に行...</w:t>
+        <w:t xml:space="preserve">立地は最高で、駅やその他のアメニティにとても近いです。パートナーは部屋に滞在している間だけひどいアレルギー症状が出ました。害虫が原因なのか、清掃用の化学薬品が原因なのかは分かりません。彼女はベッドにいる間だけ症状が出、旅行中は日中は全く症状が出ませんでした。もう一つの不満は、エレベーターが常に4階のロビーで止まるため、洗濯室や電子レンジを利用するのに非常に時間がかかることです。階段で他の階に...</w:t>
       </w:r>
     </w:p>
     <w:p>

--- a/納品レポート/ホテル別レポート/daiwa_osaki_口コミ分析改善レポート.docx
+++ b/納品レポート/ホテル別レポート/daiwa_osaki_口コミ分析改善レポート.docx
@@ -131,7 +131,7 @@
           <w:sz w:val="20"/>
           <w:szCs w:val="20"/>
         </w:rPr>
-        <w:t xml:space="preserve">作成日：2026年4月10日</w:t>
+        <w:t xml:space="preserve">作成日：2026年4月11日</w:t>
       </w:r>
     </w:p>
     <w:p>

--- a/納品レポート/ホテル別レポート/daiwa_osaki_口コミ分析改善レポート.docx
+++ b/納品レポート/ホテル別レポート/daiwa_osaki_口コミ分析改善レポート.docx
@@ -131,7 +131,7 @@
           <w:sz w:val="20"/>
           <w:szCs w:val="20"/>
         </w:rPr>
-        <w:t xml:space="preserve">作成日：2026年4月11日</w:t>
+        <w:t xml:space="preserve">作成日：2026年4月13日</w:t>
       </w:r>
     </w:p>
     <w:p>
@@ -7655,7 +7655,7 @@
           <w:sz w:val="21"/>
           <w:szCs w:val="21"/>
         </w:rPr>
-        <w:t xml:space="preserve">立地は最高で、駅やその他のアメニティにとても近いです。パートナーは部屋に滞在している間だけひどいアレルギー症状が出ました。害虫が原因なのか、清掃用の化学薬品が原因なのかは分かりません。彼女はベッドにいる間だけ苦しんで、旅行中は日中は全く苦しみませんでした。もう一つの不満は、エレベーターが常に4階のロビーで止まるため、洗濯室や電子レンジを利用するのに非常に時間がかかることです。階段で他の階に行...</w:t>
+        <w:t xml:space="preserve">立地は最高で、駅やその他のアメニティにとても近いです。パートナーは部屋に滞在している間だけひどいアレルギー症状が出ました。害虫が原因なのか、清掃用の化学薬品が原因なのかは分かりません。彼女はベッドにいる間だけ症状が出、旅行中は日中は全く症状が出ませんでした。もう一つの不満は、エレベーターが常に4階のロビーで止まるため、洗濯室や電子レンジを利用するのに非常に時間がかかることです。階段で他の階に...</w:t>
       </w:r>
     </w:p>
     <w:p>

--- a/納品レポート/ホテル別レポート/daiwa_osaki_口コミ分析改善レポート.docx
+++ b/納品レポート/ホテル別レポート/daiwa_osaki_口コミ分析改善レポート.docx
@@ -131,7 +131,7 @@
           <w:sz w:val="20"/>
           <w:szCs w:val="20"/>
         </w:rPr>
-        <w:t xml:space="preserve">作成日：2026年4月13日</w:t>
+        <w:t xml:space="preserve">作成日：2026年4月15日</w:t>
       </w:r>
     </w:p>
     <w:p>

--- a/納品レポート/ホテル別レポート/daiwa_osaki_口コミ分析改善レポート.docx
+++ b/納品レポート/ホテル別レポート/daiwa_osaki_口コミ分析改善レポート.docx
@@ -131,7 +131,7 @@
           <w:sz w:val="20"/>
           <w:szCs w:val="20"/>
         </w:rPr>
-        <w:t xml:space="preserve">作成日：2026年4月16日</w:t>
+        <w:t xml:space="preserve">作成日：2026年4月20日</w:t>
       </w:r>
     </w:p>
     <w:p>
@@ -7655,7 +7655,7 @@
           <w:sz w:val="21"/>
           <w:szCs w:val="21"/>
         </w:rPr>
-        <w:t xml:space="preserve">立地は最高で、駅やその他のアメニティにとても近いです。パートナーは部屋に滞在している間だけひどいアレルギー症状が出ました。害虫が原因なのか、清掃用の化学薬品が原因なのかは分かりません。彼女はベッドにいる間だけ症状が出、旅行中は日中は全く症状が出ませんでした。もう一つの不満は、エレベーターが常に4階のロビーで止まるため、洗濯室や電子レンジを利用するのに非常に時間がかかることです。階段で他の階に...</w:t>
+        <w:t xml:space="preserve">立地は最高で、駅やその他のアメニティにとても近いです。パートナーは部屋に滞在している間だけひどいアレルギー症状が出ました。害虫が原因なのか、清掃用の化学薬品が原因なのかは分かりません。彼女はベッドにいる間だけ苦しんで、旅行中は日中は全く苦しみませんでした。もう一つの不満は、エレベーターが常に4階のロビーで止まるため、洗濯室や電子レンジを利用するのに非常に時間がかかることです。階段で他の階に行...</w:t>
       </w:r>
     </w:p>
     <w:p>

--- a/納品レポート/ホテル別レポート/daiwa_osaki_口コミ分析改善レポート.docx
+++ b/納品レポート/ホテル別レポート/daiwa_osaki_口コミ分析改善レポート.docx
@@ -61,7 +61,7 @@
           <w:sz w:val="32"/>
           <w:szCs w:val="32"/>
         </w:rPr>
-        <w:t xml:space="preserve">ダイワロイネットホテル東京大崎</w:t>
+        <w:t xml:space="preserve">ダイワロイネットホテル大崎</w:t>
       </w:r>
     </w:p>
     <w:p>
@@ -131,7 +131,7 @@
           <w:sz w:val="20"/>
           <w:szCs w:val="20"/>
         </w:rPr>
-        <w:t xml:space="preserve">作成日：2026年4月20日</w:t>
+        <w:t xml:space="preserve">作成日：2026年4月21日</w:t>
       </w:r>
     </w:p>
     <w:p>
@@ -4322,7 +4322,7 @@
           <w:sz w:val="21"/>
           <w:szCs w:val="21"/>
         </w:rPr>
-        <w:t xml:space="preserve">口コミの多数で「立地・アクセス」に関するポジティブな言及が見られ、ダイワロイネットホテル東京大崎の最大の差別化要因となっています。会社にも徒歩圏内でとても近く、地下鉄大斉駅もすぐ下にありますといった声が多数寄せられています。</w:t>
+        <w:t xml:space="preserve">口コミの多数で「立地・アクセス」に関するポジティブな言及が見られ、ダイワロイネットホテル大崎の最大の差別化要因となっています。会社にも徒歩圏内でとても近く、地下鉄大斉駅もすぐ下にありますといった声が多数寄せられています。</w:t>
       </w:r>
     </w:p>
     <w:p>
@@ -7756,7 +7756,7 @@
                 <w:sz w:val="21"/>
                 <w:szCs w:val="21"/>
               </w:rPr>
-              <w:t xml:space="preserve">ダイワロイネットホテル東京大崎は、全体平均8.59点（10点換算）、高評価率73.0%という良好な顧客満足度を維持しているホテルです。特に「立地・アクセス」「清潔さ・清掃」が多くのゲストから高く評価されています。</w:t>
+              <w:t xml:space="preserve">ダイワロイネットホテル大崎は、全体平均8.59点（10点換算）、高評価率73.0%という良好な顧客満足度を維持しているホテルです。特に「立地・アクセス」「清潔さ・清掃」が多くのゲストから高く評価されています。</w:t>
             </w:r>
           </w:p>
           <w:p>
@@ -7811,7 +7811,7 @@
                 <w:sz w:val="21"/>
                 <w:szCs w:val="21"/>
               </w:rPr>
-              <w:t xml:space="preserve">立地・アクセスという強みを活かしつつ、段階的な改善を実行することで、ダイワロイネットホテル東京大崎はさらなる顧客満足度の向上とブランド価値の強化を実現することができます。</w:t>
+              <w:t xml:space="preserve">立地・アクセスという強みを活かしつつ、段階的な改善を実行することで、ダイワロイネットホテル大崎はさらなる顧客満足度の向上とブランド価値の強化を実現することができます。</w:t>
             </w:r>
           </w:p>
         </w:tc>
@@ -7987,7 +7987,7 @@
         <w:sz w:val="16"/>
         <w:szCs w:val="16"/>
       </w:rPr>
-      <w:t xml:space="preserve">ダイワロイネットホテル東京大崎｜口コミ分析改善レポート</w:t>
+      <w:t xml:space="preserve">ダイワロイネットホテル大崎｜口コミ分析改善レポート</w:t>
     </w:r>
   </w:p>
 </w:hdr>

--- a/納品レポート/ホテル別レポート/daiwa_osaki_口コミ分析改善レポート.docx
+++ b/納品レポート/ホテル別レポート/daiwa_osaki_口コミ分析改善レポート.docx
@@ -61,7 +61,7 @@
           <w:sz w:val="32"/>
           <w:szCs w:val="32"/>
         </w:rPr>
-        <w:t xml:space="preserve">ダイワロイネットホテル大崎</w:t>
+        <w:t xml:space="preserve">ダイワロイネットホテル東京大崎</w:t>
       </w:r>
     </w:p>
     <w:p>
@@ -131,7 +131,7 @@
           <w:sz w:val="20"/>
           <w:szCs w:val="20"/>
         </w:rPr>
-        <w:t xml:space="preserve">作成日：2026年4月21日</w:t>
+        <w:t xml:space="preserve">作成日：2026年4月22日</w:t>
       </w:r>
     </w:p>
     <w:p>
@@ -4322,7 +4322,7 @@
           <w:sz w:val="21"/>
           <w:szCs w:val="21"/>
         </w:rPr>
-        <w:t xml:space="preserve">口コミの多数で「立地・アクセス」に関するポジティブな言及が見られ、ダイワロイネットホテル大崎の最大の差別化要因となっています。会社にも徒歩圏内でとても近く、地下鉄大斉駅もすぐ下にありますといった声が多数寄せられています。</w:t>
+        <w:t xml:space="preserve">口コミの多数で「立地・アクセス」に関するポジティブな言及が見られ、ダイワロイネットホテル東京大崎の最大の差別化要因となっています。会社にも徒歩圏内でとても近く、地下鉄大斉駅もすぐ下にありますといった声が多数寄せられています。</w:t>
       </w:r>
     </w:p>
     <w:p>
@@ -7756,7 +7756,7 @@
                 <w:sz w:val="21"/>
                 <w:szCs w:val="21"/>
               </w:rPr>
-              <w:t xml:space="preserve">ダイワロイネットホテル大崎は、全体平均8.59点（10点換算）、高評価率73.0%という良好な顧客満足度を維持しているホテルです。特に「立地・アクセス」「清潔さ・清掃」が多くのゲストから高く評価されています。</w:t>
+              <w:t xml:space="preserve">ダイワロイネットホテル東京大崎は、全体平均8.59点（10点換算）、高評価率73.0%という良好な顧客満足度を維持しているホテルです。特に「立地・アクセス」「清潔さ・清掃」が多くのゲストから高く評価されています。</w:t>
             </w:r>
           </w:p>
           <w:p>
@@ -7811,7 +7811,7 @@
                 <w:sz w:val="21"/>
                 <w:szCs w:val="21"/>
               </w:rPr>
-              <w:t xml:space="preserve">立地・アクセスという強みを活かしつつ、段階的な改善を実行することで、ダイワロイネットホテル大崎はさらなる顧客満足度の向上とブランド価値の強化を実現することができます。</w:t>
+              <w:t xml:space="preserve">立地・アクセスという強みを活かしつつ、段階的な改善を実行することで、ダイワロイネットホテル東京大崎はさらなる顧客満足度の向上とブランド価値の強化を実現することができます。</w:t>
             </w:r>
           </w:p>
         </w:tc>
@@ -7987,7 +7987,7 @@
         <w:sz w:val="16"/>
         <w:szCs w:val="16"/>
       </w:rPr>
-      <w:t xml:space="preserve">ダイワロイネットホテル大崎｜口コミ分析改善レポート</w:t>
+      <w:t xml:space="preserve">ダイワロイネットホテル東京大崎｜口コミ分析改善レポート</w:t>
     </w:r>
   </w:p>
 </w:hdr>
